--- a/treasury-platform/docs/30-readiness/word/DOC-S08-database-access-model-and-secrets.docx
+++ b/treasury-platform/docs/30-readiness/word/DOC-S08-database-access-model-and-secrets.docx
@@ -663,7 +663,7 @@
                 <w:szCs w:val="18"/>
                 <w:rtl/>
               </w:rPr>
-              <w:t xml:space="preserve">db/static/020_roles_and_grants.sql، db/static/030_session_context.sql، db/static/010_rls.sql، db/generated/tsql/000_schemas.sql، db/generated/tsql/005_delete_grants.sql، db/generated/tsql/006_sensitive_columns.sql، db/generated/tsql/007_table_grants.sql، db/deploy.sql، tools/deploy/deploy.sh، tools/ci/db_ci.sh، .github/workflows/db-ci.yml، tools/dbgen/check_grants.py، docs/adr/0001-schema-work-on-linux.md، docs/adr/0002-login-and-session-bound-context.md، docs/20-database-design.md</w:t>
+              <w:t xml:space="preserve">db/static/020_roles_and_grants.sql، db/static/030_session_context.sql، db/static/010_rls.sql، db/generated/tsql/000_schemas.sql، db/generated/tsql/005_delete_grants.sql، db/generated/tsql/006_sensitive_columns.sql، db/generated/tsql/007_table_grants.sql، db/deploy.sql، tools/deploy/deploy.sh، tools/ci/db_ci.sh، ../.github/workflows/treasury-db-ci.yml (جذر المستودع)، tools/dbgen/check_grants.py، docs/adr/0001-schema-work-on-linux.md، docs/adr/0002-login-and-session-bound-context.md، docs/20-database-design.md</w:t>
             </w:r>
           </w:p>
         </w:tc>
@@ -1699,7 +1699,7 @@
           <w:szCs w:val="21"/>
           <w:rtl/>
         </w:rPr>
-        <w:t xml:space="preserve"> (tools/ci/db_ci.sh:14، :21، :54)، ويمر اليوم في حاوية التطوير فقط: لم يعمل على GitHub بعد، لأن ملف سير العمل تحت treasury-platform/.github وGitHub يقرأ سير العمل من جذر المستودع وحده (O-02 (erd_open_items)). كلمة المرور نص صريح في ملف سير العمل لحاوية لا يصل إليها غير هذه المهمة (.github/workflows/db-ci.yml:36-41). ولا يستعمل سير العمل أي سر من GitHub، وصلاحيته قراءة المحتوى فقط (.github/workflows/db-ci.yml:22-23).</w:t>
+        <w:t xml:space="preserve"> (tools/ci/db_ci.sh:14، :21، :54)، ويمر في حاوية التطوير وعلى GitHub منذ 2026-10-12: ملف سير العمل في جذر المستودع (../.github/workflows/treasury-db-ci.yml) لأن GitHub يقرأ سير العمل من هناك وحده (O-02 (erd_open_items)). كلمة المرور نص صريح في ملف سير العمل لحاوية لا يصل إليها غير هذه المهمة (../.github/workflows/treasury-db-ci.yml:41-46). ولا يستعمل سير العمل أي سر من GitHub، وصلاحيته قراءة المحتوى فقط (../.github/workflows/treasury-db-ci.yml:23-24).</w:t>
       </w:r>
     </w:p>
     <w:p>
@@ -5400,10 +5400,10 @@
         </w:tblBorders>
       </w:tblPr>
       <w:tblGrid>
-        <w:gridCol w:w="1387"/>
-        <w:gridCol w:w="2611"/>
-        <w:gridCol w:w="968"/>
-        <w:gridCol w:w="4898"/>
+        <w:gridCol w:w="1250"/>
+        <w:gridCol w:w="3237"/>
+        <w:gridCol w:w="962"/>
+        <w:gridCol w:w="4415"/>
       </w:tblGrid>
       <w:tr>
         <w:trPr>
@@ -5412,7 +5412,7 @@
         </w:trPr>
         <w:tc>
           <w:tcPr>
-            <w:tcW w:type="dxa" w:w="1387"/>
+            <w:tcW w:type="dxa" w:w="1250"/>
             <w:tcBorders>
               <w:top w:val="single" w:color="BFC9D6" w:sz="4"/>
               <w:left w:val="single" w:color="BFC9D6" w:sz="4"/>
@@ -5450,7 +5450,7 @@
         </w:tc>
         <w:tc>
           <w:tcPr>
-            <w:tcW w:type="dxa" w:w="2611"/>
+            <w:tcW w:type="dxa" w:w="3237"/>
             <w:tcBorders>
               <w:top w:val="single" w:color="BFC9D6" w:sz="4"/>
               <w:left w:val="single" w:color="BFC9D6" w:sz="4"/>
@@ -5498,7 +5498,7 @@
         </w:tc>
         <w:tc>
           <w:tcPr>
-            <w:tcW w:type="dxa" w:w="968"/>
+            <w:tcW w:type="dxa" w:w="962"/>
             <w:tcBorders>
               <w:top w:val="single" w:color="BFC9D6" w:sz="4"/>
               <w:left w:val="single" w:color="BFC9D6" w:sz="4"/>
@@ -5536,7 +5536,7 @@
         </w:tc>
         <w:tc>
           <w:tcPr>
-            <w:tcW w:type="dxa" w:w="4898"/>
+            <w:tcW w:type="dxa" w:w="4415"/>
             <w:tcBorders>
               <w:top w:val="single" w:color="BFC9D6" w:sz="4"/>
               <w:left w:val="single" w:color="BFC9D6" w:sz="4"/>
@@ -5579,7 +5579,7 @@
         </w:trPr>
         <w:tc>
           <w:tcPr>
-            <w:tcW w:type="dxa" w:w="1387"/>
+            <w:tcW w:type="dxa" w:w="1250"/>
             <w:tcBorders>
               <w:top w:val="single" w:color="BFC9D6" w:sz="4"/>
               <w:left w:val="single" w:color="BFC9D6" w:sz="4"/>
@@ -5700,7 +5700,7 @@
         </w:tc>
         <w:tc>
           <w:tcPr>
-            <w:tcW w:type="dxa" w:w="2611"/>
+            <w:tcW w:type="dxa" w:w="3237"/>
             <w:tcBorders>
               <w:top w:val="single" w:color="BFC9D6" w:sz="4"/>
               <w:left w:val="single" w:color="BFC9D6" w:sz="4"/>
@@ -5736,7 +5736,7 @@
         </w:tc>
         <w:tc>
           <w:tcPr>
-            <w:tcW w:type="dxa" w:w="968"/>
+            <w:tcW w:type="dxa" w:w="962"/>
             <w:tcBorders>
               <w:top w:val="single" w:color="BFC9D6" w:sz="4"/>
               <w:left w:val="single" w:color="BFC9D6" w:sz="4"/>
@@ -5772,7 +5772,7 @@
         </w:tc>
         <w:tc>
           <w:tcPr>
-            <w:tcW w:type="dxa" w:w="4898"/>
+            <w:tcW w:type="dxa" w:w="4415"/>
             <w:tcBorders>
               <w:top w:val="single" w:color="BFC9D6" w:sz="4"/>
               <w:left w:val="single" w:color="BFC9D6" w:sz="4"/>
@@ -5813,7 +5813,7 @@
         </w:trPr>
         <w:tc>
           <w:tcPr>
-            <w:tcW w:type="dxa" w:w="1387"/>
+            <w:tcW w:type="dxa" w:w="1250"/>
             <w:tcBorders>
               <w:top w:val="single" w:color="BFC9D6" w:sz="4"/>
               <w:left w:val="single" w:color="BFC9D6" w:sz="4"/>
@@ -5863,7 +5863,7 @@
         </w:tc>
         <w:tc>
           <w:tcPr>
-            <w:tcW w:type="dxa" w:w="2611"/>
+            <w:tcW w:type="dxa" w:w="3237"/>
             <w:tcBorders>
               <w:top w:val="single" w:color="BFC9D6" w:sz="4"/>
               <w:left w:val="single" w:color="BFC9D6" w:sz="4"/>
@@ -5924,7 +5924,7 @@
         </w:tc>
         <w:tc>
           <w:tcPr>
-            <w:tcW w:type="dxa" w:w="968"/>
+            <w:tcW w:type="dxa" w:w="962"/>
             <w:tcBorders>
               <w:top w:val="single" w:color="BFC9D6" w:sz="4"/>
               <w:left w:val="single" w:color="BFC9D6" w:sz="4"/>
@@ -5974,7 +5974,7 @@
         </w:tc>
         <w:tc>
           <w:tcPr>
-            <w:tcW w:type="dxa" w:w="4898"/>
+            <w:tcW w:type="dxa" w:w="4415"/>
             <w:tcBorders>
               <w:top w:val="single" w:color="BFC9D6" w:sz="4"/>
               <w:left w:val="single" w:color="BFC9D6" w:sz="4"/>
@@ -6016,7 +6016,7 @@
         </w:trPr>
         <w:tc>
           <w:tcPr>
-            <w:tcW w:type="dxa" w:w="1387"/>
+            <w:tcW w:type="dxa" w:w="1250"/>
             <w:tcBorders>
               <w:top w:val="single" w:color="BFC9D6" w:sz="4"/>
               <w:left w:val="single" w:color="BFC9D6" w:sz="4"/>
@@ -6052,7 +6052,7 @@
         </w:tc>
         <w:tc>
           <w:tcPr>
-            <w:tcW w:type="dxa" w:w="2611"/>
+            <w:tcW w:type="dxa" w:w="3237"/>
             <w:tcBorders>
               <w:top w:val="single" w:color="BFC9D6" w:sz="4"/>
               <w:left w:val="single" w:color="BFC9D6" w:sz="4"/>
@@ -6088,7 +6088,7 @@
         </w:tc>
         <w:tc>
           <w:tcPr>
-            <w:tcW w:type="dxa" w:w="968"/>
+            <w:tcW w:type="dxa" w:w="962"/>
             <w:tcBorders>
               <w:top w:val="single" w:color="BFC9D6" w:sz="4"/>
               <w:left w:val="single" w:color="BFC9D6" w:sz="4"/>
@@ -6124,7 +6124,7 @@
         </w:tc>
         <w:tc>
           <w:tcPr>
-            <w:tcW w:type="dxa" w:w="4898"/>
+            <w:tcW w:type="dxa" w:w="4415"/>
             <w:tcBorders>
               <w:top w:val="single" w:color="BFC9D6" w:sz="4"/>
               <w:left w:val="single" w:color="BFC9D6" w:sz="4"/>
@@ -6165,7 +6165,7 @@
         </w:trPr>
         <w:tc>
           <w:tcPr>
-            <w:tcW w:type="dxa" w:w="1387"/>
+            <w:tcW w:type="dxa" w:w="1250"/>
             <w:tcBorders>
               <w:top w:val="single" w:color="BFC9D6" w:sz="4"/>
               <w:left w:val="single" w:color="BFC9D6" w:sz="4"/>
@@ -6215,7 +6215,7 @@
         </w:tc>
         <w:tc>
           <w:tcPr>
-            <w:tcW w:type="dxa" w:w="2611"/>
+            <w:tcW w:type="dxa" w:w="3237"/>
             <w:tcBorders>
               <w:top w:val="single" w:color="BFC9D6" w:sz="4"/>
               <w:left w:val="single" w:color="BFC9D6" w:sz="4"/>
@@ -6252,7 +6252,7 @@
         </w:tc>
         <w:tc>
           <w:tcPr>
-            <w:tcW w:type="dxa" w:w="968"/>
+            <w:tcW w:type="dxa" w:w="962"/>
             <w:tcBorders>
               <w:top w:val="single" w:color="BFC9D6" w:sz="4"/>
               <w:left w:val="single" w:color="BFC9D6" w:sz="4"/>
@@ -6289,7 +6289,7 @@
         </w:tc>
         <w:tc>
           <w:tcPr>
-            <w:tcW w:type="dxa" w:w="4898"/>
+            <w:tcW w:type="dxa" w:w="4415"/>
             <w:tcBorders>
               <w:top w:val="single" w:color="BFC9D6" w:sz="4"/>
               <w:left w:val="single" w:color="BFC9D6" w:sz="4"/>
@@ -6331,7 +6331,7 @@
         </w:trPr>
         <w:tc>
           <w:tcPr>
-            <w:tcW w:type="dxa" w:w="1387"/>
+            <w:tcW w:type="dxa" w:w="1250"/>
             <w:tcBorders>
               <w:top w:val="single" w:color="BFC9D6" w:sz="4"/>
               <w:left w:val="single" w:color="BFC9D6" w:sz="4"/>
@@ -6380,7 +6380,7 @@
         </w:tc>
         <w:tc>
           <w:tcPr>
-            <w:tcW w:type="dxa" w:w="2611"/>
+            <w:tcW w:type="dxa" w:w="3237"/>
             <w:tcBorders>
               <w:top w:val="single" w:color="BFC9D6" w:sz="4"/>
               <w:left w:val="single" w:color="BFC9D6" w:sz="4"/>
@@ -6416,7 +6416,7 @@
         </w:tc>
         <w:tc>
           <w:tcPr>
-            <w:tcW w:type="dxa" w:w="968"/>
+            <w:tcW w:type="dxa" w:w="962"/>
             <w:tcBorders>
               <w:top w:val="single" w:color="BFC9D6" w:sz="4"/>
               <w:left w:val="single" w:color="BFC9D6" w:sz="4"/>
@@ -6452,7 +6452,7 @@
         </w:tc>
         <w:tc>
           <w:tcPr>
-            <w:tcW w:type="dxa" w:w="4898"/>
+            <w:tcW w:type="dxa" w:w="4415"/>
             <w:tcBorders>
               <w:top w:val="single" w:color="BFC9D6" w:sz="4"/>
               <w:left w:val="single" w:color="BFC9D6" w:sz="4"/>
@@ -6493,7 +6493,7 @@
         </w:trPr>
         <w:tc>
           <w:tcPr>
-            <w:tcW w:type="dxa" w:w="1387"/>
+            <w:tcW w:type="dxa" w:w="1250"/>
             <w:tcBorders>
               <w:top w:val="single" w:color="BFC9D6" w:sz="4"/>
               <w:left w:val="single" w:color="BFC9D6" w:sz="4"/>
@@ -6554,7 +6554,7 @@
         </w:tc>
         <w:tc>
           <w:tcPr>
-            <w:tcW w:type="dxa" w:w="2611"/>
+            <w:tcW w:type="dxa" w:w="3237"/>
             <w:tcBorders>
               <w:top w:val="single" w:color="BFC9D6" w:sz="4"/>
               <w:left w:val="single" w:color="BFC9D6" w:sz="4"/>
@@ -6585,13 +6585,13 @@
                 <w:szCs w:val="18"/>
                 <w:rtl/>
               </w:rPr>
-              <w:t xml:space="preserve">نص صريح لحاوية مؤقتة (.github/workflows/db-ci.yml:37، :41)</w:t>
-            </w:r>
-          </w:p>
-        </w:tc>
-        <w:tc>
-          <w:tcPr>
-            <w:tcW w:type="dxa" w:w="968"/>
+              <w:t xml:space="preserve">نص صريح لحاوية مؤقتة (../.github/workflows/treasury-db-ci.yml:42، :46)</w:t>
+            </w:r>
+          </w:p>
+        </w:tc>
+        <w:tc>
+          <w:tcPr>
+            <w:tcW w:type="dxa" w:w="962"/>
             <w:tcBorders>
               <w:top w:val="single" w:color="BFC9D6" w:sz="4"/>
               <w:left w:val="single" w:color="BFC9D6" w:sz="4"/>
@@ -6628,7 +6628,7 @@
         </w:tc>
         <w:tc>
           <w:tcPr>
-            <w:tcW w:type="dxa" w:w="4898"/>
+            <w:tcW w:type="dxa" w:w="4415"/>
             <w:tcBorders>
               <w:top w:val="single" w:color="BFC9D6" w:sz="4"/>
               <w:left w:val="single" w:color="BFC9D6" w:sz="4"/>
@@ -6670,7 +6670,7 @@
         </w:trPr>
         <w:tc>
           <w:tcPr>
-            <w:tcW w:type="dxa" w:w="1387"/>
+            <w:tcW w:type="dxa" w:w="1250"/>
             <w:tcBorders>
               <w:top w:val="single" w:color="BFC9D6" w:sz="4"/>
               <w:left w:val="single" w:color="BFC9D6" w:sz="4"/>
@@ -6706,7 +6706,7 @@
         </w:tc>
         <w:tc>
           <w:tcPr>
-            <w:tcW w:type="dxa" w:w="2611"/>
+            <w:tcW w:type="dxa" w:w="3237"/>
             <w:tcBorders>
               <w:top w:val="single" w:color="BFC9D6" w:sz="4"/>
               <w:left w:val="single" w:color="BFC9D6" w:sz="4"/>
@@ -6742,7 +6742,7 @@
         </w:tc>
         <w:tc>
           <w:tcPr>
-            <w:tcW w:type="dxa" w:w="968"/>
+            <w:tcW w:type="dxa" w:w="962"/>
             <w:tcBorders>
               <w:top w:val="single" w:color="BFC9D6" w:sz="4"/>
               <w:left w:val="single" w:color="BFC9D6" w:sz="4"/>
@@ -6778,7 +6778,7 @@
         </w:tc>
         <w:tc>
           <w:tcPr>
-            <w:tcW w:type="dxa" w:w="4898"/>
+            <w:tcW w:type="dxa" w:w="4415"/>
             <w:tcBorders>
               <w:top w:val="single" w:color="BFC9D6" w:sz="4"/>
               <w:left w:val="single" w:color="BFC9D6" w:sz="4"/>
@@ -6819,7 +6819,7 @@
         </w:trPr>
         <w:tc>
           <w:tcPr>
-            <w:tcW w:type="dxa" w:w="1387"/>
+            <w:tcW w:type="dxa" w:w="1250"/>
             <w:tcBorders>
               <w:top w:val="single" w:color="BFC9D6" w:sz="4"/>
               <w:left w:val="single" w:color="BFC9D6" w:sz="4"/>
@@ -6856,7 +6856,7 @@
         </w:tc>
         <w:tc>
           <w:tcPr>
-            <w:tcW w:type="dxa" w:w="2611"/>
+            <w:tcW w:type="dxa" w:w="3237"/>
             <w:tcBorders>
               <w:top w:val="single" w:color="BFC9D6" w:sz="4"/>
               <w:left w:val="single" w:color="BFC9D6" w:sz="4"/>
@@ -6893,7 +6893,7 @@
         </w:tc>
         <w:tc>
           <w:tcPr>
-            <w:tcW w:type="dxa" w:w="968"/>
+            <w:tcW w:type="dxa" w:w="962"/>
             <w:tcBorders>
               <w:top w:val="single" w:color="BFC9D6" w:sz="4"/>
               <w:left w:val="single" w:color="BFC9D6" w:sz="4"/>
@@ -6930,7 +6930,7 @@
         </w:tc>
         <w:tc>
           <w:tcPr>
-            <w:tcW w:type="dxa" w:w="4898"/>
+            <w:tcW w:type="dxa" w:w="4415"/>
             <w:tcBorders>
               <w:top w:val="single" w:color="BFC9D6" w:sz="4"/>
               <w:left w:val="single" w:color="BFC9D6" w:sz="4"/>

--- a/treasury-platform/docs/30-readiness/word/DOC-S08-database-access-model-and-secrets.docx
+++ b/treasury-platform/docs/30-readiness/word/DOC-S08-database-access-model-and-secrets.docx
@@ -976,6 +976,210 @@
     </w:p>
     <w:p>
       <w:pPr>
+        <w:pBdr>
+          <w:top w:val="single" w:color="E8C766" w:sz="6" w:space="6"/>
+          <w:left w:val="single" w:color="E8C766" w:sz="6" w:space="6"/>
+          <w:bottom w:val="single" w:color="E8C766" w:sz="6" w:space="6"/>
+          <w:right w:val="single" w:color="E8C766" w:sz="6" w:space="6"/>
+        </w:pBdr>
+        <w:shd w:fill="FFF8E1" w:color="auto" w:val="clear"/>
+        <w:bidi/>
+        <w:spacing w:after="160" w:before="60" w:line="300"/>
+        <w:ind w:left="140" w:right="140"/>
+      </w:pPr>
+      <w:r>
+        <w:rPr>
+          <w:rFonts w:ascii="Arial" w:cs="Arial" w:eastAsia="Arial" w:hAnsi="Arial"/>
+          <w:b/>
+          <w:bCs/>
+          <w:sz w:val="20"/>
+          <w:szCs w:val="20"/>
+          <w:rtl/>
+        </w:rPr>
+        <w:t xml:space="preserve">تحديث التنفيذ (2026-10-12):</w:t>
+      </w:r>
+      <w:r>
+        <w:rPr>
+          <w:rFonts w:ascii="Arial" w:cs="Arial" w:eastAsia="Arial" w:hAnsi="Arial"/>
+          <w:b w:val="false"/>
+          <w:bCs w:val="false"/>
+          <w:sz w:val="20"/>
+          <w:szCs w:val="20"/>
+          <w:rtl/>
+        </w:rPr>
+        <w:t xml:space="preserve"> الدوران </w:t>
+      </w:r>
+      <w:r>
+        <w:rPr>
+          <w:rFonts w:ascii="Courier New" w:cs="Courier New" w:eastAsia="Courier New" w:hAnsi="Courier New"/>
+          <w:b w:val="false"/>
+          <w:bCs w:val="false"/>
+          <w:color w:val="1F2937"/>
+          <w:sz w:val="18"/>
+          <w:szCs w:val="18"/>
+          <w:shd w:fill="F1F3F5" w:color="auto" w:val="clear"/>
+          <w:rtl/>
+        </w:rPr>
+        <w:t xml:space="preserve">‎tp_jobs‎</w:t>
+      </w:r>
+      <w:r>
+        <w:rPr>
+          <w:rFonts w:ascii="Arial" w:cs="Arial" w:eastAsia="Arial" w:hAnsi="Arial"/>
+          <w:b w:val="false"/>
+          <w:bCs w:val="false"/>
+          <w:sz w:val="20"/>
+          <w:szCs w:val="20"/>
+          <w:rtl/>
+        </w:rPr>
+        <w:t xml:space="preserve"> (عضو في </w:t>
+      </w:r>
+      <w:r>
+        <w:rPr>
+          <w:rFonts w:ascii="Courier New" w:cs="Courier New" w:eastAsia="Courier New" w:hAnsi="Courier New"/>
+          <w:b w:val="false"/>
+          <w:bCs w:val="false"/>
+          <w:color w:val="1F2937"/>
+          <w:sz w:val="18"/>
+          <w:szCs w:val="18"/>
+          <w:shd w:fill="F1F3F5" w:color="auto" w:val="clear"/>
+          <w:rtl/>
+        </w:rPr>
+        <w:t xml:space="preserve">‎tp_app‎</w:t>
+      </w:r>
+      <w:r>
+        <w:rPr>
+          <w:rFonts w:ascii="Arial" w:cs="Arial" w:eastAsia="Arial" w:hAnsi="Arial"/>
+          <w:b w:val="false"/>
+          <w:bCs w:val="false"/>
+          <w:sz w:val="20"/>
+          <w:szCs w:val="20"/>
+          <w:rtl/>
+        </w:rPr>
+        <w:t xml:space="preserve">) و</w:t>
+      </w:r>
+      <w:r>
+        <w:rPr>
+          <w:rFonts w:ascii="Courier New" w:cs="Courier New" w:eastAsia="Courier New" w:hAnsi="Courier New"/>
+          <w:b w:val="false"/>
+          <w:bCs w:val="false"/>
+          <w:color w:val="1F2937"/>
+          <w:sz w:val="18"/>
+          <w:szCs w:val="18"/>
+          <w:shd w:fill="F1F3F5" w:color="auto" w:val="clear"/>
+          <w:rtl/>
+        </w:rPr>
+        <w:t xml:space="preserve">‎tp_support‎</w:t>
+      </w:r>
+      <w:r>
+        <w:rPr>
+          <w:rFonts w:ascii="Arial" w:cs="Arial" w:eastAsia="Arial" w:hAnsi="Arial"/>
+          <w:b w:val="false"/>
+          <w:bCs w:val="false"/>
+          <w:sz w:val="20"/>
+          <w:szCs w:val="20"/>
+          <w:rtl/>
+        </w:rPr>
+        <w:t xml:space="preserve"> (عضو في </w:t>
+      </w:r>
+      <w:r>
+        <w:rPr>
+          <w:rFonts w:ascii="Courier New" w:cs="Courier New" w:eastAsia="Courier New" w:hAnsi="Courier New"/>
+          <w:b w:val="false"/>
+          <w:bCs w:val="false"/>
+          <w:color w:val="1F2937"/>
+          <w:sz w:val="18"/>
+          <w:szCs w:val="18"/>
+          <w:shd w:fill="F1F3F5" w:color="auto" w:val="clear"/>
+          <w:rtl/>
+        </w:rPr>
+        <w:t xml:space="preserve">‎tp_readonly‎</w:t>
+      </w:r>
+      <w:r>
+        <w:rPr>
+          <w:rFonts w:ascii="Arial" w:cs="Arial" w:eastAsia="Arial" w:hAnsi="Arial"/>
+          <w:b w:val="false"/>
+          <w:bCs w:val="false"/>
+          <w:sz w:val="20"/>
+          <w:szCs w:val="20"/>
+          <w:rtl/>
+        </w:rPr>
+        <w:t xml:space="preserve">) منشآن في db/static/037_job_context.sql وdb/static/036_operator_and_support.sql (ADR 0004)، ولكل منهما إجراءات ربطه فقط. ويفقد </w:t>
+      </w:r>
+      <w:r>
+        <w:rPr>
+          <w:rFonts w:ascii="Courier New" w:cs="Courier New" w:eastAsia="Courier New" w:hAnsi="Courier New"/>
+          <w:b w:val="false"/>
+          <w:bCs w:val="false"/>
+          <w:color w:val="1F2937"/>
+          <w:sz w:val="18"/>
+          <w:szCs w:val="18"/>
+          <w:shd w:fill="F1F3F5" w:color="auto" w:val="clear"/>
+          <w:rtl/>
+        </w:rPr>
+        <w:t xml:space="preserve">‎tp_platform‎</w:t>
+      </w:r>
+      <w:r>
+        <w:rPr>
+          <w:rFonts w:ascii="Arial" w:cs="Arial" w:eastAsia="Arial" w:hAnsi="Arial"/>
+          <w:b w:val="false"/>
+          <w:bCs w:val="false"/>
+          <w:sz w:val="20"/>
+          <w:szCs w:val="20"/>
+          <w:rtl/>
+        </w:rPr>
+        <w:t xml:space="preserve"> إدراج المشترك والمشغّل وتعديل أعمدة الحالة وبيانات الاعتماد. يبقى إنشاء الحسابين </w:t>
+      </w:r>
+      <w:r>
+        <w:rPr>
+          <w:rFonts w:ascii="Courier New" w:cs="Courier New" w:eastAsia="Courier New" w:hAnsi="Courier New"/>
+          <w:b w:val="false"/>
+          <w:bCs w:val="false"/>
+          <w:color w:val="1F2937"/>
+          <w:sz w:val="18"/>
+          <w:szCs w:val="18"/>
+          <w:shd w:fill="F1F3F5" w:color="auto" w:val="clear"/>
+          <w:rtl/>
+        </w:rPr>
+        <w:t xml:space="preserve">‎bankfas_jobs‎</w:t>
+      </w:r>
+      <w:r>
+        <w:rPr>
+          <w:rFonts w:ascii="Arial" w:cs="Arial" w:eastAsia="Arial" w:hAnsi="Arial"/>
+          <w:b w:val="false"/>
+          <w:bCs w:val="false"/>
+          <w:sz w:val="20"/>
+          <w:szCs w:val="20"/>
+          <w:rtl/>
+        </w:rPr>
+        <w:t xml:space="preserve"> و</w:t>
+      </w:r>
+      <w:r>
+        <w:rPr>
+          <w:rFonts w:ascii="Courier New" w:cs="Courier New" w:eastAsia="Courier New" w:hAnsi="Courier New"/>
+          <w:b w:val="false"/>
+          <w:bCs w:val="false"/>
+          <w:color w:val="1F2937"/>
+          <w:sz w:val="18"/>
+          <w:szCs w:val="18"/>
+          <w:shd w:fill="F1F3F5" w:color="auto" w:val="clear"/>
+          <w:rtl/>
+        </w:rPr>
+        <w:t xml:space="preserve">‎bankfas_support‎</w:t>
+      </w:r>
+      <w:r>
+        <w:rPr>
+          <w:rFonts w:ascii="Arial" w:cs="Arial" w:eastAsia="Arial" w:hAnsi="Arial"/>
+          <w:b w:val="false"/>
+          <w:bCs w:val="false"/>
+          <w:sz w:val="20"/>
+          <w:szCs w:val="20"/>
+          <w:rtl/>
+        </w:rPr>
+        <w:t xml:space="preserve"> وأسرارهما عند النشر.</w:t>
+      </w:r>
+    </w:p>
+    <w:p>
+      <w:pPr>
         <w:pStyle w:val="Heading1"/>
         <w:bidi/>
       </w:pPr>
@@ -9337,14 +9541,23 @@
             </w:pPr>
             <w:r>
               <w:rPr>
-                <w:rFonts w:ascii="Arial" w:cs="Arial" w:eastAsia="Arial" w:hAnsi="Arial"/>
-                <w:b w:val="false"/>
-                <w:bCs w:val="false"/>
-                <w:sz w:val="18"/>
-                <w:szCs w:val="18"/>
-                <w:rtl/>
-              </w:rPr>
-              <w:t xml:space="preserve">غير موجودين</w:t>
+                <w:rFonts w:ascii="Segoe UI Emoji" w:cs="Segoe UI Emoji" w:eastAsia="Segoe UI Emoji" w:hAnsi="Segoe UI Emoji"/>
+                <w:sz w:val="18"/>
+                <w:szCs w:val="18"/>
+                <w:rtl/>
+              </w:rPr>
+              <w:t xml:space="preserve">✅</w:t>
+            </w:r>
+            <w:r>
+              <w:rPr>
+                <w:rFonts w:ascii="Arial" w:cs="Arial" w:eastAsia="Arial" w:hAnsi="Arial"/>
+                <w:b w:val="false"/>
+                <w:bCs w:val="false"/>
+                <w:sz w:val="18"/>
+                <w:szCs w:val="18"/>
+                <w:rtl/>
+              </w:rPr>
+              <w:t xml:space="preserve"> منشآن (ADR 0004)</w:t>
             </w:r>
           </w:p>
         </w:tc>
@@ -9381,7 +9594,7 @@
                 <w:szCs w:val="18"/>
                 <w:rtl/>
               </w:rPr>
-              <w:t xml:space="preserve">—</w:t>
+              <w:t xml:space="preserve">db/static/036 و037</w:t>
             </w:r>
           </w:p>
         </w:tc>
@@ -9409,17 +9622,6 @@
               <w:bidi/>
               <w:spacing w:after="30" w:before="30" w:line="264"/>
             </w:pPr>
-            <w:r>
-              <w:rPr>
-                <w:rFonts w:ascii="Arial" w:cs="Arial" w:eastAsia="Arial" w:hAnsi="Arial"/>
-                <w:b w:val="false"/>
-                <w:bCs w:val="false"/>
-                <w:sz w:val="18"/>
-                <w:szCs w:val="18"/>
-                <w:rtl/>
-              </w:rPr>
-              <w:t xml:space="preserve">يُنشآن بمنح </w:t>
-            </w:r>
             <w:r>
               <w:rPr>
                 <w:rFonts w:ascii="Courier New" w:cs="Courier New" w:eastAsia="Courier New" w:hAnsi="Courier New"/>
@@ -9431,6 +9633,54 @@
                 <w:shd w:fill="F1F3F5" w:color="auto" w:val="clear"/>
                 <w:rtl/>
               </w:rPr>
+              <w:t xml:space="preserve">‎tp_jobs‎</w:t>
+            </w:r>
+            <w:r>
+              <w:rPr>
+                <w:rFonts w:ascii="Arial" w:cs="Arial" w:eastAsia="Arial" w:hAnsi="Arial"/>
+                <w:b w:val="false"/>
+                <w:bCs w:val="false"/>
+                <w:sz w:val="18"/>
+                <w:szCs w:val="18"/>
+                <w:rtl/>
+              </w:rPr>
+              <w:t xml:space="preserve"> عضو في </w:t>
+            </w:r>
+            <w:r>
+              <w:rPr>
+                <w:rFonts w:ascii="Courier New" w:cs="Courier New" w:eastAsia="Courier New" w:hAnsi="Courier New"/>
+                <w:b w:val="false"/>
+                <w:bCs w:val="false"/>
+                <w:color w:val="1F2937"/>
+                <w:sz w:val="16"/>
+                <w:szCs w:val="16"/>
+                <w:shd w:fill="F1F3F5" w:color="auto" w:val="clear"/>
+                <w:rtl/>
+              </w:rPr>
+              <w:t xml:space="preserve">‎tp_app‎</w:t>
+            </w:r>
+            <w:r>
+              <w:rPr>
+                <w:rFonts w:ascii="Arial" w:cs="Arial" w:eastAsia="Arial" w:hAnsi="Arial"/>
+                <w:b w:val="false"/>
+                <w:bCs w:val="false"/>
+                <w:sz w:val="18"/>
+                <w:szCs w:val="18"/>
+                <w:rtl/>
+              </w:rPr>
+              <w:t xml:space="preserve"> مع </w:t>
+            </w:r>
+            <w:r>
+              <w:rPr>
+                <w:rFonts w:ascii="Courier New" w:cs="Courier New" w:eastAsia="Courier New" w:hAnsi="Courier New"/>
+                <w:b w:val="false"/>
+                <w:bCs w:val="false"/>
+                <w:color w:val="1F2937"/>
+                <w:sz w:val="16"/>
+                <w:szCs w:val="16"/>
+                <w:shd w:fill="F1F3F5" w:color="auto" w:val="clear"/>
+                <w:rtl/>
+              </w:rPr>
               <w:t xml:space="preserve">‎EXECUTE‎</w:t>
             </w:r>
             <w:r>
@@ -9442,7 +9692,79 @@
                 <w:szCs w:val="18"/>
                 <w:rtl/>
               </w:rPr>
-              <w:t xml:space="preserve"> على إجراءات الربط الجديدة فقط (DOC-F04 §5.2 و§6.2)</w:t>
+              <w:t xml:space="preserve"> على ربط المهام وقائمة المشتركين والانتقالات والدعوة الأولى؛ </w:t>
+            </w:r>
+            <w:r>
+              <w:rPr>
+                <w:rFonts w:ascii="Courier New" w:cs="Courier New" w:eastAsia="Courier New" w:hAnsi="Courier New"/>
+                <w:b w:val="false"/>
+                <w:bCs w:val="false"/>
+                <w:color w:val="1F2937"/>
+                <w:sz w:val="16"/>
+                <w:szCs w:val="16"/>
+                <w:shd w:fill="F1F3F5" w:color="auto" w:val="clear"/>
+                <w:rtl/>
+              </w:rPr>
+              <w:t xml:space="preserve">‎tp_support‎</w:t>
+            </w:r>
+            <w:r>
+              <w:rPr>
+                <w:rFonts w:ascii="Arial" w:cs="Arial" w:eastAsia="Arial" w:hAnsi="Arial"/>
+                <w:b w:val="false"/>
+                <w:bCs w:val="false"/>
+                <w:sz w:val="18"/>
+                <w:szCs w:val="18"/>
+                <w:rtl/>
+              </w:rPr>
+              <w:t xml:space="preserve"> عضو في </w:t>
+            </w:r>
+            <w:r>
+              <w:rPr>
+                <w:rFonts w:ascii="Courier New" w:cs="Courier New" w:eastAsia="Courier New" w:hAnsi="Courier New"/>
+                <w:b w:val="false"/>
+                <w:bCs w:val="false"/>
+                <w:color w:val="1F2937"/>
+                <w:sz w:val="16"/>
+                <w:szCs w:val="16"/>
+                <w:shd w:fill="F1F3F5" w:color="auto" w:val="clear"/>
+                <w:rtl/>
+              </w:rPr>
+              <w:t xml:space="preserve">‎tp_readonly‎</w:t>
+            </w:r>
+            <w:r>
+              <w:rPr>
+                <w:rFonts w:ascii="Arial" w:cs="Arial" w:eastAsia="Arial" w:hAnsi="Arial"/>
+                <w:b w:val="false"/>
+                <w:bCs w:val="false"/>
+                <w:sz w:val="18"/>
+                <w:szCs w:val="18"/>
+                <w:rtl/>
+              </w:rPr>
+              <w:t xml:space="preserve"> مع </w:t>
+            </w:r>
+            <w:r>
+              <w:rPr>
+                <w:rFonts w:ascii="Courier New" w:cs="Courier New" w:eastAsia="Courier New" w:hAnsi="Courier New"/>
+                <w:b w:val="false"/>
+                <w:bCs w:val="false"/>
+                <w:color w:val="1F2937"/>
+                <w:sz w:val="16"/>
+                <w:szCs w:val="16"/>
+                <w:shd w:fill="F1F3F5" w:color="auto" w:val="clear"/>
+                <w:rtl/>
+              </w:rPr>
+              <w:t xml:space="preserve">‎EXECUTE‎</w:t>
+            </w:r>
+            <w:r>
+              <w:rPr>
+                <w:rFonts w:ascii="Arial" w:cs="Arial" w:eastAsia="Arial" w:hAnsi="Arial"/>
+                <w:b w:val="false"/>
+                <w:bCs w:val="false"/>
+                <w:sz w:val="18"/>
+                <w:szCs w:val="18"/>
+                <w:rtl/>
+              </w:rPr>
+              <w:t xml:space="preserve"> على ربط الدعم فقط</w:t>
             </w:r>
           </w:p>
         </w:tc>
@@ -13588,14 +13910,23 @@
             </w:pPr>
             <w:r>
               <w:rPr>
-                <w:rFonts w:ascii="Arial" w:cs="Arial" w:eastAsia="Arial" w:hAnsi="Arial"/>
-                <w:b w:val="false"/>
-                <w:bCs w:val="false"/>
-                <w:sz w:val="18"/>
-                <w:szCs w:val="18"/>
-                <w:rtl/>
-              </w:rPr>
-              <w:t xml:space="preserve">لا حساب له حتى تُحسم حالة استعمال؛ تقارير المشترك تمر بالتطبيق بربط عادي</w:t>
+                <w:rFonts w:ascii="Segoe UI Emoji" w:cs="Segoe UI Emoji" w:eastAsia="Segoe UI Emoji" w:hAnsi="Segoe UI Emoji"/>
+                <w:sz w:val="18"/>
+                <w:szCs w:val="18"/>
+                <w:rtl/>
+              </w:rPr>
+              <w:t xml:space="preserve">✅</w:t>
+            </w:r>
+            <w:r>
+              <w:rPr>
+                <w:rFonts w:ascii="Arial" w:cs="Arial" w:eastAsia="Arial" w:hAnsi="Arial"/>
+                <w:b w:val="false"/>
+                <w:bCs w:val="false"/>
+                <w:sz w:val="18"/>
+                <w:szCs w:val="18"/>
+                <w:rtl/>
+              </w:rPr>
+              <w:t xml:space="preserve"> معتمد من المالك (2026-10-12): لا حساب له حتى تُحسم حالة استعمال؛ تقارير المشترك تمر بالتطبيق بربط عادي</w:t>
             </w:r>
           </w:p>
         </w:tc>
@@ -14355,14 +14686,23 @@
             </w:pPr>
             <w:r>
               <w:rPr>
-                <w:rFonts w:ascii="Arial" w:cs="Arial" w:eastAsia="Arial" w:hAnsi="Arial"/>
-                <w:b w:val="false"/>
-                <w:bCs w:val="false"/>
-                <w:sz w:val="18"/>
-                <w:szCs w:val="18"/>
-                <w:rtl/>
-              </w:rPr>
-              <w:t xml:space="preserve">تعطيل </w:t>
+                <w:rFonts w:ascii="Segoe UI Emoji" w:cs="Segoe UI Emoji" w:eastAsia="Segoe UI Emoji" w:hAnsi="Segoe UI Emoji"/>
+                <w:sz w:val="18"/>
+                <w:szCs w:val="18"/>
+                <w:rtl/>
+              </w:rPr>
+              <w:t xml:space="preserve">✅</w:t>
+            </w:r>
+            <w:r>
+              <w:rPr>
+                <w:rFonts w:ascii="Arial" w:cs="Arial" w:eastAsia="Arial" w:hAnsi="Arial"/>
+                <w:b w:val="false"/>
+                <w:bCs w:val="false"/>
+                <w:sz w:val="18"/>
+                <w:szCs w:val="18"/>
+                <w:rtl/>
+              </w:rPr>
+              <w:t xml:space="preserve"> معتمد من المالك (2026-10-12): تعطيل </w:t>
             </w:r>
             <w:r>
               <w:rPr>

--- a/treasury-platform/docs/30-readiness/word/DOC-S08-database-access-model-and-secrets.docx
+++ b/treasury-platform/docs/30-readiness/word/DOC-S08-database-access-model-and-secrets.docx
@@ -1176,6 +1176,426 @@
           <w:rtl/>
         </w:rPr>
         <w:t xml:space="preserve"> وأسرارهما عند النشر.</w:t>
+      </w:r>
+    </w:p>
+    <w:p>
+      <w:pPr>
+        <w:pBdr>
+          <w:top w:val="single" w:color="E8C766" w:sz="6" w:space="6"/>
+          <w:left w:val="single" w:color="E8C766" w:sz="6" w:space="6"/>
+          <w:bottom w:val="single" w:color="E8C766" w:sz="6" w:space="6"/>
+          <w:right w:val="single" w:color="E8C766" w:sz="6" w:space="6"/>
+        </w:pBdr>
+        <w:shd w:fill="FFF8E1" w:color="auto" w:val="clear"/>
+        <w:bidi/>
+        <w:spacing w:after="160" w:before="60" w:line="300"/>
+        <w:ind w:left="140" w:right="140"/>
+      </w:pPr>
+      <w:r>
+        <w:rPr>
+          <w:rFonts w:ascii="Arial" w:cs="Arial" w:eastAsia="Arial" w:hAnsi="Arial"/>
+          <w:b/>
+          <w:bCs/>
+          <w:sz w:val="20"/>
+          <w:szCs w:val="20"/>
+          <w:rtl/>
+        </w:rPr>
+        <w:t xml:space="preserve">تحديث التنفيذ (2026-10-13):</w:t>
+      </w:r>
+      <w:r>
+        <w:rPr>
+          <w:rFonts w:ascii="Arial" w:cs="Arial" w:eastAsia="Arial" w:hAnsi="Arial"/>
+          <w:b w:val="false"/>
+          <w:bCs w:val="false"/>
+          <w:sz w:val="20"/>
+          <w:szCs w:val="20"/>
+          <w:rtl/>
+        </w:rPr>
+        <w:t xml:space="preserve"> حسابات الخدمة الأربعة منفّذة (docs/adr/0009-service-logins.md): </w:t>
+      </w:r>
+      <w:r>
+        <w:rPr>
+          <w:rFonts w:ascii="Courier New" w:cs="Courier New" w:eastAsia="Courier New" w:hAnsi="Courier New"/>
+          <w:b w:val="false"/>
+          <w:bCs w:val="false"/>
+          <w:color w:val="1F2937"/>
+          <w:sz w:val="18"/>
+          <w:szCs w:val="18"/>
+          <w:shd w:fill="F1F3F5" w:color="auto" w:val="clear"/>
+          <w:rtl/>
+        </w:rPr>
+        <w:t xml:space="preserve">‎db/ops/service_logins.sql‎</w:t>
+      </w:r>
+      <w:r>
+        <w:rPr>
+          <w:rFonts w:ascii="Arial" w:cs="Arial" w:eastAsia="Arial" w:hAnsi="Arial"/>
+          <w:b w:val="false"/>
+          <w:bCs w:val="false"/>
+          <w:sz w:val="20"/>
+          <w:szCs w:val="20"/>
+          <w:rtl/>
+        </w:rPr>
+        <w:t xml:space="preserve"> و</w:t>
+      </w:r>
+      <w:r>
+        <w:rPr>
+          <w:rFonts w:ascii="Courier New" w:cs="Courier New" w:eastAsia="Courier New" w:hAnsi="Courier New"/>
+          <w:b w:val="false"/>
+          <w:bCs w:val="false"/>
+          <w:color w:val="1F2937"/>
+          <w:sz w:val="18"/>
+          <w:szCs w:val="18"/>
+          <w:shd w:fill="F1F3F5" w:color="auto" w:val="clear"/>
+          <w:rtl/>
+        </w:rPr>
+        <w:t xml:space="preserve">‎tools/deploy/provision_logins.sh‎</w:t>
+      </w:r>
+      <w:r>
+        <w:rPr>
+          <w:rFonts w:ascii="Arial" w:cs="Arial" w:eastAsia="Arial" w:hAnsi="Arial"/>
+          <w:b w:val="false"/>
+          <w:bCs w:val="false"/>
+          <w:sz w:val="20"/>
+          <w:szCs w:val="20"/>
+          <w:rtl/>
+        </w:rPr>
+        <w:t xml:space="preserve"> ينشئان </w:t>
+      </w:r>
+      <w:r>
+        <w:rPr>
+          <w:rFonts w:ascii="Courier New" w:cs="Courier New" w:eastAsia="Courier New" w:hAnsi="Courier New"/>
+          <w:b w:val="false"/>
+          <w:bCs w:val="false"/>
+          <w:color w:val="1F2937"/>
+          <w:sz w:val="18"/>
+          <w:szCs w:val="18"/>
+          <w:shd w:fill="F1F3F5" w:color="auto" w:val="clear"/>
+          <w:rtl/>
+        </w:rPr>
+        <w:t xml:space="preserve">‎bankfas_app‎</w:t>
+      </w:r>
+      <w:r>
+        <w:rPr>
+          <w:rFonts w:ascii="Arial" w:cs="Arial" w:eastAsia="Arial" w:hAnsi="Arial"/>
+          <w:b w:val="false"/>
+          <w:bCs w:val="false"/>
+          <w:sz w:val="20"/>
+          <w:szCs w:val="20"/>
+          <w:rtl/>
+        </w:rPr>
+        <w:t xml:space="preserve"> و</w:t>
+      </w:r>
+      <w:r>
+        <w:rPr>
+          <w:rFonts w:ascii="Courier New" w:cs="Courier New" w:eastAsia="Courier New" w:hAnsi="Courier New"/>
+          <w:b w:val="false"/>
+          <w:bCs w:val="false"/>
+          <w:color w:val="1F2937"/>
+          <w:sz w:val="18"/>
+          <w:szCs w:val="18"/>
+          <w:shd w:fill="F1F3F5" w:color="auto" w:val="clear"/>
+          <w:rtl/>
+        </w:rPr>
+        <w:t xml:space="preserve">‎bankfas_jobs‎</w:t>
+      </w:r>
+      <w:r>
+        <w:rPr>
+          <w:rFonts w:ascii="Arial" w:cs="Arial" w:eastAsia="Arial" w:hAnsi="Arial"/>
+          <w:b w:val="false"/>
+          <w:bCs w:val="false"/>
+          <w:sz w:val="20"/>
+          <w:szCs w:val="20"/>
+          <w:rtl/>
+        </w:rPr>
+        <w:t xml:space="preserve"> و</w:t>
+      </w:r>
+      <w:r>
+        <w:rPr>
+          <w:rFonts w:ascii="Courier New" w:cs="Courier New" w:eastAsia="Courier New" w:hAnsi="Courier New"/>
+          <w:b w:val="false"/>
+          <w:bCs w:val="false"/>
+          <w:color w:val="1F2937"/>
+          <w:sz w:val="18"/>
+          <w:szCs w:val="18"/>
+          <w:shd w:fill="F1F3F5" w:color="auto" w:val="clear"/>
+          <w:rtl/>
+        </w:rPr>
+        <w:t xml:space="preserve">‎bankfas_platform‎</w:t>
+      </w:r>
+      <w:r>
+        <w:rPr>
+          <w:rFonts w:ascii="Arial" w:cs="Arial" w:eastAsia="Arial" w:hAnsi="Arial"/>
+          <w:b w:val="false"/>
+          <w:bCs w:val="false"/>
+          <w:sz w:val="20"/>
+          <w:szCs w:val="20"/>
+          <w:rtl/>
+        </w:rPr>
+        <w:t xml:space="preserve"> و</w:t>
+      </w:r>
+      <w:r>
+        <w:rPr>
+          <w:rFonts w:ascii="Courier New" w:cs="Courier New" w:eastAsia="Courier New" w:hAnsi="Courier New"/>
+          <w:b w:val="false"/>
+          <w:bCs w:val="false"/>
+          <w:color w:val="1F2937"/>
+          <w:sz w:val="18"/>
+          <w:szCs w:val="18"/>
+          <w:shd w:fill="F1F3F5" w:color="auto" w:val="clear"/>
+          <w:rtl/>
+        </w:rPr>
+        <w:t xml:space="preserve">‎bankfas_support‎</w:t>
+      </w:r>
+      <w:r>
+        <w:rPr>
+          <w:rFonts w:ascii="Arial" w:cs="Arial" w:eastAsia="Arial" w:hAnsi="Arial"/>
+          <w:b w:val="false"/>
+          <w:bCs w:val="false"/>
+          <w:sz w:val="20"/>
+          <w:szCs w:val="20"/>
+          <w:rtl/>
+        </w:rPr>
+        <w:t xml:space="preserve"> بزوج لكل منها (</w:t>
+      </w:r>
+      <w:r>
+        <w:rPr>
+          <w:rFonts w:ascii="Courier New" w:cs="Courier New" w:eastAsia="Courier New" w:hAnsi="Courier New"/>
+          <w:b w:val="false"/>
+          <w:bCs w:val="false"/>
+          <w:color w:val="1F2937"/>
+          <w:sz w:val="18"/>
+          <w:szCs w:val="18"/>
+          <w:shd w:fill="F1F3F5" w:color="auto" w:val="clear"/>
+          <w:rtl/>
+        </w:rPr>
+        <w:t xml:space="preserve">‎_a‎</w:t>
+      </w:r>
+      <w:r>
+        <w:rPr>
+          <w:rFonts w:ascii="Arial" w:cs="Arial" w:eastAsia="Arial" w:hAnsi="Arial"/>
+          <w:b w:val="false"/>
+          <w:bCs w:val="false"/>
+          <w:sz w:val="20"/>
+          <w:szCs w:val="20"/>
+          <w:rtl/>
+        </w:rPr>
+        <w:t xml:space="preserve"> و</w:t>
+      </w:r>
+      <w:r>
+        <w:rPr>
+          <w:rFonts w:ascii="Courier New" w:cs="Courier New" w:eastAsia="Courier New" w:hAnsi="Courier New"/>
+          <w:b w:val="false"/>
+          <w:bCs w:val="false"/>
+          <w:color w:val="1F2937"/>
+          <w:sz w:val="18"/>
+          <w:szCs w:val="18"/>
+          <w:shd w:fill="F1F3F5" w:color="auto" w:val="clear"/>
+          <w:rtl/>
+        </w:rPr>
+        <w:t xml:space="preserve">‎_b‎</w:t>
+      </w:r>
+      <w:r>
+        <w:rPr>
+          <w:rFonts w:ascii="Arial" w:cs="Arial" w:eastAsia="Arial" w:hAnsi="Arial"/>
+          <w:b w:val="false"/>
+          <w:bCs w:val="false"/>
+          <w:sz w:val="20"/>
+          <w:szCs w:val="20"/>
+          <w:rtl/>
+        </w:rPr>
+        <w:t xml:space="preserve">، §6)، كلٌّ في دوره وحده وبسياسة كلمات المرور، ويقرآن الأسرار من ملف لكل حساب (مالكه المنفّذ، وصلاحيته 600 أو 400، و32 حرفًا على الأقل) لا من سطر الأوامر ولا من البيئة، ويتوقفان إن صار لحساب خدمة دور خادم أو دور آخر أو منح مباشر، أو إن مُنح أحد انتحال </w:t>
+      </w:r>
+      <w:r>
+        <w:rPr>
+          <w:rFonts w:ascii="Courier New" w:cs="Courier New" w:eastAsia="Courier New" w:hAnsi="Courier New"/>
+          <w:b w:val="false"/>
+          <w:bCs w:val="false"/>
+          <w:color w:val="1F2937"/>
+          <w:sz w:val="18"/>
+          <w:szCs w:val="18"/>
+          <w:shd w:fill="F1F3F5" w:color="auto" w:val="clear"/>
+          <w:rtl/>
+        </w:rPr>
+        <w:t xml:space="preserve">‎tp_auth_exec‎</w:t>
+      </w:r>
+      <w:r>
+        <w:rPr>
+          <w:rFonts w:ascii="Arial" w:cs="Arial" w:eastAsia="Arial" w:hAnsi="Arial"/>
+          <w:b w:val="false"/>
+          <w:bCs w:val="false"/>
+          <w:sz w:val="20"/>
+          <w:szCs w:val="20"/>
+          <w:rtl/>
+        </w:rPr>
+        <w:t xml:space="preserve"> (§3). تتحقق منها الفحوص LG1 إلى LG6 في CI بالاتصال بكل حساب. ويشغّل السكربت مدير بحسابه الشخصي لأن </w:t>
+      </w:r>
+      <w:r>
+        <w:rPr>
+          <w:rFonts w:ascii="Courier New" w:cs="Courier New" w:eastAsia="Courier New" w:hAnsi="Courier New"/>
+          <w:b w:val="false"/>
+          <w:bCs w:val="false"/>
+          <w:color w:val="1F2937"/>
+          <w:sz w:val="18"/>
+          <w:szCs w:val="18"/>
+          <w:shd w:fill="F1F3F5" w:color="auto" w:val="clear"/>
+          <w:rtl/>
+        </w:rPr>
+        <w:t xml:space="preserve">‎bankfas_migrator‎</w:t>
+      </w:r>
+      <w:r>
+        <w:rPr>
+          <w:rFonts w:ascii="Arial" w:cs="Arial" w:eastAsia="Arial" w:hAnsi="Arial"/>
+          <w:b w:val="false"/>
+          <w:bCs w:val="false"/>
+          <w:sz w:val="20"/>
+          <w:szCs w:val="20"/>
+          <w:rtl/>
+        </w:rPr>
+        <w:t xml:space="preserve"> لا يملك إنشاء الحسابات. وأُضيف </w:t>
+      </w:r>
+      <w:r>
+        <w:rPr>
+          <w:rFonts w:ascii="Courier New" w:cs="Courier New" w:eastAsia="Courier New" w:hAnsi="Courier New"/>
+          <w:b w:val="false"/>
+          <w:bCs w:val="false"/>
+          <w:color w:val="1F2937"/>
+          <w:sz w:val="18"/>
+          <w:szCs w:val="18"/>
+          <w:shd w:fill="F1F3F5" w:color="auto" w:val="clear"/>
+          <w:rtl/>
+        </w:rPr>
+        <w:t xml:space="preserve">‎*.secret‎</w:t>
+      </w:r>
+      <w:r>
+        <w:rPr>
+          <w:rFonts w:ascii="Arial" w:cs="Arial" w:eastAsia="Arial" w:hAnsi="Arial"/>
+          <w:b w:val="false"/>
+          <w:bCs w:val="false"/>
+          <w:sz w:val="20"/>
+          <w:szCs w:val="20"/>
+          <w:rtl/>
+        </w:rPr>
+        <w:t xml:space="preserve"> إلى </w:t>
+      </w:r>
+      <w:r>
+        <w:rPr>
+          <w:rFonts w:ascii="Courier New" w:cs="Courier New" w:eastAsia="Courier New" w:hAnsi="Courier New"/>
+          <w:b w:val="false"/>
+          <w:bCs w:val="false"/>
+          <w:color w:val="1F2937"/>
+          <w:sz w:val="18"/>
+          <w:szCs w:val="18"/>
+          <w:shd w:fill="F1F3F5" w:color="auto" w:val="clear"/>
+          <w:rtl/>
+        </w:rPr>
+        <w:t xml:space="preserve">‎.gitignore‎</w:t>
+      </w:r>
+      <w:r>
+        <w:rPr>
+          <w:rFonts w:ascii="Arial" w:cs="Arial" w:eastAsia="Arial" w:hAnsi="Arial"/>
+          <w:b w:val="false"/>
+          <w:bCs w:val="false"/>
+          <w:sz w:val="20"/>
+          <w:szCs w:val="20"/>
+          <w:rtl/>
+        </w:rPr>
+        <w:t xml:space="preserve"> (§5). وأُغلق DQ-S08-8 بـ ADR 0007: كل محاولة دخول تُنسخ إلى </w:t>
+      </w:r>
+      <w:r>
+        <w:rPr>
+          <w:rFonts w:ascii="Courier New" w:cs="Courier New" w:eastAsia="Courier New" w:hAnsi="Courier New"/>
+          <w:b w:val="false"/>
+          <w:bCs w:val="false"/>
+          <w:color w:val="1F2937"/>
+          <w:sz w:val="18"/>
+          <w:szCs w:val="18"/>
+          <w:shd w:fill="F1F3F5" w:color="auto" w:val="clear"/>
+          <w:rtl/>
+        </w:rPr>
+        <w:t xml:space="preserve">‎aud.AuditLog‎</w:t>
+      </w:r>
+      <w:r>
+        <w:rPr>
+          <w:rFonts w:ascii="Arial" w:cs="Arial" w:eastAsia="Arial" w:hAnsi="Arial"/>
+          <w:b w:val="false"/>
+          <w:bCs w:val="false"/>
+          <w:sz w:val="20"/>
+          <w:szCs w:val="20"/>
+          <w:rtl/>
+        </w:rPr>
+        <w:t xml:space="preserve">. يبقى تشغيليًا: </w:t>
+      </w:r>
+      <w:r>
+        <w:rPr>
+          <w:rFonts w:ascii="Courier New" w:cs="Courier New" w:eastAsia="Courier New" w:hAnsi="Courier New"/>
+          <w:b w:val="false"/>
+          <w:bCs w:val="false"/>
+          <w:color w:val="1F2937"/>
+          <w:sz w:val="18"/>
+          <w:szCs w:val="18"/>
+          <w:shd w:fill="F1F3F5" w:color="auto" w:val="clear"/>
+          <w:rtl/>
+        </w:rPr>
+        <w:t xml:space="preserve">‎bankfas_migrator‎</w:t>
+      </w:r>
+      <w:r>
+        <w:rPr>
+          <w:rFonts w:ascii="Arial" w:cs="Arial" w:eastAsia="Arial" w:hAnsi="Arial"/>
+          <w:b w:val="false"/>
+          <w:bCs w:val="false"/>
+          <w:sz w:val="20"/>
+          <w:szCs w:val="20"/>
+          <w:rtl/>
+        </w:rPr>
+        <w:t xml:space="preserve"> وحسابات المديرين و</w:t>
+      </w:r>
+      <w:r>
+        <w:rPr>
+          <w:rFonts w:ascii="Courier New" w:cs="Courier New" w:eastAsia="Courier New" w:hAnsi="Courier New"/>
+          <w:b w:val="false"/>
+          <w:bCs w:val="false"/>
+          <w:color w:val="1F2937"/>
+          <w:sz w:val="18"/>
+          <w:szCs w:val="18"/>
+          <w:shd w:fill="F1F3F5" w:color="auto" w:val="clear"/>
+          <w:rtl/>
+        </w:rPr>
+        <w:t xml:space="preserve">‎breakglass‎</w:t>
+      </w:r>
+      <w:r>
+        <w:rPr>
+          <w:rFonts w:ascii="Arial" w:cs="Arial" w:eastAsia="Arial" w:hAnsi="Arial"/>
+          <w:b w:val="false"/>
+          <w:bCs w:val="false"/>
+          <w:sz w:val="20"/>
+          <w:szCs w:val="20"/>
+          <w:rtl/>
+        </w:rPr>
+        <w:t xml:space="preserve"> وتعطيل </w:t>
+      </w:r>
+      <w:r>
+        <w:rPr>
+          <w:rFonts w:ascii="Courier New" w:cs="Courier New" w:eastAsia="Courier New" w:hAnsi="Courier New"/>
+          <w:b w:val="false"/>
+          <w:bCs w:val="false"/>
+          <w:color w:val="1F2937"/>
+          <w:sz w:val="18"/>
+          <w:szCs w:val="18"/>
+          <w:shd w:fill="F1F3F5" w:color="auto" w:val="clear"/>
+          <w:rtl/>
+        </w:rPr>
+        <w:t xml:space="preserve">‎sa‎</w:t>
+      </w:r>
+      <w:r>
+        <w:rPr>
+          <w:rFonts w:ascii="Arial" w:cs="Arial" w:eastAsia="Arial" w:hAnsi="Arial"/>
+          <w:b w:val="false"/>
+          <w:bCs w:val="false"/>
+          <w:sz w:val="20"/>
+          <w:szCs w:val="20"/>
+          <w:rtl/>
+        </w:rPr>
+        <w:t xml:space="preserve"> (§9) وتدقيق SQL Server (§10).</w:t>
       </w:r>
     </w:p>
     <w:p>

--- a/treasury-platform/docs/30-readiness/word/DOC-S08-database-access-model-and-secrets.docx
+++ b/treasury-platform/docs/30-readiness/word/DOC-S08-database-access-model-and-secrets.docx
@@ -1523,7 +1523,7 @@
           <w:szCs w:val="20"/>
           <w:rtl/>
         </w:rPr>
-        <w:t xml:space="preserve">. يبقى تشغيليًا: </w:t>
+        <w:t xml:space="preserve">. يبقى تشغيليًا: حسابات المديرين و</w:t>
       </w:r>
       <w:r>
         <w:rPr>
@@ -1536,7 +1536,7 @@
           <w:shd w:fill="F1F3F5" w:color="auto" w:val="clear"/>
           <w:rtl/>
         </w:rPr>
-        <w:t xml:space="preserve">‎bankfas_migrator‎</w:t>
+        <w:t xml:space="preserve">‎breakglass‎</w:t>
       </w:r>
       <w:r>
         <w:rPr>
@@ -1547,7 +1547,7 @@
           <w:szCs w:val="20"/>
           <w:rtl/>
         </w:rPr>
-        <w:t xml:space="preserve"> وحسابات المديرين و</w:t>
+        <w:t xml:space="preserve"> وتعطيل </w:t>
       </w:r>
       <w:r>
         <w:rPr>
@@ -1560,7 +1560,7 @@
           <w:shd w:fill="F1F3F5" w:color="auto" w:val="clear"/>
           <w:rtl/>
         </w:rPr>
-        <w:t xml:space="preserve">‎breakglass‎</w:t>
+        <w:t xml:space="preserve">‎sa‎</w:t>
       </w:r>
       <w:r>
         <w:rPr>
@@ -1571,7 +1571,7 @@
           <w:szCs w:val="20"/>
           <w:rtl/>
         </w:rPr>
-        <w:t xml:space="preserve"> وتعطيل </w:t>
+        <w:t xml:space="preserve"> (§9) وتدقيق SQL Server (§10). وحساب النشر </w:t>
       </w:r>
       <w:r>
         <w:rPr>
@@ -1584,7 +1584,7 @@
           <w:shd w:fill="F1F3F5" w:color="auto" w:val="clear"/>
           <w:rtl/>
         </w:rPr>
-        <w:t xml:space="preserve">‎sa‎</w:t>
+        <w:t xml:space="preserve">‎bankfas_migrator‎</w:t>
       </w:r>
       <w:r>
         <w:rPr>
@@ -1595,7 +1595,103 @@
           <w:szCs w:val="20"/>
           <w:rtl/>
         </w:rPr>
-        <w:t xml:space="preserve"> (§9) وتدقيق SQL Server (§10).</w:t>
+        <w:t xml:space="preserve"> منفّذ بـ docs/adr/0010-deployment-as-db-owner.md: عضو </w:t>
+      </w:r>
+      <w:r>
+        <w:rPr>
+          <w:rFonts w:ascii="Courier New" w:cs="Courier New" w:eastAsia="Courier New" w:hAnsi="Courier New"/>
+          <w:b w:val="false"/>
+          <w:bCs w:val="false"/>
+          <w:color w:val="1F2937"/>
+          <w:sz w:val="18"/>
+          <w:szCs w:val="18"/>
+          <w:shd w:fill="F1F3F5" w:color="auto" w:val="clear"/>
+          <w:rtl/>
+        </w:rPr>
+        <w:t xml:space="preserve">‎db_owner‎</w:t>
+      </w:r>
+      <w:r>
+        <w:rPr>
+          <w:rFonts w:ascii="Arial" w:cs="Arial" w:eastAsia="Arial" w:hAnsi="Arial"/>
+          <w:b w:val="false"/>
+          <w:bCs w:val="false"/>
+          <w:sz w:val="20"/>
+          <w:szCs w:val="20"/>
+          <w:rtl/>
+        </w:rPr>
+        <w:t xml:space="preserve"> وحده، معطّل خارج نافذة النشر (</w:t>
+      </w:r>
+      <w:r>
+        <w:rPr>
+          <w:rFonts w:ascii="Courier New" w:cs="Courier New" w:eastAsia="Courier New" w:hAnsi="Courier New"/>
+          <w:b w:val="false"/>
+          <w:bCs w:val="false"/>
+          <w:color w:val="1F2937"/>
+          <w:sz w:val="18"/>
+          <w:szCs w:val="18"/>
+          <w:shd w:fill="F1F3F5" w:color="auto" w:val="clear"/>
+          <w:rtl/>
+        </w:rPr>
+        <w:t xml:space="preserve">‎tools/deploy/prepare_database.sh open‎</w:t>
+      </w:r>
+      <w:r>
+        <w:rPr>
+          <w:rFonts w:ascii="Arial" w:cs="Arial" w:eastAsia="Arial" w:hAnsi="Arial"/>
+          <w:b w:val="false"/>
+          <w:bCs w:val="false"/>
+          <w:sz w:val="20"/>
+          <w:szCs w:val="20"/>
+          <w:rtl/>
+        </w:rPr>
+        <w:t xml:space="preserve"> و</w:t>
+      </w:r>
+      <w:r>
+        <w:rPr>
+          <w:rFonts w:ascii="Courier New" w:cs="Courier New" w:eastAsia="Courier New" w:hAnsi="Courier New"/>
+          <w:b w:val="false"/>
+          <w:bCs w:val="false"/>
+          <w:color w:val="1F2937"/>
+          <w:sz w:val="18"/>
+          <w:szCs w:val="18"/>
+          <w:shd w:fill="F1F3F5" w:color="auto" w:val="clear"/>
+          <w:rtl/>
+        </w:rPr>
+        <w:t xml:space="preserve">‎close‎</w:t>
+      </w:r>
+      <w:r>
+        <w:rPr>
+          <w:rFonts w:ascii="Arial" w:cs="Arial" w:eastAsia="Arial" w:hAnsi="Arial"/>
+          <w:b w:val="false"/>
+          <w:bCs w:val="false"/>
+          <w:sz w:val="20"/>
+          <w:szCs w:val="20"/>
+          <w:rtl/>
+        </w:rPr>
+        <w:t xml:space="preserve">)، ومالك القاعدة </w:t>
+      </w:r>
+      <w:r>
+        <w:rPr>
+          <w:rFonts w:ascii="Courier New" w:cs="Courier New" w:eastAsia="Courier New" w:hAnsi="Courier New"/>
+          <w:b w:val="false"/>
+          <w:bCs w:val="false"/>
+          <w:color w:val="1F2937"/>
+          <w:sz w:val="18"/>
+          <w:szCs w:val="18"/>
+          <w:shd w:fill="F1F3F5" w:color="auto" w:val="clear"/>
+          <w:rtl/>
+        </w:rPr>
+        <w:t xml:space="preserve">‎bankfas_owner‎</w:t>
+      </w:r>
+      <w:r>
+        <w:rPr>
+          <w:rFonts w:ascii="Arial" w:cs="Arial" w:eastAsia="Arial" w:hAnsi="Arial"/>
+          <w:b w:val="false"/>
+          <w:bCs w:val="false"/>
+          <w:sz w:val="20"/>
+          <w:szCs w:val="20"/>
+          <w:rtl/>
+        </w:rPr>
+        <w:t xml:space="preserve"> حساب معطّل لا يعرف أحد كلمته، وCI ينشر به في كل تشغيل.</w:t>
       </w:r>
     </w:p>
     <w:p>

--- a/treasury-platform/docs/30-readiness/word/DOC-S08-database-access-model-and-secrets.docx
+++ b/treasury-platform/docs/30-readiness/word/DOC-S08-database-access-model-and-secrets.docx
@@ -1571,7 +1571,7 @@
           <w:szCs w:val="20"/>
           <w:rtl/>
         </w:rPr>
-        <w:t xml:space="preserve"> (§9) وتدقيق SQL Server (§10). وحساب النشر </w:t>
+        <w:t xml:space="preserve"> (§9). وحساب النشر </w:t>
       </w:r>
       <w:r>
         <w:rPr>
@@ -1692,6 +1692,234 @@
           <w:rtl/>
         </w:rPr>
         <w:t xml:space="preserve"> حساب معطّل لا يعرف أحد كلمته، وCI ينشر به في كل تشغيل.</w:t>
+      </w:r>
+    </w:p>
+    <w:p>
+      <w:pPr>
+        <w:pBdr>
+          <w:top w:val="single" w:color="E8C766" w:sz="6" w:space="6"/>
+          <w:left w:val="single" w:color="E8C766" w:sz="6" w:space="6"/>
+          <w:bottom w:val="single" w:color="E8C766" w:sz="6" w:space="6"/>
+          <w:right w:val="single" w:color="E8C766" w:sz="6" w:space="6"/>
+        </w:pBdr>
+        <w:shd w:fill="FFF8E1" w:color="auto" w:val="clear"/>
+        <w:bidi/>
+        <w:spacing w:after="160" w:before="60" w:line="300"/>
+        <w:ind w:left="140" w:right="140"/>
+      </w:pPr>
+      <w:r>
+        <w:rPr>
+          <w:rFonts w:ascii="Arial" w:cs="Arial" w:eastAsia="Arial" w:hAnsi="Arial"/>
+          <w:b/>
+          <w:bCs/>
+          <w:sz w:val="20"/>
+          <w:szCs w:val="20"/>
+          <w:rtl/>
+        </w:rPr>
+        <w:t xml:space="preserve">تحديث التنفيذ (2026-10-13، docs/adr/0012-server-audit.md):</w:t>
+      </w:r>
+      <w:r>
+        <w:rPr>
+          <w:rFonts w:ascii="Arial" w:cs="Arial" w:eastAsia="Arial" w:hAnsi="Arial"/>
+          <w:b w:val="false"/>
+          <w:bCs w:val="false"/>
+          <w:sz w:val="20"/>
+          <w:szCs w:val="20"/>
+          <w:rtl/>
+        </w:rPr>
+        <w:t xml:space="preserve"> تدقيق SQL Server في §10 منفّذ. </w:t>
+      </w:r>
+      <w:r>
+        <w:rPr>
+          <w:rFonts w:ascii="Courier New" w:cs="Courier New" w:eastAsia="Courier New" w:hAnsi="Courier New"/>
+          <w:b w:val="false"/>
+          <w:bCs w:val="false"/>
+          <w:color w:val="1F2937"/>
+          <w:sz w:val="18"/>
+          <w:szCs w:val="18"/>
+          <w:shd w:fill="F1F3F5" w:color="auto" w:val="clear"/>
+          <w:rtl/>
+        </w:rPr>
+        <w:t xml:space="preserve">‎tools/deploy/server_audit.sh apply‎</w:t>
+      </w:r>
+      <w:r>
+        <w:rPr>
+          <w:rFonts w:ascii="Arial" w:cs="Arial" w:eastAsia="Arial" w:hAnsi="Arial"/>
+          <w:b w:val="false"/>
+          <w:bCs w:val="false"/>
+          <w:sz w:val="20"/>
+          <w:szCs w:val="20"/>
+          <w:rtl/>
+        </w:rPr>
+        <w:t xml:space="preserve"> (db/ops/server_audit.sql) يبقي ثلاثة كائنات قائمة: تدقيق الخادم </w:t>
+      </w:r>
+      <w:r>
+        <w:rPr>
+          <w:rFonts w:ascii="Courier New" w:cs="Courier New" w:eastAsia="Courier New" w:hAnsi="Courier New"/>
+          <w:b w:val="false"/>
+          <w:bCs w:val="false"/>
+          <w:color w:val="1F2937"/>
+          <w:sz w:val="18"/>
+          <w:szCs w:val="18"/>
+          <w:shd w:fill="F1F3F5" w:color="auto" w:val="clear"/>
+          <w:rtl/>
+        </w:rPr>
+        <w:t xml:space="preserve">‎BankFas_Audit‎</w:t>
+      </w:r>
+      <w:r>
+        <w:rPr>
+          <w:rFonts w:ascii="Arial" w:cs="Arial" w:eastAsia="Arial" w:hAnsi="Arial"/>
+          <w:b w:val="false"/>
+          <w:bCs w:val="false"/>
+          <w:sz w:val="20"/>
+          <w:szCs w:val="20"/>
+          <w:rtl/>
+        </w:rPr>
+        <w:t xml:space="preserve"> في ملفات خارج قاعدة البيانات، ومواصفة خادم بثلاث وعشرين مجموعة، ومواصفة لقاعدة </w:t>
+      </w:r>
+      <w:r>
+        <w:rPr>
+          <w:rFonts w:ascii="Courier New" w:cs="Courier New" w:eastAsia="Courier New" w:hAnsi="Courier New"/>
+          <w:b w:val="false"/>
+          <w:bCs w:val="false"/>
+          <w:color w:val="1F2937"/>
+          <w:sz w:val="18"/>
+          <w:szCs w:val="18"/>
+          <w:shd w:fill="F1F3F5" w:color="auto" w:val="clear"/>
+          <w:rtl/>
+        </w:rPr>
+        <w:t xml:space="preserve">‎BankFas‎</w:t>
+      </w:r>
+      <w:r>
+        <w:rPr>
+          <w:rFonts w:ascii="Arial" w:cs="Arial" w:eastAsia="Arial" w:hAnsi="Arial"/>
+          <w:b w:val="false"/>
+          <w:bCs w:val="false"/>
+          <w:sz w:val="20"/>
+          <w:szCs w:val="20"/>
+          <w:rtl/>
+        </w:rPr>
+        <w:t xml:space="preserve"> على جداول التدقيق. ويُشغَّل قبل النشر الأول ثم داخل كل نافذة. وكل سكربت في </w:t>
+      </w:r>
+      <w:r>
+        <w:rPr>
+          <w:rFonts w:ascii="Courier New" w:cs="Courier New" w:eastAsia="Courier New" w:hAnsi="Courier New"/>
+          <w:b w:val="false"/>
+          <w:bCs w:val="false"/>
+          <w:color w:val="1F2937"/>
+          <w:sz w:val="18"/>
+          <w:szCs w:val="18"/>
+          <w:shd w:fill="F1F3F5" w:color="auto" w:val="clear"/>
+          <w:rtl/>
+        </w:rPr>
+        <w:t xml:space="preserve">‎tools/deploy‎</w:t>
+      </w:r>
+      <w:r>
+        <w:rPr>
+          <w:rFonts w:ascii="Arial" w:cs="Arial" w:eastAsia="Arial" w:hAnsi="Arial"/>
+          <w:b w:val="false"/>
+          <w:bCs w:val="false"/>
+          <w:sz w:val="20"/>
+          <w:szCs w:val="20"/>
+          <w:rtl/>
+        </w:rPr>
+        <w:t xml:space="preserve"> يعلن نافذته في التدقيق نفسه، فتعرف تنبيهات AL-18 ما وقع خارجها (</w:t>
+      </w:r>
+      <w:r>
+        <w:rPr>
+          <w:rFonts w:ascii="Courier New" w:cs="Courier New" w:eastAsia="Courier New" w:hAnsi="Courier New"/>
+          <w:b w:val="false"/>
+          <w:bCs w:val="false"/>
+          <w:color w:val="1F2937"/>
+          <w:sz w:val="18"/>
+          <w:szCs w:val="18"/>
+          <w:shd w:fill="F1F3F5" w:color="auto" w:val="clear"/>
+          <w:rtl/>
+        </w:rPr>
+        <w:t xml:space="preserve">‎server_audit.sh alerts‎</w:t>
+      </w:r>
+      <w:r>
+        <w:rPr>
+          <w:rFonts w:ascii="Arial" w:cs="Arial" w:eastAsia="Arial" w:hAnsi="Arial"/>
+          <w:b w:val="false"/>
+          <w:bCs w:val="false"/>
+          <w:sz w:val="20"/>
+          <w:szCs w:val="20"/>
+          <w:rtl/>
+        </w:rPr>
+        <w:t xml:space="preserve">). وتثبت الفحوص SA1 إلى SA7 في CI أن </w:t>
+      </w:r>
+      <w:r>
+        <w:rPr>
+          <w:rFonts w:ascii="Courier New" w:cs="Courier New" w:eastAsia="Courier New" w:hAnsi="Courier New"/>
+          <w:b w:val="false"/>
+          <w:bCs w:val="false"/>
+          <w:color w:val="1F2937"/>
+          <w:sz w:val="18"/>
+          <w:szCs w:val="18"/>
+          <w:shd w:fill="F1F3F5" w:color="auto" w:val="clear"/>
+          <w:rtl/>
+        </w:rPr>
+        <w:t xml:space="preserve">‎BY public‎</w:t>
+      </w:r>
+      <w:r>
+        <w:rPr>
+          <w:rFonts w:ascii="Arial" w:cs="Arial" w:eastAsia="Arial" w:hAnsi="Arial"/>
+          <w:b w:val="false"/>
+          <w:bCs w:val="false"/>
+          <w:sz w:val="20"/>
+          <w:szCs w:val="20"/>
+          <w:rtl/>
+        </w:rPr>
+        <w:t xml:space="preserve"> يشمل </w:t>
+      </w:r>
+      <w:r>
+        <w:rPr>
+          <w:rFonts w:ascii="Courier New" w:cs="Courier New" w:eastAsia="Courier New" w:hAnsi="Courier New"/>
+          <w:b w:val="false"/>
+          <w:bCs w:val="false"/>
+          <w:color w:val="1F2937"/>
+          <w:sz w:val="18"/>
+          <w:szCs w:val="18"/>
+          <w:shd w:fill="F1F3F5" w:color="auto" w:val="clear"/>
+          <w:rtl/>
+        </w:rPr>
+        <w:t xml:space="preserve">‎dbo‎</w:t>
+      </w:r>
+      <w:r>
+        <w:rPr>
+          <w:rFonts w:ascii="Arial" w:cs="Arial" w:eastAsia="Arial" w:hAnsi="Arial"/>
+          <w:b w:val="false"/>
+          <w:bCs w:val="false"/>
+          <w:sz w:val="20"/>
+          <w:szCs w:val="20"/>
+          <w:rtl/>
+        </w:rPr>
+        <w:t xml:space="preserve"> و</w:t>
+      </w:r>
+      <w:r>
+        <w:rPr>
+          <w:rFonts w:ascii="Courier New" w:cs="Courier New" w:eastAsia="Courier New" w:hAnsi="Courier New"/>
+          <w:b w:val="false"/>
+          <w:bCs w:val="false"/>
+          <w:color w:val="1F2937"/>
+          <w:sz w:val="18"/>
+          <w:szCs w:val="18"/>
+          <w:shd w:fill="F1F3F5" w:color="auto" w:val="clear"/>
+          <w:rtl/>
+        </w:rPr>
+        <w:t xml:space="preserve">‎sysadmin‎</w:t>
+      </w:r>
+      <w:r>
+        <w:rPr>
+          <w:rFonts w:ascii="Arial" w:cs="Arial" w:eastAsia="Arial" w:hAnsi="Arial"/>
+          <w:b w:val="false"/>
+          <w:bCs w:val="false"/>
+          <w:sz w:val="20"/>
+          <w:szCs w:val="20"/>
+          <w:rtl/>
+        </w:rPr>
+        <w:t xml:space="preserve">، وأن القارئ لا يحتاج صلاحية مدير.</w:t>
       </w:r>
     </w:p>
     <w:p>
@@ -13105,6 +13333,1429 @@
     </w:p>
     <w:p>
       <w:pPr>
+        <w:bidi/>
+        <w:spacing w:after="110" w:before="0" w:line="312"/>
+      </w:pPr>
+      <w:r>
+        <w:rPr>
+          <w:rFonts w:ascii="Segoe UI Emoji" w:cs="Segoe UI Emoji" w:eastAsia="Segoe UI Emoji" w:hAnsi="Segoe UI Emoji"/>
+          <w:sz w:val="21"/>
+          <w:szCs w:val="21"/>
+          <w:rtl/>
+        </w:rPr>
+        <w:t xml:space="preserve">✅</w:t>
+      </w:r>
+      <w:r>
+        <w:rPr>
+          <w:rFonts w:ascii="Arial" w:cs="Arial" w:eastAsia="Arial" w:hAnsi="Arial"/>
+          <w:b/>
+          <w:bCs/>
+          <w:sz w:val="21"/>
+          <w:szCs w:val="21"/>
+          <w:rtl/>
+        </w:rPr>
+        <w:t xml:space="preserve"> منفّذ (2026-10-13، docs/adr/0012-server-audit.md):</w:t>
+      </w:r>
+    </w:p>
+    <w:tbl>
+      <w:tblPr>
+        <w:bidiVisual/>
+        <w:tblW w:type="dxa" w:w="9864"/>
+        <w:tblBorders>
+          <w:top w:val="single" w:color="auto" w:sz="4"/>
+          <w:left w:val="single" w:color="auto" w:sz="4"/>
+          <w:bottom w:val="single" w:color="auto" w:sz="4"/>
+          <w:right w:val="single" w:color="auto" w:sz="4"/>
+          <w:insideH w:val="single" w:color="auto" w:sz="4"/>
+          <w:insideV w:val="single" w:color="auto" w:sz="4"/>
+        </w:tblBorders>
+      </w:tblPr>
+      <w:tblGrid>
+        <w:gridCol w:w="2399"/>
+        <w:gridCol w:w="7465"/>
+      </w:tblGrid>
+      <w:tr>
+        <w:trPr>
+          <w:cantSplit/>
+          <w:tblHeader/>
+        </w:trPr>
+        <w:tc>
+          <w:tcPr>
+            <w:tcW w:type="dxa" w:w="2399"/>
+            <w:tcBorders>
+              <w:top w:val="single" w:color="BFC9D6" w:sz="4"/>
+              <w:left w:val="single" w:color="BFC9D6" w:sz="4"/>
+              <w:bottom w:val="single" w:color="BFC9D6" w:sz="4"/>
+              <w:right w:val="single" w:color="BFC9D6" w:sz="4"/>
+            </w:tcBorders>
+            <w:shd w:fill="1F3A5F" w:color="auto" w:val="clear"/>
+            <w:tcMar>
+              <w:top w:type="dxa" w:w="50"/>
+              <w:left w:type="dxa" w:w="90"/>
+              <w:bottom w:type="dxa" w:w="50"/>
+              <w:right w:type="dxa" w:w="90"/>
+            </w:tcMar>
+            <w:vAlign w:val="center"/>
+          </w:tcPr>
+          <w:p>
+            <w:pPr>
+              <w:keepNext w:val="false"/>
+              <w:bidi/>
+              <w:spacing w:after="30" w:before="30" w:line="264"/>
+            </w:pPr>
+            <w:r>
+              <w:rPr>
+                <w:rFonts w:ascii="Arial" w:cs="Arial" w:eastAsia="Arial" w:hAnsi="Arial"/>
+                <w:b/>
+                <w:bCs/>
+                <w:color w:val="FFFFFF"/>
+                <w:sz w:val="18"/>
+                <w:szCs w:val="18"/>
+                <w:rtl/>
+              </w:rPr>
+              <w:t xml:space="preserve">البند</w:t>
+            </w:r>
+          </w:p>
+        </w:tc>
+        <w:tc>
+          <w:tcPr>
+            <w:tcW w:type="dxa" w:w="7465"/>
+            <w:tcBorders>
+              <w:top w:val="single" w:color="BFC9D6" w:sz="4"/>
+              <w:left w:val="single" w:color="BFC9D6" w:sz="4"/>
+              <w:bottom w:val="single" w:color="BFC9D6" w:sz="4"/>
+              <w:right w:val="single" w:color="BFC9D6" w:sz="4"/>
+            </w:tcBorders>
+            <w:shd w:fill="1F3A5F" w:color="auto" w:val="clear"/>
+            <w:tcMar>
+              <w:top w:type="dxa" w:w="50"/>
+              <w:left w:type="dxa" w:w="90"/>
+              <w:bottom w:type="dxa" w:w="50"/>
+              <w:right w:type="dxa" w:w="90"/>
+            </w:tcMar>
+            <w:vAlign w:val="center"/>
+          </w:tcPr>
+          <w:p>
+            <w:pPr>
+              <w:keepNext w:val="false"/>
+              <w:bidi/>
+              <w:spacing w:after="30" w:before="30" w:line="264"/>
+            </w:pPr>
+            <w:r>
+              <w:rPr>
+                <w:rFonts w:ascii="Arial" w:cs="Arial" w:eastAsia="Arial" w:hAnsi="Arial"/>
+                <w:b/>
+                <w:bCs/>
+                <w:color w:val="FFFFFF"/>
+                <w:sz w:val="18"/>
+                <w:szCs w:val="18"/>
+                <w:rtl/>
+              </w:rPr>
+              <w:t xml:space="preserve">ما بُني</w:t>
+            </w:r>
+          </w:p>
+        </w:tc>
+      </w:tr>
+      <w:tr>
+        <w:trPr>
+          <w:cantSplit/>
+        </w:trPr>
+        <w:tc>
+          <w:tcPr>
+            <w:tcW w:type="dxa" w:w="2399"/>
+            <w:tcBorders>
+              <w:top w:val="single" w:color="BFC9D6" w:sz="4"/>
+              <w:left w:val="single" w:color="BFC9D6" w:sz="4"/>
+              <w:bottom w:val="single" w:color="BFC9D6" w:sz="4"/>
+              <w:right w:val="single" w:color="BFC9D6" w:sz="4"/>
+            </w:tcBorders>
+            <w:shd w:fill="E8EEF6" w:color="auto" w:val="clear"/>
+            <w:tcMar>
+              <w:top w:type="dxa" w:w="50"/>
+              <w:left w:type="dxa" w:w="90"/>
+              <w:bottom w:type="dxa" w:w="50"/>
+              <w:right w:type="dxa" w:w="90"/>
+            </w:tcMar>
+            <w:vAlign w:val="top"/>
+          </w:tcPr>
+          <w:p>
+            <w:pPr>
+              <w:keepNext w:val="false"/>
+              <w:bidi/>
+              <w:spacing w:after="30" w:before="30" w:line="264"/>
+            </w:pPr>
+            <w:r>
+              <w:rPr>
+                <w:rFonts w:ascii="Arial" w:cs="Arial" w:eastAsia="Arial" w:hAnsi="Arial"/>
+                <w:b/>
+                <w:bCs/>
+                <w:sz w:val="18"/>
+                <w:szCs w:val="18"/>
+                <w:rtl/>
+              </w:rPr>
+              <w:t xml:space="preserve">الإعداد</w:t>
+            </w:r>
+          </w:p>
+        </w:tc>
+        <w:tc>
+          <w:tcPr>
+            <w:tcW w:type="dxa" w:w="7465"/>
+            <w:tcBorders>
+              <w:top w:val="single" w:color="BFC9D6" w:sz="4"/>
+              <w:left w:val="single" w:color="BFC9D6" w:sz="4"/>
+              <w:bottom w:val="single" w:color="BFC9D6" w:sz="4"/>
+              <w:right w:val="single" w:color="BFC9D6" w:sz="4"/>
+            </w:tcBorders>
+            <w:tcMar>
+              <w:top w:type="dxa" w:w="50"/>
+              <w:left w:type="dxa" w:w="90"/>
+              <w:bottom w:type="dxa" w:w="50"/>
+              <w:right w:type="dxa" w:w="90"/>
+            </w:tcMar>
+            <w:vAlign w:val="top"/>
+          </w:tcPr>
+          <w:p>
+            <w:pPr>
+              <w:keepNext w:val="false"/>
+              <w:bidi/>
+              <w:spacing w:after="30" w:before="30" w:line="264"/>
+            </w:pPr>
+            <w:r>
+              <w:rPr>
+                <w:rFonts w:ascii="Courier New" w:cs="Courier New" w:eastAsia="Courier New" w:hAnsi="Courier New"/>
+                <w:b w:val="false"/>
+                <w:bCs w:val="false"/>
+                <w:color w:val="1F2937"/>
+                <w:sz w:val="16"/>
+                <w:szCs w:val="16"/>
+                <w:shd w:fill="F1F3F5" w:color="auto" w:val="clear"/>
+                <w:rtl/>
+              </w:rPr>
+              <w:t xml:space="preserve">‎tools/deploy/server_audit.sh apply‎</w:t>
+            </w:r>
+            <w:r>
+              <w:rPr>
+                <w:rFonts w:ascii="Arial" w:cs="Arial" w:eastAsia="Arial" w:hAnsi="Arial"/>
+                <w:b w:val="false"/>
+                <w:bCs w:val="false"/>
+                <w:sz w:val="18"/>
+                <w:szCs w:val="18"/>
+                <w:rtl/>
+              </w:rPr>
+              <w:t xml:space="preserve"> بحساب مدير شخصي، قبل النشر الأول ثم داخل كل نافذة بعد </w:t>
+            </w:r>
+            <w:r>
+              <w:rPr>
+                <w:rFonts w:ascii="Courier New" w:cs="Courier New" w:eastAsia="Courier New" w:hAnsi="Courier New"/>
+                <w:b w:val="false"/>
+                <w:bCs w:val="false"/>
+                <w:color w:val="1F2937"/>
+                <w:sz w:val="16"/>
+                <w:szCs w:val="16"/>
+                <w:shd w:fill="F1F3F5" w:color="auto" w:val="clear"/>
+                <w:rtl/>
+              </w:rPr>
+              <w:t xml:space="preserve">‎deploy.sh‎</w:t>
+            </w:r>
+            <w:r>
+              <w:rPr>
+                <w:rFonts w:ascii="Arial" w:cs="Arial" w:eastAsia="Arial" w:hAnsi="Arial"/>
+                <w:b w:val="false"/>
+                <w:bCs w:val="false"/>
+                <w:sz w:val="18"/>
+                <w:szCs w:val="18"/>
+                <w:rtl/>
+              </w:rPr>
+              <w:t xml:space="preserve">. لا يغيّر ما يطابق التعريف، ويعيد ما غُيّر يدويًا، ويتوقف إن غاب المجلد (50120). و</w:t>
+            </w:r>
+            <w:r>
+              <w:rPr>
+                <w:rFonts w:ascii="Courier New" w:cs="Courier New" w:eastAsia="Courier New" w:hAnsi="Courier New"/>
+                <w:b w:val="false"/>
+                <w:bCs w:val="false"/>
+                <w:color w:val="1F2937"/>
+                <w:sz w:val="16"/>
+                <w:szCs w:val="16"/>
+                <w:shd w:fill="F1F3F5" w:color="auto" w:val="clear"/>
+                <w:rtl/>
+              </w:rPr>
+              <w:t xml:space="preserve">‎check‎</w:t>
+            </w:r>
+            <w:r>
+              <w:rPr>
+                <w:rFonts w:ascii="Arial" w:cs="Arial" w:eastAsia="Arial" w:hAnsi="Arial"/>
+                <w:b w:val="false"/>
+                <w:bCs w:val="false"/>
+                <w:sz w:val="18"/>
+                <w:szCs w:val="18"/>
+                <w:rtl/>
+              </w:rPr>
+              <w:t xml:space="preserve"> يفشل (50121) ما لم يكن كل شيء قائمًا والتدقيق يكتب</w:t>
+            </w:r>
+          </w:p>
+        </w:tc>
+      </w:tr>
+      <w:tr>
+        <w:trPr>
+          <w:cantSplit/>
+        </w:trPr>
+        <w:tc>
+          <w:tcPr>
+            <w:tcW w:type="dxa" w:w="2399"/>
+            <w:tcBorders>
+              <w:top w:val="single" w:color="BFC9D6" w:sz="4"/>
+              <w:left w:val="single" w:color="BFC9D6" w:sz="4"/>
+              <w:bottom w:val="single" w:color="BFC9D6" w:sz="4"/>
+              <w:right w:val="single" w:color="BFC9D6" w:sz="4"/>
+            </w:tcBorders>
+            <w:shd w:fill="E8EEF6" w:color="auto" w:val="clear"/>
+            <w:tcMar>
+              <w:top w:type="dxa" w:w="50"/>
+              <w:left w:type="dxa" w:w="90"/>
+              <w:bottom w:type="dxa" w:w="50"/>
+              <w:right w:type="dxa" w:w="90"/>
+            </w:tcMar>
+            <w:vAlign w:val="top"/>
+          </w:tcPr>
+          <w:p>
+            <w:pPr>
+              <w:keepNext w:val="false"/>
+              <w:bidi/>
+              <w:spacing w:after="30" w:before="30" w:line="264"/>
+            </w:pPr>
+            <w:r>
+              <w:rPr>
+                <w:rFonts w:ascii="Arial" w:cs="Arial" w:eastAsia="Arial" w:hAnsi="Arial"/>
+                <w:b/>
+                <w:bCs/>
+                <w:sz w:val="18"/>
+                <w:szCs w:val="18"/>
+                <w:rtl/>
+              </w:rPr>
+              <w:t xml:space="preserve">المجموعات</w:t>
+            </w:r>
+          </w:p>
+        </w:tc>
+        <w:tc>
+          <w:tcPr>
+            <w:tcW w:type="dxa" w:w="7465"/>
+            <w:tcBorders>
+              <w:top w:val="single" w:color="BFC9D6" w:sz="4"/>
+              <w:left w:val="single" w:color="BFC9D6" w:sz="4"/>
+              <w:bottom w:val="single" w:color="BFC9D6" w:sz="4"/>
+              <w:right w:val="single" w:color="BFC9D6" w:sz="4"/>
+            </w:tcBorders>
+            <w:shd w:fill="F5F8FC" w:color="auto" w:val="clear"/>
+            <w:tcMar>
+              <w:top w:type="dxa" w:w="50"/>
+              <w:left w:type="dxa" w:w="90"/>
+              <w:bottom w:type="dxa" w:w="50"/>
+              <w:right w:type="dxa" w:w="90"/>
+            </w:tcMar>
+            <w:vAlign w:val="top"/>
+          </w:tcPr>
+          <w:p>
+            <w:pPr>
+              <w:keepNext w:val="false"/>
+              <w:bidi/>
+              <w:spacing w:after="30" w:before="30" w:line="264"/>
+            </w:pPr>
+            <w:r>
+              <w:rPr>
+                <w:rFonts w:ascii="Arial" w:cs="Arial" w:eastAsia="Arial" w:hAnsi="Arial"/>
+                <w:b w:val="false"/>
+                <w:bCs w:val="false"/>
+                <w:sz w:val="18"/>
+                <w:szCs w:val="18"/>
+                <w:rtl/>
+              </w:rPr>
+              <w:t xml:space="preserve">الاثنتا عشرة أعلاه، وثلاث من DOC-S12 §3.5، وثمان أخرى: أحداث النوافذ، والمنح على مخطط أو قاعدة أو حساب، والملكية، وإعدادات الخادم وكائناته</w:t>
+            </w:r>
+          </w:p>
+        </w:tc>
+      </w:tr>
+      <w:tr>
+        <w:trPr>
+          <w:cantSplit/>
+        </w:trPr>
+        <w:tc>
+          <w:tcPr>
+            <w:tcW w:type="dxa" w:w="2399"/>
+            <w:tcBorders>
+              <w:top w:val="single" w:color="BFC9D6" w:sz="4"/>
+              <w:left w:val="single" w:color="BFC9D6" w:sz="4"/>
+              <w:bottom w:val="single" w:color="BFC9D6" w:sz="4"/>
+              <w:right w:val="single" w:color="BFC9D6" w:sz="4"/>
+            </w:tcBorders>
+            <w:shd w:fill="E8EEF6" w:color="auto" w:val="clear"/>
+            <w:tcMar>
+              <w:top w:type="dxa" w:w="50"/>
+              <w:left w:type="dxa" w:w="90"/>
+              <w:bottom w:type="dxa" w:w="50"/>
+              <w:right w:type="dxa" w:w="90"/>
+            </w:tcMar>
+            <w:vAlign w:val="top"/>
+          </w:tcPr>
+          <w:p>
+            <w:pPr>
+              <w:keepNext w:val="false"/>
+              <w:bidi/>
+              <w:spacing w:after="30" w:before="30" w:line="264"/>
+            </w:pPr>
+            <w:r>
+              <w:rPr>
+                <w:rFonts w:ascii="Arial" w:cs="Arial" w:eastAsia="Arial" w:hAnsi="Arial"/>
+                <w:b/>
+                <w:bCs/>
+                <w:sz w:val="18"/>
+                <w:szCs w:val="18"/>
+                <w:rtl/>
+              </w:rPr>
+              <w:t xml:space="preserve">الاستثناء</w:t>
+            </w:r>
+          </w:p>
+        </w:tc>
+        <w:tc>
+          <w:tcPr>
+            <w:tcW w:type="dxa" w:w="7465"/>
+            <w:tcBorders>
+              <w:top w:val="single" w:color="BFC9D6" w:sz="4"/>
+              <w:left w:val="single" w:color="BFC9D6" w:sz="4"/>
+              <w:bottom w:val="single" w:color="BFC9D6" w:sz="4"/>
+              <w:right w:val="single" w:color="BFC9D6" w:sz="4"/>
+            </w:tcBorders>
+            <w:tcMar>
+              <w:top w:type="dxa" w:w="50"/>
+              <w:left w:type="dxa" w:w="90"/>
+              <w:bottom w:type="dxa" w:w="50"/>
+              <w:right w:type="dxa" w:w="90"/>
+            </w:tcMar>
+            <w:vAlign w:val="top"/>
+          </w:tcPr>
+          <w:p>
+            <w:pPr>
+              <w:keepNext w:val="false"/>
+              <w:bidi/>
+              <w:spacing w:after="30" w:before="30" w:line="264"/>
+            </w:pPr>
+            <w:r>
+              <w:rPr>
+                <w:rFonts w:ascii="Arial" w:cs="Arial" w:eastAsia="Arial" w:hAnsi="Arial"/>
+                <w:b w:val="false"/>
+                <w:bCs w:val="false"/>
+                <w:sz w:val="18"/>
+                <w:szCs w:val="18"/>
+                <w:rtl/>
+              </w:rPr>
+              <w:t xml:space="preserve">دخول حسابات الخدمة الثمانية الناجح وحده، بشرط في التدقيق نفسه. وفشلها يُسجَّل (الفحص SA3)</w:t>
+            </w:r>
+          </w:p>
+        </w:tc>
+      </w:tr>
+      <w:tr>
+        <w:trPr>
+          <w:cantSplit/>
+        </w:trPr>
+        <w:tc>
+          <w:tcPr>
+            <w:tcW w:type="dxa" w:w="2399"/>
+            <w:tcBorders>
+              <w:top w:val="single" w:color="BFC9D6" w:sz="4"/>
+              <w:left w:val="single" w:color="BFC9D6" w:sz="4"/>
+              <w:bottom w:val="single" w:color="BFC9D6" w:sz="4"/>
+              <w:right w:val="single" w:color="BFC9D6" w:sz="4"/>
+            </w:tcBorders>
+            <w:shd w:fill="E8EEF6" w:color="auto" w:val="clear"/>
+            <w:tcMar>
+              <w:top w:type="dxa" w:w="50"/>
+              <w:left w:type="dxa" w:w="90"/>
+              <w:bottom w:type="dxa" w:w="50"/>
+              <w:right w:type="dxa" w:w="90"/>
+            </w:tcMar>
+            <w:vAlign w:val="top"/>
+          </w:tcPr>
+          <w:p>
+            <w:pPr>
+              <w:keepNext w:val="false"/>
+              <w:bidi/>
+              <w:spacing w:after="30" w:before="30" w:line="264"/>
+            </w:pPr>
+            <w:r>
+              <w:rPr>
+                <w:rFonts w:ascii="Arial" w:cs="Arial" w:eastAsia="Arial" w:hAnsi="Arial"/>
+                <w:b/>
+                <w:bCs/>
+                <w:sz w:val="18"/>
+                <w:szCs w:val="18"/>
+                <w:rtl/>
+              </w:rPr>
+              <w:t xml:space="preserve">جداول التدقيق</w:t>
+            </w:r>
+          </w:p>
+        </w:tc>
+        <w:tc>
+          <w:tcPr>
+            <w:tcW w:type="dxa" w:w="7465"/>
+            <w:tcBorders>
+              <w:top w:val="single" w:color="BFC9D6" w:sz="4"/>
+              <w:left w:val="single" w:color="BFC9D6" w:sz="4"/>
+              <w:bottom w:val="single" w:color="BFC9D6" w:sz="4"/>
+              <w:right w:val="single" w:color="BFC9D6" w:sz="4"/>
+            </w:tcBorders>
+            <w:shd w:fill="F5F8FC" w:color="auto" w:val="clear"/>
+            <w:tcMar>
+              <w:top w:type="dxa" w:w="50"/>
+              <w:left w:type="dxa" w:w="90"/>
+              <w:bottom w:type="dxa" w:w="50"/>
+              <w:right w:type="dxa" w:w="90"/>
+            </w:tcMar>
+            <w:vAlign w:val="top"/>
+          </w:tcPr>
+          <w:p>
+            <w:pPr>
+              <w:keepNext w:val="false"/>
+              <w:bidi/>
+              <w:spacing w:after="30" w:before="30" w:line="264"/>
+            </w:pPr>
+            <w:r>
+              <w:rPr>
+                <w:rFonts w:ascii="Arial" w:cs="Arial" w:eastAsia="Arial" w:hAnsi="Arial"/>
+                <w:b w:val="false"/>
+                <w:bCs w:val="false"/>
+                <w:sz w:val="18"/>
+                <w:szCs w:val="18"/>
+                <w:rtl/>
+              </w:rPr>
+              <w:t xml:space="preserve">كل </w:t>
+            </w:r>
+            <w:r>
+              <w:rPr>
+                <w:rFonts w:ascii="Courier New" w:cs="Courier New" w:eastAsia="Courier New" w:hAnsi="Courier New"/>
+                <w:b w:val="false"/>
+                <w:bCs w:val="false"/>
+                <w:color w:val="1F2937"/>
+                <w:sz w:val="16"/>
+                <w:szCs w:val="16"/>
+                <w:shd w:fill="F1F3F5" w:color="auto" w:val="clear"/>
+                <w:rtl/>
+              </w:rPr>
+              <w:t xml:space="preserve">‎UPDATE‎</w:t>
+            </w:r>
+            <w:r>
+              <w:rPr>
+                <w:rFonts w:ascii="Arial" w:cs="Arial" w:eastAsia="Arial" w:hAnsi="Arial"/>
+                <w:b w:val="false"/>
+                <w:bCs w:val="false"/>
+                <w:sz w:val="18"/>
+                <w:szCs w:val="18"/>
+                <w:rtl/>
+              </w:rPr>
+              <w:t xml:space="preserve"> و</w:t>
+            </w:r>
+            <w:r>
+              <w:rPr>
+                <w:rFonts w:ascii="Courier New" w:cs="Courier New" w:eastAsia="Courier New" w:hAnsi="Courier New"/>
+                <w:b w:val="false"/>
+                <w:bCs w:val="false"/>
+                <w:color w:val="1F2937"/>
+                <w:sz w:val="16"/>
+                <w:szCs w:val="16"/>
+                <w:shd w:fill="F1F3F5" w:color="auto" w:val="clear"/>
+                <w:rtl/>
+              </w:rPr>
+              <w:t xml:space="preserve">‎DELETE‎</w:t>
+            </w:r>
+            <w:r>
+              <w:rPr>
+                <w:rFonts w:ascii="Arial" w:cs="Arial" w:eastAsia="Arial" w:hAnsi="Arial"/>
+                <w:b w:val="false"/>
+                <w:bCs w:val="false"/>
+                <w:sz w:val="18"/>
+                <w:szCs w:val="18"/>
+                <w:rtl/>
+              </w:rPr>
+              <w:t xml:space="preserve"> على </w:t>
+            </w:r>
+            <w:r>
+              <w:rPr>
+                <w:rFonts w:ascii="Courier New" w:cs="Courier New" w:eastAsia="Courier New" w:hAnsi="Courier New"/>
+                <w:b w:val="false"/>
+                <w:bCs w:val="false"/>
+                <w:color w:val="1F2937"/>
+                <w:sz w:val="16"/>
+                <w:szCs w:val="16"/>
+                <w:shd w:fill="F1F3F5" w:color="auto" w:val="clear"/>
+                <w:rtl/>
+              </w:rPr>
+              <w:t xml:space="preserve">‎aud.AuditLog‎</w:t>
+            </w:r>
+            <w:r>
+              <w:rPr>
+                <w:rFonts w:ascii="Arial" w:cs="Arial" w:eastAsia="Arial" w:hAnsi="Arial"/>
+                <w:b w:val="false"/>
+                <w:bCs w:val="false"/>
+                <w:sz w:val="18"/>
+                <w:szCs w:val="18"/>
+                <w:rtl/>
+              </w:rPr>
+              <w:t xml:space="preserve"> و</w:t>
+            </w:r>
+            <w:r>
+              <w:rPr>
+                <w:rFonts w:ascii="Courier New" w:cs="Courier New" w:eastAsia="Courier New" w:hAnsi="Courier New"/>
+                <w:b w:val="false"/>
+                <w:bCs w:val="false"/>
+                <w:color w:val="1F2937"/>
+                <w:sz w:val="16"/>
+                <w:szCs w:val="16"/>
+                <w:shd w:fill="F1F3F5" w:color="auto" w:val="clear"/>
+                <w:rtl/>
+              </w:rPr>
+              <w:t xml:space="preserve">‎aud.SensitiveAccessLog‎</w:t>
+            </w:r>
+            <w:r>
+              <w:rPr>
+                <w:rFonts w:ascii="Arial" w:cs="Arial" w:eastAsia="Arial" w:hAnsi="Arial"/>
+                <w:b w:val="false"/>
+                <w:bCs w:val="false"/>
+                <w:sz w:val="18"/>
+                <w:szCs w:val="18"/>
+                <w:rtl/>
+              </w:rPr>
+              <w:t xml:space="preserve"> و</w:t>
+            </w:r>
+            <w:r>
+              <w:rPr>
+                <w:rFonts w:ascii="Courier New" w:cs="Courier New" w:eastAsia="Courier New" w:hAnsi="Courier New"/>
+                <w:b w:val="false"/>
+                <w:bCs w:val="false"/>
+                <w:color w:val="1F2937"/>
+                <w:sz w:val="16"/>
+                <w:szCs w:val="16"/>
+                <w:shd w:fill="F1F3F5" w:color="auto" w:val="clear"/>
+                <w:rtl/>
+              </w:rPr>
+              <w:t xml:space="preserve">‎sec.KeyEvent‎</w:t>
+            </w:r>
+            <w:r>
+              <w:rPr>
+                <w:rFonts w:ascii="Arial" w:cs="Arial" w:eastAsia="Arial" w:hAnsi="Arial"/>
+                <w:b w:val="false"/>
+                <w:bCs w:val="false"/>
+                <w:sz w:val="18"/>
+                <w:szCs w:val="18"/>
+                <w:rtl/>
+              </w:rPr>
+              <w:t xml:space="preserve">، وكل </w:t>
+            </w:r>
+            <w:r>
+              <w:rPr>
+                <w:rFonts w:ascii="Courier New" w:cs="Courier New" w:eastAsia="Courier New" w:hAnsi="Courier New"/>
+                <w:b w:val="false"/>
+                <w:bCs w:val="false"/>
+                <w:color w:val="1F2937"/>
+                <w:sz w:val="16"/>
+                <w:szCs w:val="16"/>
+                <w:shd w:fill="F1F3F5" w:color="auto" w:val="clear"/>
+                <w:rtl/>
+              </w:rPr>
+              <w:t xml:space="preserve">‎DELETE‎</w:t>
+            </w:r>
+            <w:r>
+              <w:rPr>
+                <w:rFonts w:ascii="Arial" w:cs="Arial" w:eastAsia="Arial" w:hAnsi="Arial"/>
+                <w:b w:val="false"/>
+                <w:bCs w:val="false"/>
+                <w:sz w:val="18"/>
+                <w:szCs w:val="18"/>
+                <w:rtl/>
+              </w:rPr>
+              <w:t xml:space="preserve"> على </w:t>
+            </w:r>
+            <w:r>
+              <w:rPr>
+                <w:rFonts w:ascii="Courier New" w:cs="Courier New" w:eastAsia="Courier New" w:hAnsi="Courier New"/>
+                <w:b w:val="false"/>
+                <w:bCs w:val="false"/>
+                <w:color w:val="1F2937"/>
+                <w:sz w:val="16"/>
+                <w:szCs w:val="16"/>
+                <w:shd w:fill="F1F3F5" w:color="auto" w:val="clear"/>
+                <w:rtl/>
+              </w:rPr>
+              <w:t xml:space="preserve">‎sec.LoginAttempt‎</w:t>
+            </w:r>
+            <w:r>
+              <w:rPr>
+                <w:rFonts w:ascii="Arial" w:cs="Arial" w:eastAsia="Arial" w:hAnsi="Arial"/>
+                <w:b w:val="false"/>
+                <w:bCs w:val="false"/>
+                <w:sz w:val="18"/>
+                <w:szCs w:val="18"/>
+                <w:rtl/>
+              </w:rPr>
+              <w:t xml:space="preserve"> و</w:t>
+            </w:r>
+            <w:r>
+              <w:rPr>
+                <w:rFonts w:ascii="Courier New" w:cs="Courier New" w:eastAsia="Courier New" w:hAnsi="Courier New"/>
+                <w:b w:val="false"/>
+                <w:bCs w:val="false"/>
+                <w:color w:val="1F2937"/>
+                <w:sz w:val="16"/>
+                <w:szCs w:val="16"/>
+                <w:shd w:fill="F1F3F5" w:color="auto" w:val="clear"/>
+                <w:rtl/>
+              </w:rPr>
+              <w:t xml:space="preserve">‎cfg.JobRun‎</w:t>
+            </w:r>
+            <w:r>
+              <w:rPr>
+                <w:rFonts w:ascii="Arial" w:cs="Arial" w:eastAsia="Arial" w:hAnsi="Arial"/>
+                <w:b w:val="false"/>
+                <w:bCs w:val="false"/>
+                <w:sz w:val="18"/>
+                <w:szCs w:val="18"/>
+                <w:rtl/>
+              </w:rPr>
+              <w:t xml:space="preserve">، من أي حساب. و</w:t>
+            </w:r>
+            <w:r>
+              <w:rPr>
+                <w:rFonts w:ascii="Courier New" w:cs="Courier New" w:eastAsia="Courier New" w:hAnsi="Courier New"/>
+                <w:b w:val="false"/>
+                <w:bCs w:val="false"/>
+                <w:color w:val="1F2937"/>
+                <w:sz w:val="16"/>
+                <w:szCs w:val="16"/>
+                <w:shd w:fill="F1F3F5" w:color="auto" w:val="clear"/>
+                <w:rtl/>
+              </w:rPr>
+              <w:t xml:space="preserve">‎BY public‎</w:t>
+            </w:r>
+            <w:r>
+              <w:rPr>
+                <w:rFonts w:ascii="Arial" w:cs="Arial" w:eastAsia="Arial" w:hAnsi="Arial"/>
+                <w:b w:val="false"/>
+                <w:bCs w:val="false"/>
+                <w:sz w:val="18"/>
+                <w:szCs w:val="18"/>
+                <w:rtl/>
+              </w:rPr>
+              <w:t xml:space="preserve"> يشمل </w:t>
+            </w:r>
+            <w:r>
+              <w:rPr>
+                <w:rFonts w:ascii="Courier New" w:cs="Courier New" w:eastAsia="Courier New" w:hAnsi="Courier New"/>
+                <w:b w:val="false"/>
+                <w:bCs w:val="false"/>
+                <w:color w:val="1F2937"/>
+                <w:sz w:val="16"/>
+                <w:szCs w:val="16"/>
+                <w:shd w:fill="F1F3F5" w:color="auto" w:val="clear"/>
+                <w:rtl/>
+              </w:rPr>
+              <w:t xml:space="preserve">‎dbo‎</w:t>
+            </w:r>
+            <w:r>
+              <w:rPr>
+                <w:rFonts w:ascii="Arial" w:cs="Arial" w:eastAsia="Arial" w:hAnsi="Arial"/>
+                <w:b w:val="false"/>
+                <w:bCs w:val="false"/>
+                <w:sz w:val="18"/>
+                <w:szCs w:val="18"/>
+                <w:rtl/>
+              </w:rPr>
+              <w:t xml:space="preserve"> و</w:t>
+            </w:r>
+            <w:r>
+              <w:rPr>
+                <w:rFonts w:ascii="Courier New" w:cs="Courier New" w:eastAsia="Courier New" w:hAnsi="Courier New"/>
+                <w:b w:val="false"/>
+                <w:bCs w:val="false"/>
+                <w:color w:val="1F2937"/>
+                <w:sz w:val="16"/>
+                <w:szCs w:val="16"/>
+                <w:shd w:fill="F1F3F5" w:color="auto" w:val="clear"/>
+                <w:rtl/>
+              </w:rPr>
+              <w:t xml:space="preserve">‎sysadmin‎</w:t>
+            </w:r>
+            <w:r>
+              <w:rPr>
+                <w:rFonts w:ascii="Arial" w:cs="Arial" w:eastAsia="Arial" w:hAnsi="Arial"/>
+                <w:b w:val="false"/>
+                <w:bCs w:val="false"/>
+                <w:sz w:val="18"/>
+                <w:szCs w:val="18"/>
+                <w:rtl/>
+              </w:rPr>
+              <w:t xml:space="preserve"> (الفحص SA4)</w:t>
+            </w:r>
+          </w:p>
+        </w:tc>
+      </w:tr>
+      <w:tr>
+        <w:trPr>
+          <w:cantSplit/>
+        </w:trPr>
+        <w:tc>
+          <w:tcPr>
+            <w:tcW w:type="dxa" w:w="2399"/>
+            <w:tcBorders>
+              <w:top w:val="single" w:color="BFC9D6" w:sz="4"/>
+              <w:left w:val="single" w:color="BFC9D6" w:sz="4"/>
+              <w:bottom w:val="single" w:color="BFC9D6" w:sz="4"/>
+              <w:right w:val="single" w:color="BFC9D6" w:sz="4"/>
+            </w:tcBorders>
+            <w:shd w:fill="E8EEF6" w:color="auto" w:val="clear"/>
+            <w:tcMar>
+              <w:top w:type="dxa" w:w="50"/>
+              <w:left w:type="dxa" w:w="90"/>
+              <w:bottom w:type="dxa" w:w="50"/>
+              <w:right w:type="dxa" w:w="90"/>
+            </w:tcMar>
+            <w:vAlign w:val="top"/>
+          </w:tcPr>
+          <w:p>
+            <w:pPr>
+              <w:keepNext w:val="false"/>
+              <w:bidi/>
+              <w:spacing w:after="30" w:before="30" w:line="264"/>
+            </w:pPr>
+            <w:r>
+              <w:rPr>
+                <w:rFonts w:ascii="Arial" w:cs="Arial" w:eastAsia="Arial" w:hAnsi="Arial"/>
+                <w:b/>
+                <w:bCs/>
+                <w:sz w:val="18"/>
+                <w:szCs w:val="18"/>
+                <w:rtl/>
+              </w:rPr>
+              <w:t xml:space="preserve">النافذة</w:t>
+            </w:r>
+          </w:p>
+        </w:tc>
+        <w:tc>
+          <w:tcPr>
+            <w:tcW w:type="dxa" w:w="7465"/>
+            <w:tcBorders>
+              <w:top w:val="single" w:color="BFC9D6" w:sz="4"/>
+              <w:left w:val="single" w:color="BFC9D6" w:sz="4"/>
+              <w:bottom w:val="single" w:color="BFC9D6" w:sz="4"/>
+              <w:right w:val="single" w:color="BFC9D6" w:sz="4"/>
+            </w:tcBorders>
+            <w:tcMar>
+              <w:top w:type="dxa" w:w="50"/>
+              <w:left w:type="dxa" w:w="90"/>
+              <w:bottom w:type="dxa" w:w="50"/>
+              <w:right w:type="dxa" w:w="90"/>
+            </w:tcMar>
+            <w:vAlign w:val="top"/>
+          </w:tcPr>
+          <w:p>
+            <w:pPr>
+              <w:keepNext w:val="false"/>
+              <w:bidi/>
+              <w:spacing w:after="30" w:before="30" w:line="264"/>
+            </w:pPr>
+            <w:r>
+              <w:rPr>
+                <w:rFonts w:ascii="Arial" w:cs="Arial" w:eastAsia="Arial" w:hAnsi="Arial"/>
+                <w:b w:val="false"/>
+                <w:bCs w:val="false"/>
+                <w:sz w:val="18"/>
+                <w:szCs w:val="18"/>
+                <w:rtl/>
+              </w:rPr>
+              <w:t xml:space="preserve">يعلنها </w:t>
+            </w:r>
+            <w:r>
+              <w:rPr>
+                <w:rFonts w:ascii="Courier New" w:cs="Courier New" w:eastAsia="Courier New" w:hAnsi="Courier New"/>
+                <w:b w:val="false"/>
+                <w:bCs w:val="false"/>
+                <w:color w:val="1F2937"/>
+                <w:sz w:val="16"/>
+                <w:szCs w:val="16"/>
+                <w:shd w:fill="F1F3F5" w:color="auto" w:val="clear"/>
+                <w:rtl/>
+              </w:rPr>
+              <w:t xml:space="preserve">‎prepare_database.sh open‎</w:t>
+            </w:r>
+            <w:r>
+              <w:rPr>
+                <w:rFonts w:ascii="Arial" w:cs="Arial" w:eastAsia="Arial" w:hAnsi="Arial"/>
+                <w:b w:val="false"/>
+                <w:bCs w:val="false"/>
+                <w:sz w:val="18"/>
+                <w:szCs w:val="18"/>
+                <w:rtl/>
+              </w:rPr>
+              <w:t xml:space="preserve"> و</w:t>
+            </w:r>
+            <w:r>
+              <w:rPr>
+                <w:rFonts w:ascii="Courier New" w:cs="Courier New" w:eastAsia="Courier New" w:hAnsi="Courier New"/>
+                <w:b w:val="false"/>
+                <w:bCs w:val="false"/>
+                <w:color w:val="1F2937"/>
+                <w:sz w:val="16"/>
+                <w:szCs w:val="16"/>
+                <w:shd w:fill="F1F3F5" w:color="auto" w:val="clear"/>
+                <w:rtl/>
+              </w:rPr>
+              <w:t xml:space="preserve">‎close‎</w:t>
+            </w:r>
+            <w:r>
+              <w:rPr>
+                <w:rFonts w:ascii="Arial" w:cs="Arial" w:eastAsia="Arial" w:hAnsi="Arial"/>
+                <w:b w:val="false"/>
+                <w:bCs w:val="false"/>
+                <w:sz w:val="18"/>
+                <w:szCs w:val="18"/>
+                <w:rtl/>
+              </w:rPr>
+              <w:t xml:space="preserve"> في التدقيق بمرجع التغيير </w:t>
+            </w:r>
+            <w:r>
+              <w:rPr>
+                <w:rFonts w:ascii="Courier New" w:cs="Courier New" w:eastAsia="Courier New" w:hAnsi="Courier New"/>
+                <w:b w:val="false"/>
+                <w:bCs w:val="false"/>
+                <w:color w:val="1F2937"/>
+                <w:sz w:val="16"/>
+                <w:szCs w:val="16"/>
+                <w:shd w:fill="F1F3F5" w:color="auto" w:val="clear"/>
+                <w:rtl/>
+              </w:rPr>
+              <w:t xml:space="preserve">‎BANKFAS_CHANGE_REF‎</w:t>
+            </w:r>
+            <w:r>
+              <w:rPr>
+                <w:rFonts w:ascii="Arial" w:cs="Arial" w:eastAsia="Arial" w:hAnsi="Arial"/>
+                <w:b w:val="false"/>
+                <w:bCs w:val="false"/>
+                <w:sz w:val="18"/>
+                <w:szCs w:val="18"/>
+                <w:rtl/>
+              </w:rPr>
+              <w:t xml:space="preserve">. ويعلن </w:t>
+            </w:r>
+            <w:r>
+              <w:rPr>
+                <w:rFonts w:ascii="Courier New" w:cs="Courier New" w:eastAsia="Courier New" w:hAnsi="Courier New"/>
+                <w:b w:val="false"/>
+                <w:bCs w:val="false"/>
+                <w:color w:val="1F2937"/>
+                <w:sz w:val="16"/>
+                <w:szCs w:val="16"/>
+                <w:shd w:fill="F1F3F5" w:color="auto" w:val="clear"/>
+                <w:rtl/>
+              </w:rPr>
+              <w:t xml:space="preserve">‎prepare‎</w:t>
+            </w:r>
+            <w:r>
+              <w:rPr>
+                <w:rFonts w:ascii="Arial" w:cs="Arial" w:eastAsia="Arial" w:hAnsi="Arial"/>
+                <w:b w:val="false"/>
+                <w:bCs w:val="false"/>
+                <w:sz w:val="18"/>
+                <w:szCs w:val="18"/>
+                <w:rtl/>
+              </w:rPr>
+              <w:t xml:space="preserve"> و</w:t>
+            </w:r>
+            <w:r>
+              <w:rPr>
+                <w:rFonts w:ascii="Courier New" w:cs="Courier New" w:eastAsia="Courier New" w:hAnsi="Courier New"/>
+                <w:b w:val="false"/>
+                <w:bCs w:val="false"/>
+                <w:color w:val="1F2937"/>
+                <w:sz w:val="16"/>
+                <w:szCs w:val="16"/>
+                <w:shd w:fill="F1F3F5" w:color="auto" w:val="clear"/>
+                <w:rtl/>
+              </w:rPr>
+              <w:t xml:space="preserve">‎provision_logins.sh‎</w:t>
+            </w:r>
+            <w:r>
+              <w:rPr>
+                <w:rFonts w:ascii="Arial" w:cs="Arial" w:eastAsia="Arial" w:hAnsi="Arial"/>
+                <w:b w:val="false"/>
+                <w:bCs w:val="false"/>
+                <w:sz w:val="18"/>
+                <w:szCs w:val="18"/>
+                <w:rtl/>
+              </w:rPr>
+              <w:t xml:space="preserve"> و</w:t>
+            </w:r>
+            <w:r>
+              <w:rPr>
+                <w:rFonts w:ascii="Courier New" w:cs="Courier New" w:eastAsia="Courier New" w:hAnsi="Courier New"/>
+                <w:b w:val="false"/>
+                <w:bCs w:val="false"/>
+                <w:color w:val="1F2937"/>
+                <w:sz w:val="16"/>
+                <w:szCs w:val="16"/>
+                <w:shd w:fill="F1F3F5" w:color="auto" w:val="clear"/>
+                <w:rtl/>
+              </w:rPr>
+              <w:t xml:space="preserve">‎server_audit.sh apply‎</w:t>
+            </w:r>
+            <w:r>
+              <w:rPr>
+                <w:rFonts w:ascii="Arial" w:cs="Arial" w:eastAsia="Arial" w:hAnsi="Arial"/>
+                <w:b w:val="false"/>
+                <w:bCs w:val="false"/>
+                <w:sz w:val="18"/>
+                <w:szCs w:val="18"/>
+                <w:rtl/>
+              </w:rPr>
+              <w:t xml:space="preserve"> كل تشغيل تغييرًا إداريًا قصيرًا. والنافذة تُسكت التنبيه عن صاحبها وحده، وعن </w:t>
+            </w:r>
+            <w:r>
+              <w:rPr>
+                <w:rFonts w:ascii="Courier New" w:cs="Courier New" w:eastAsia="Courier New" w:hAnsi="Courier New"/>
+                <w:b w:val="false"/>
+                <w:bCs w:val="false"/>
+                <w:color w:val="1F2937"/>
+                <w:sz w:val="16"/>
+                <w:szCs w:val="16"/>
+                <w:shd w:fill="F1F3F5" w:color="auto" w:val="clear"/>
+                <w:rtl/>
+              </w:rPr>
+              <w:t xml:space="preserve">‎bankfas_migrator‎</w:t>
+            </w:r>
+            <w:r>
+              <w:rPr>
+                <w:rFonts w:ascii="Arial" w:cs="Arial" w:eastAsia="Arial" w:hAnsi="Arial"/>
+                <w:b w:val="false"/>
+                <w:bCs w:val="false"/>
+                <w:sz w:val="18"/>
+                <w:szCs w:val="18"/>
+                <w:rtl/>
+              </w:rPr>
+              <w:t xml:space="preserve"> في نافذة النشر</w:t>
+            </w:r>
+          </w:p>
+        </w:tc>
+      </w:tr>
+      <w:tr>
+        <w:trPr>
+          <w:cantSplit/>
+        </w:trPr>
+        <w:tc>
+          <w:tcPr>
+            <w:tcW w:type="dxa" w:w="2399"/>
+            <w:tcBorders>
+              <w:top w:val="single" w:color="BFC9D6" w:sz="4"/>
+              <w:left w:val="single" w:color="BFC9D6" w:sz="4"/>
+              <w:bottom w:val="single" w:color="BFC9D6" w:sz="4"/>
+              <w:right w:val="single" w:color="BFC9D6" w:sz="4"/>
+            </w:tcBorders>
+            <w:shd w:fill="E8EEF6" w:color="auto" w:val="clear"/>
+            <w:tcMar>
+              <w:top w:type="dxa" w:w="50"/>
+              <w:left w:type="dxa" w:w="90"/>
+              <w:bottom w:type="dxa" w:w="50"/>
+              <w:right w:type="dxa" w:w="90"/>
+            </w:tcMar>
+            <w:vAlign w:val="top"/>
+          </w:tcPr>
+          <w:p>
+            <w:pPr>
+              <w:keepNext w:val="false"/>
+              <w:bidi/>
+              <w:spacing w:after="30" w:before="30" w:line="264"/>
+            </w:pPr>
+            <w:r>
+              <w:rPr>
+                <w:rFonts w:ascii="Arial" w:cs="Arial" w:eastAsia="Arial" w:hAnsi="Arial"/>
+                <w:b/>
+                <w:bCs/>
+                <w:sz w:val="18"/>
+                <w:szCs w:val="18"/>
+                <w:rtl/>
+              </w:rPr>
+              <w:t xml:space="preserve">التنبيهات</w:t>
+            </w:r>
+          </w:p>
+        </w:tc>
+        <w:tc>
+          <w:tcPr>
+            <w:tcW w:type="dxa" w:w="7465"/>
+            <w:tcBorders>
+              <w:top w:val="single" w:color="BFC9D6" w:sz="4"/>
+              <w:left w:val="single" w:color="BFC9D6" w:sz="4"/>
+              <w:bottom w:val="single" w:color="BFC9D6" w:sz="4"/>
+              <w:right w:val="single" w:color="BFC9D6" w:sz="4"/>
+            </w:tcBorders>
+            <w:shd w:fill="F5F8FC" w:color="auto" w:val="clear"/>
+            <w:tcMar>
+              <w:top w:type="dxa" w:w="50"/>
+              <w:left w:type="dxa" w:w="90"/>
+              <w:bottom w:type="dxa" w:w="50"/>
+              <w:right w:type="dxa" w:w="90"/>
+            </w:tcMar>
+            <w:vAlign w:val="top"/>
+          </w:tcPr>
+          <w:p>
+            <w:pPr>
+              <w:keepNext w:val="false"/>
+              <w:bidi/>
+              <w:spacing w:after="30" w:before="30" w:line="264"/>
+            </w:pPr>
+            <w:r>
+              <w:rPr>
+                <w:rFonts w:ascii="Courier New" w:cs="Courier New" w:eastAsia="Courier New" w:hAnsi="Courier New"/>
+                <w:b w:val="false"/>
+                <w:bCs w:val="false"/>
+                <w:color w:val="1F2937"/>
+                <w:sz w:val="16"/>
+                <w:szCs w:val="16"/>
+                <w:shd w:fill="F1F3F5" w:color="auto" w:val="clear"/>
+                <w:rtl/>
+              </w:rPr>
+              <w:t xml:space="preserve">‎server_audit.sh alerts‎</w:t>
+            </w:r>
+            <w:r>
+              <w:rPr>
+                <w:rFonts w:ascii="Arial" w:cs="Arial" w:eastAsia="Arial" w:hAnsi="Arial"/>
+                <w:b w:val="false"/>
+                <w:bCs w:val="false"/>
+                <w:sz w:val="18"/>
+                <w:szCs w:val="18"/>
+                <w:rtl/>
+              </w:rPr>
+              <w:t xml:space="preserve"> بقواعد AL-18 العشر: </w:t>
+            </w:r>
+            <w:r>
+              <w:rPr>
+                <w:rFonts w:ascii="Courier New" w:cs="Courier New" w:eastAsia="Courier New" w:hAnsi="Courier New"/>
+                <w:b w:val="false"/>
+                <w:bCs w:val="false"/>
+                <w:color w:val="1F2937"/>
+                <w:sz w:val="16"/>
+                <w:szCs w:val="16"/>
+                <w:shd w:fill="F1F3F5" w:color="auto" w:val="clear"/>
+                <w:rtl/>
+              </w:rPr>
+              <w:t xml:space="preserve">‎breakglass‎</w:t>
+            </w:r>
+            <w:r>
+              <w:rPr>
+                <w:rFonts w:ascii="Arial" w:cs="Arial" w:eastAsia="Arial" w:hAnsi="Arial"/>
+                <w:b w:val="false"/>
+                <w:bCs w:val="false"/>
+                <w:sz w:val="18"/>
+                <w:szCs w:val="18"/>
+                <w:rtl/>
+              </w:rPr>
+              <w:t xml:space="preserve">، وأي تغيير على </w:t>
+            </w:r>
+            <w:r>
+              <w:rPr>
+                <w:rFonts w:ascii="Courier New" w:cs="Courier New" w:eastAsia="Courier New" w:hAnsi="Courier New"/>
+                <w:b w:val="false"/>
+                <w:bCs w:val="false"/>
+                <w:color w:val="1F2937"/>
+                <w:sz w:val="16"/>
+                <w:szCs w:val="16"/>
+                <w:shd w:fill="F1F3F5" w:color="auto" w:val="clear"/>
+                <w:rtl/>
+              </w:rPr>
+              <w:t xml:space="preserve">‎sa‎</w:t>
+            </w:r>
+            <w:r>
+              <w:rPr>
+                <w:rFonts w:ascii="Arial" w:cs="Arial" w:eastAsia="Arial" w:hAnsi="Arial"/>
+                <w:b w:val="false"/>
+                <w:bCs w:val="false"/>
+                <w:sz w:val="18"/>
+                <w:szCs w:val="18"/>
+                <w:rtl/>
+              </w:rPr>
+              <w:t xml:space="preserve"> غير تعطيله، وأدوار الخادم وصلاحياته، وحذف قاعدة، وتوقف التدقيق، وتعديل جداول التدقيق، في أي وقت؛ و</w:t>
+            </w:r>
+            <w:r>
+              <w:rPr>
+                <w:rFonts w:ascii="Courier New" w:cs="Courier New" w:eastAsia="Courier New" w:hAnsi="Courier New"/>
+                <w:b w:val="false"/>
+                <w:bCs w:val="false"/>
+                <w:color w:val="1F2937"/>
+                <w:sz w:val="16"/>
+                <w:szCs w:val="16"/>
+                <w:shd w:fill="F1F3F5" w:color="auto" w:val="clear"/>
+                <w:rtl/>
+              </w:rPr>
+              <w:t xml:space="preserve">‎bankfas_migrator‎</w:t>
+            </w:r>
+            <w:r>
+              <w:rPr>
+                <w:rFonts w:ascii="Arial" w:cs="Arial" w:eastAsia="Arial" w:hAnsi="Arial"/>
+                <w:b w:val="false"/>
+                <w:bCs w:val="false"/>
+                <w:sz w:val="18"/>
+                <w:szCs w:val="18"/>
+                <w:rtl/>
+              </w:rPr>
+              <w:t xml:space="preserve"> خارج نافذة النشر؛ والمنح والسياسات والبنية والتدقيق خارج نافذة صاحبها. الصيانة الدورية للفهارس والإحصاءات لا تنبّه (الفحص SA5)</w:t>
+            </w:r>
+          </w:p>
+        </w:tc>
+      </w:tr>
+      <w:tr>
+        <w:trPr>
+          <w:cantSplit/>
+        </w:trPr>
+        <w:tc>
+          <w:tcPr>
+            <w:tcW w:type="dxa" w:w="2399"/>
+            <w:tcBorders>
+              <w:top w:val="single" w:color="BFC9D6" w:sz="4"/>
+              <w:left w:val="single" w:color="BFC9D6" w:sz="4"/>
+              <w:bottom w:val="single" w:color="BFC9D6" w:sz="4"/>
+              <w:right w:val="single" w:color="BFC9D6" w:sz="4"/>
+            </w:tcBorders>
+            <w:shd w:fill="E8EEF6" w:color="auto" w:val="clear"/>
+            <w:tcMar>
+              <w:top w:type="dxa" w:w="50"/>
+              <w:left w:type="dxa" w:w="90"/>
+              <w:bottom w:type="dxa" w:w="50"/>
+              <w:right w:type="dxa" w:w="90"/>
+            </w:tcMar>
+            <w:vAlign w:val="top"/>
+          </w:tcPr>
+          <w:p>
+            <w:pPr>
+              <w:keepNext w:val="false"/>
+              <w:bidi/>
+              <w:spacing w:after="30" w:before="30" w:line="264"/>
+            </w:pPr>
+            <w:r>
+              <w:rPr>
+                <w:rFonts w:ascii="Arial" w:cs="Arial" w:eastAsia="Arial" w:hAnsi="Arial"/>
+                <w:b/>
+                <w:bCs/>
+                <w:sz w:val="18"/>
+                <w:szCs w:val="18"/>
+                <w:rtl/>
+              </w:rPr>
+              <w:t xml:space="preserve">القراءة</w:t>
+            </w:r>
+          </w:p>
+        </w:tc>
+        <w:tc>
+          <w:tcPr>
+            <w:tcW w:type="dxa" w:w="7465"/>
+            <w:tcBorders>
+              <w:top w:val="single" w:color="BFC9D6" w:sz="4"/>
+              <w:left w:val="single" w:color="BFC9D6" w:sz="4"/>
+              <w:bottom w:val="single" w:color="BFC9D6" w:sz="4"/>
+              <w:right w:val="single" w:color="BFC9D6" w:sz="4"/>
+            </w:tcBorders>
+            <w:tcMar>
+              <w:top w:type="dxa" w:w="50"/>
+              <w:left w:type="dxa" w:w="90"/>
+              <w:bottom w:type="dxa" w:w="50"/>
+              <w:right w:type="dxa" w:w="90"/>
+            </w:tcMar>
+            <w:vAlign w:val="top"/>
+          </w:tcPr>
+          <w:p>
+            <w:pPr>
+              <w:keepNext w:val="false"/>
+              <w:bidi/>
+              <w:spacing w:after="30" w:before="30" w:line="264"/>
+            </w:pPr>
+            <w:r>
+              <w:rPr>
+                <w:rFonts w:ascii="Courier New" w:cs="Courier New" w:eastAsia="Courier New" w:hAnsi="Courier New"/>
+                <w:b w:val="false"/>
+                <w:bCs w:val="false"/>
+                <w:color w:val="1F2937"/>
+                <w:sz w:val="16"/>
+                <w:szCs w:val="16"/>
+                <w:shd w:fill="F1F3F5" w:color="auto" w:val="clear"/>
+                <w:rtl/>
+              </w:rPr>
+              <w:t xml:space="preserve">‎alerts‎</w:t>
+            </w:r>
+            <w:r>
+              <w:rPr>
+                <w:rFonts w:ascii="Arial" w:cs="Arial" w:eastAsia="Arial" w:hAnsi="Arial"/>
+                <w:b w:val="false"/>
+                <w:bCs w:val="false"/>
+                <w:sz w:val="18"/>
+                <w:szCs w:val="18"/>
+                <w:rtl/>
+              </w:rPr>
+              <w:t xml:space="preserve"> و</w:t>
+            </w:r>
+            <w:r>
+              <w:rPr>
+                <w:rFonts w:ascii="Courier New" w:cs="Courier New" w:eastAsia="Courier New" w:hAnsi="Courier New"/>
+                <w:b w:val="false"/>
+                <w:bCs w:val="false"/>
+                <w:color w:val="1F2937"/>
+                <w:sz w:val="16"/>
+                <w:szCs w:val="16"/>
+                <w:shd w:fill="F1F3F5" w:color="auto" w:val="clear"/>
+                <w:rtl/>
+              </w:rPr>
+              <w:t xml:space="preserve">‎windows‎</w:t>
+            </w:r>
+            <w:r>
+              <w:rPr>
+                <w:rFonts w:ascii="Arial" w:cs="Arial" w:eastAsia="Arial" w:hAnsi="Arial"/>
+                <w:b w:val="false"/>
+                <w:bCs w:val="false"/>
+                <w:sz w:val="18"/>
+                <w:szCs w:val="18"/>
+                <w:rtl/>
+              </w:rPr>
+              <w:t xml:space="preserve"> بصلاحية </w:t>
+            </w:r>
+            <w:r>
+              <w:rPr>
+                <w:rFonts w:ascii="Courier New" w:cs="Courier New" w:eastAsia="Courier New" w:hAnsi="Courier New"/>
+                <w:b w:val="false"/>
+                <w:bCs w:val="false"/>
+                <w:color w:val="1F2937"/>
+                <w:sz w:val="16"/>
+                <w:szCs w:val="16"/>
+                <w:shd w:fill="F1F3F5" w:color="auto" w:val="clear"/>
+                <w:rtl/>
+              </w:rPr>
+              <w:t xml:space="preserve">‎VIEW SERVER SECURITY AUDIT‎</w:t>
+            </w:r>
+            <w:r>
+              <w:rPr>
+                <w:rFonts w:ascii="Arial" w:cs="Arial" w:eastAsia="Arial" w:hAnsi="Arial"/>
+                <w:b w:val="false"/>
+                <w:bCs w:val="false"/>
+                <w:sz w:val="18"/>
+                <w:szCs w:val="18"/>
+                <w:rtl/>
+              </w:rPr>
+              <w:t xml:space="preserve"> وحدها، و</w:t>
+            </w:r>
+            <w:r>
+              <w:rPr>
+                <w:rFonts w:ascii="Courier New" w:cs="Courier New" w:eastAsia="Courier New" w:hAnsi="Courier New"/>
+                <w:b w:val="false"/>
+                <w:bCs w:val="false"/>
+                <w:color w:val="1F2937"/>
+                <w:sz w:val="16"/>
+                <w:szCs w:val="16"/>
+                <w:shd w:fill="F1F3F5" w:color="auto" w:val="clear"/>
+                <w:rtl/>
+              </w:rPr>
+              <w:t xml:space="preserve">‎check‎</w:t>
+            </w:r>
+            <w:r>
+              <w:rPr>
+                <w:rFonts w:ascii="Arial" w:cs="Arial" w:eastAsia="Arial" w:hAnsi="Arial"/>
+                <w:b w:val="false"/>
+                <w:bCs w:val="false"/>
+                <w:sz w:val="18"/>
+                <w:szCs w:val="18"/>
+                <w:rtl/>
+              </w:rPr>
+              <w:t xml:space="preserve"> بصلاحيات عرض بلا صف من البيانات (الفحص SA6)</w:t>
+            </w:r>
+          </w:p>
+        </w:tc>
+      </w:tr>
+      <w:tr>
+        <w:trPr>
+          <w:cantSplit/>
+        </w:trPr>
+        <w:tc>
+          <w:tcPr>
+            <w:tcW w:type="dxa" w:w="2399"/>
+            <w:tcBorders>
+              <w:top w:val="single" w:color="BFC9D6" w:sz="4"/>
+              <w:left w:val="single" w:color="BFC9D6" w:sz="4"/>
+              <w:bottom w:val="single" w:color="BFC9D6" w:sz="4"/>
+              <w:right w:val="single" w:color="BFC9D6" w:sz="4"/>
+            </w:tcBorders>
+            <w:shd w:fill="E8EEF6" w:color="auto" w:val="clear"/>
+            <w:tcMar>
+              <w:top w:type="dxa" w:w="50"/>
+              <w:left w:type="dxa" w:w="90"/>
+              <w:bottom w:type="dxa" w:w="50"/>
+              <w:right w:type="dxa" w:w="90"/>
+            </w:tcMar>
+            <w:vAlign w:val="top"/>
+          </w:tcPr>
+          <w:p>
+            <w:pPr>
+              <w:keepNext w:val="false"/>
+              <w:bidi/>
+              <w:spacing w:after="30" w:before="30" w:line="264"/>
+            </w:pPr>
+            <w:r>
+              <w:rPr>
+                <w:rFonts w:ascii="Arial" w:cs="Arial" w:eastAsia="Arial" w:hAnsi="Arial"/>
+                <w:b/>
+                <w:bCs/>
+                <w:sz w:val="18"/>
+                <w:szCs w:val="18"/>
+                <w:rtl/>
+              </w:rPr>
+              <w:t xml:space="preserve">النسخ خارج الخادم</w:t>
+            </w:r>
+          </w:p>
+        </w:tc>
+        <w:tc>
+          <w:tcPr>
+            <w:tcW w:type="dxa" w:w="7465"/>
+            <w:tcBorders>
+              <w:top w:val="single" w:color="BFC9D6" w:sz="4"/>
+              <w:left w:val="single" w:color="BFC9D6" w:sz="4"/>
+              <w:bottom w:val="single" w:color="BFC9D6" w:sz="4"/>
+              <w:right w:val="single" w:color="BFC9D6" w:sz="4"/>
+            </w:tcBorders>
+            <w:shd w:fill="F5F8FC" w:color="auto" w:val="clear"/>
+            <w:tcMar>
+              <w:top w:type="dxa" w:w="50"/>
+              <w:left w:type="dxa" w:w="90"/>
+              <w:bottom w:type="dxa" w:w="50"/>
+              <w:right w:type="dxa" w:w="90"/>
+            </w:tcMar>
+            <w:vAlign w:val="top"/>
+          </w:tcPr>
+          <w:p>
+            <w:pPr>
+              <w:keepNext w:val="false"/>
+              <w:bidi/>
+              <w:spacing w:after="30" w:before="30" w:line="264"/>
+            </w:pPr>
+            <w:r>
+              <w:rPr>
+                <w:rFonts w:ascii="Arial" w:cs="Arial" w:eastAsia="Arial" w:hAnsi="Arial"/>
+                <w:b w:val="false"/>
+                <w:bCs w:val="false"/>
+                <w:sz w:val="18"/>
+                <w:szCs w:val="18"/>
+                <w:rtl/>
+              </w:rPr>
+              <w:t xml:space="preserve">لم يُبنَ: مهمة الشحن والمخزن المركزي وحساب القراءة تنتظر DQ-S12-1 وDQ-S12-2 وDQ-S12-6</w:t>
+            </w:r>
+          </w:p>
+        </w:tc>
+      </w:tr>
+    </w:tbl>
+    <w:p>
+      <w:pPr>
+        <w:bidi/>
+        <w:spacing w:after="120" w:before="0"/>
+      </w:pPr>
+    </w:p>
+    <w:p>
+      <w:pPr>
         <w:pStyle w:val="Heading1"/>
         <w:bidi/>
       </w:pPr>
@@ -13137,11 +14788,11 @@
         </w:tblBorders>
       </w:tblPr>
       <w:tblGrid>
-        <w:gridCol w:w="1479"/>
-        <w:gridCol w:w="2632"/>
-        <w:gridCol w:w="2630"/>
-        <w:gridCol w:w="1479"/>
-        <w:gridCol w:w="1644"/>
+        <w:gridCol w:w="1183"/>
+        <w:gridCol w:w="2104"/>
+        <w:gridCol w:w="4079"/>
+        <w:gridCol w:w="1183"/>
+        <w:gridCol w:w="1315"/>
       </w:tblGrid>
       <w:tr>
         <w:trPr>
@@ -13150,7 +14801,7 @@
         </w:trPr>
         <w:tc>
           <w:tcPr>
-            <w:tcW w:type="dxa" w:w="1479"/>
+            <w:tcW w:type="dxa" w:w="1183"/>
             <w:tcBorders>
               <w:top w:val="single" w:color="BFC9D6" w:sz="4"/>
               <w:left w:val="single" w:color="BFC9D6" w:sz="4"/>
@@ -13188,7 +14839,7 @@
         </w:tc>
         <w:tc>
           <w:tcPr>
-            <w:tcW w:type="dxa" w:w="2632"/>
+            <w:tcW w:type="dxa" w:w="2104"/>
             <w:tcBorders>
               <w:top w:val="single" w:color="BFC9D6" w:sz="4"/>
               <w:left w:val="single" w:color="BFC9D6" w:sz="4"/>
@@ -13226,7 +14877,7 @@
         </w:tc>
         <w:tc>
           <w:tcPr>
-            <w:tcW w:type="dxa" w:w="2630"/>
+            <w:tcW w:type="dxa" w:w="4079"/>
             <w:tcBorders>
               <w:top w:val="single" w:color="BFC9D6" w:sz="4"/>
               <w:left w:val="single" w:color="BFC9D6" w:sz="4"/>
@@ -13264,7 +14915,7 @@
         </w:tc>
         <w:tc>
           <w:tcPr>
-            <w:tcW w:type="dxa" w:w="1479"/>
+            <w:tcW w:type="dxa" w:w="1183"/>
             <w:tcBorders>
               <w:top w:val="single" w:color="BFC9D6" w:sz="4"/>
               <w:left w:val="single" w:color="BFC9D6" w:sz="4"/>
@@ -13302,7 +14953,7 @@
         </w:tc>
         <w:tc>
           <w:tcPr>
-            <w:tcW w:type="dxa" w:w="1644"/>
+            <w:tcW w:type="dxa" w:w="1315"/>
             <w:tcBorders>
               <w:top w:val="single" w:color="BFC9D6" w:sz="4"/>
               <w:left w:val="single" w:color="BFC9D6" w:sz="4"/>
@@ -13345,7 +14996,7 @@
         </w:trPr>
         <w:tc>
           <w:tcPr>
-            <w:tcW w:type="dxa" w:w="1479"/>
+            <w:tcW w:type="dxa" w:w="1183"/>
             <w:tcBorders>
               <w:top w:val="single" w:color="BFC9D6" w:sz="4"/>
               <w:left w:val="single" w:color="BFC9D6" w:sz="4"/>
@@ -13381,7 +15032,7 @@
         </w:tc>
         <w:tc>
           <w:tcPr>
-            <w:tcW w:type="dxa" w:w="2632"/>
+            <w:tcW w:type="dxa" w:w="2104"/>
             <w:tcBorders>
               <w:top w:val="single" w:color="BFC9D6" w:sz="4"/>
               <w:left w:val="single" w:color="BFC9D6" w:sz="4"/>
@@ -13417,7 +15068,7 @@
         </w:tc>
         <w:tc>
           <w:tcPr>
-            <w:tcW w:type="dxa" w:w="2630"/>
+            <w:tcW w:type="dxa" w:w="4079"/>
             <w:tcBorders>
               <w:top w:val="single" w:color="BFC9D6" w:sz="4"/>
               <w:left w:val="single" w:color="BFC9D6" w:sz="4"/>
@@ -13453,7 +15104,7 @@
         </w:tc>
         <w:tc>
           <w:tcPr>
-            <w:tcW w:type="dxa" w:w="1479"/>
+            <w:tcW w:type="dxa" w:w="1183"/>
             <w:tcBorders>
               <w:top w:val="single" w:color="BFC9D6" w:sz="4"/>
               <w:left w:val="single" w:color="BFC9D6" w:sz="4"/>
@@ -13489,7 +15140,7 @@
         </w:tc>
         <w:tc>
           <w:tcPr>
-            <w:tcW w:type="dxa" w:w="1644"/>
+            <w:tcW w:type="dxa" w:w="1315"/>
             <w:tcBorders>
               <w:top w:val="single" w:color="BFC9D6" w:sz="4"/>
               <w:left w:val="single" w:color="BFC9D6" w:sz="4"/>
@@ -13530,7 +15181,7 @@
         </w:trPr>
         <w:tc>
           <w:tcPr>
-            <w:tcW w:type="dxa" w:w="1479"/>
+            <w:tcW w:type="dxa" w:w="1183"/>
             <w:tcBorders>
               <w:top w:val="single" w:color="BFC9D6" w:sz="4"/>
               <w:left w:val="single" w:color="BFC9D6" w:sz="4"/>
@@ -13567,7 +15218,7 @@
         </w:tc>
         <w:tc>
           <w:tcPr>
-            <w:tcW w:type="dxa" w:w="2632"/>
+            <w:tcW w:type="dxa" w:w="2104"/>
             <w:tcBorders>
               <w:top w:val="single" w:color="BFC9D6" w:sz="4"/>
               <w:left w:val="single" w:color="BFC9D6" w:sz="4"/>
@@ -13604,7 +15255,7 @@
         </w:tc>
         <w:tc>
           <w:tcPr>
-            <w:tcW w:type="dxa" w:w="2630"/>
+            <w:tcW w:type="dxa" w:w="4079"/>
             <w:tcBorders>
               <w:top w:val="single" w:color="BFC9D6" w:sz="4"/>
               <w:left w:val="single" w:color="BFC9D6" w:sz="4"/>
@@ -13641,7 +15292,7 @@
         </w:tc>
         <w:tc>
           <w:tcPr>
-            <w:tcW w:type="dxa" w:w="1479"/>
+            <w:tcW w:type="dxa" w:w="1183"/>
             <w:tcBorders>
               <w:top w:val="single" w:color="BFC9D6" w:sz="4"/>
               <w:left w:val="single" w:color="BFC9D6" w:sz="4"/>
@@ -13678,7 +15329,7 @@
         </w:tc>
         <w:tc>
           <w:tcPr>
-            <w:tcW w:type="dxa" w:w="1644"/>
+            <w:tcW w:type="dxa" w:w="1315"/>
             <w:tcBorders>
               <w:top w:val="single" w:color="BFC9D6" w:sz="4"/>
               <w:left w:val="single" w:color="BFC9D6" w:sz="4"/>
@@ -13720,7 +15371,7 @@
         </w:trPr>
         <w:tc>
           <w:tcPr>
-            <w:tcW w:type="dxa" w:w="1479"/>
+            <w:tcW w:type="dxa" w:w="1183"/>
             <w:tcBorders>
               <w:top w:val="single" w:color="BFC9D6" w:sz="4"/>
               <w:left w:val="single" w:color="BFC9D6" w:sz="4"/>
@@ -13756,7 +15407,7 @@
         </w:tc>
         <w:tc>
           <w:tcPr>
-            <w:tcW w:type="dxa" w:w="2632"/>
+            <w:tcW w:type="dxa" w:w="2104"/>
             <w:tcBorders>
               <w:top w:val="single" w:color="BFC9D6" w:sz="4"/>
               <w:left w:val="single" w:color="BFC9D6" w:sz="4"/>
@@ -13792,7 +15443,7 @@
         </w:tc>
         <w:tc>
           <w:tcPr>
-            <w:tcW w:type="dxa" w:w="2630"/>
+            <w:tcW w:type="dxa" w:w="4079"/>
             <w:tcBorders>
               <w:top w:val="single" w:color="BFC9D6" w:sz="4"/>
               <w:left w:val="single" w:color="BFC9D6" w:sz="4"/>
@@ -13828,7 +15479,7 @@
         </w:tc>
         <w:tc>
           <w:tcPr>
-            <w:tcW w:type="dxa" w:w="1479"/>
+            <w:tcW w:type="dxa" w:w="1183"/>
             <w:tcBorders>
               <w:top w:val="single" w:color="BFC9D6" w:sz="4"/>
               <w:left w:val="single" w:color="BFC9D6" w:sz="4"/>
@@ -13864,7 +15515,7 @@
         </w:tc>
         <w:tc>
           <w:tcPr>
-            <w:tcW w:type="dxa" w:w="1644"/>
+            <w:tcW w:type="dxa" w:w="1315"/>
             <w:tcBorders>
               <w:top w:val="single" w:color="BFC9D6" w:sz="4"/>
               <w:left w:val="single" w:color="BFC9D6" w:sz="4"/>
@@ -13905,7 +15556,7 @@
         </w:trPr>
         <w:tc>
           <w:tcPr>
-            <w:tcW w:type="dxa" w:w="1479"/>
+            <w:tcW w:type="dxa" w:w="1183"/>
             <w:tcBorders>
               <w:top w:val="single" w:color="BFC9D6" w:sz="4"/>
               <w:left w:val="single" w:color="BFC9D6" w:sz="4"/>
@@ -13942,7 +15593,7 @@
         </w:tc>
         <w:tc>
           <w:tcPr>
-            <w:tcW w:type="dxa" w:w="2632"/>
+            <w:tcW w:type="dxa" w:w="2104"/>
             <w:tcBorders>
               <w:top w:val="single" w:color="BFC9D6" w:sz="4"/>
               <w:left w:val="single" w:color="BFC9D6" w:sz="4"/>
@@ -13979,7 +15630,7 @@
         </w:tc>
         <w:tc>
           <w:tcPr>
-            <w:tcW w:type="dxa" w:w="2630"/>
+            <w:tcW w:type="dxa" w:w="4079"/>
             <w:tcBorders>
               <w:top w:val="single" w:color="BFC9D6" w:sz="4"/>
               <w:left w:val="single" w:color="BFC9D6" w:sz="4"/>
@@ -14016,7 +15667,7 @@
         </w:tc>
         <w:tc>
           <w:tcPr>
-            <w:tcW w:type="dxa" w:w="1479"/>
+            <w:tcW w:type="dxa" w:w="1183"/>
             <w:tcBorders>
               <w:top w:val="single" w:color="BFC9D6" w:sz="4"/>
               <w:left w:val="single" w:color="BFC9D6" w:sz="4"/>
@@ -14053,7 +15704,7 @@
         </w:tc>
         <w:tc>
           <w:tcPr>
-            <w:tcW w:type="dxa" w:w="1644"/>
+            <w:tcW w:type="dxa" w:w="1315"/>
             <w:tcBorders>
               <w:top w:val="single" w:color="BFC9D6" w:sz="4"/>
               <w:left w:val="single" w:color="BFC9D6" w:sz="4"/>
@@ -14095,7 +15746,7 @@
         </w:trPr>
         <w:tc>
           <w:tcPr>
-            <w:tcW w:type="dxa" w:w="1479"/>
+            <w:tcW w:type="dxa" w:w="1183"/>
             <w:tcBorders>
               <w:top w:val="single" w:color="BFC9D6" w:sz="4"/>
               <w:left w:val="single" w:color="BFC9D6" w:sz="4"/>
@@ -14131,7 +15782,7 @@
         </w:tc>
         <w:tc>
           <w:tcPr>
-            <w:tcW w:type="dxa" w:w="2632"/>
+            <w:tcW w:type="dxa" w:w="2104"/>
             <w:tcBorders>
               <w:top w:val="single" w:color="BFC9D6" w:sz="4"/>
               <w:left w:val="single" w:color="BFC9D6" w:sz="4"/>
@@ -14167,7 +15818,7 @@
         </w:tc>
         <w:tc>
           <w:tcPr>
-            <w:tcW w:type="dxa" w:w="2630"/>
+            <w:tcW w:type="dxa" w:w="4079"/>
             <w:tcBorders>
               <w:top w:val="single" w:color="BFC9D6" w:sz="4"/>
               <w:left w:val="single" w:color="BFC9D6" w:sz="4"/>
@@ -14227,7 +15878,7 @@
         </w:tc>
         <w:tc>
           <w:tcPr>
-            <w:tcW w:type="dxa" w:w="1479"/>
+            <w:tcW w:type="dxa" w:w="1183"/>
             <w:tcBorders>
               <w:top w:val="single" w:color="BFC9D6" w:sz="4"/>
               <w:left w:val="single" w:color="BFC9D6" w:sz="4"/>
@@ -14263,7 +15914,7 @@
         </w:tc>
         <w:tc>
           <w:tcPr>
-            <w:tcW w:type="dxa" w:w="1644"/>
+            <w:tcW w:type="dxa" w:w="1315"/>
             <w:tcBorders>
               <w:top w:val="single" w:color="BFC9D6" w:sz="4"/>
               <w:left w:val="single" w:color="BFC9D6" w:sz="4"/>
@@ -14304,7 +15955,7 @@
         </w:trPr>
         <w:tc>
           <w:tcPr>
-            <w:tcW w:type="dxa" w:w="1479"/>
+            <w:tcW w:type="dxa" w:w="1183"/>
             <w:tcBorders>
               <w:top w:val="single" w:color="BFC9D6" w:sz="4"/>
               <w:left w:val="single" w:color="BFC9D6" w:sz="4"/>
@@ -14341,7 +15992,7 @@
         </w:tc>
         <w:tc>
           <w:tcPr>
-            <w:tcW w:type="dxa" w:w="2632"/>
+            <w:tcW w:type="dxa" w:w="2104"/>
             <w:tcBorders>
               <w:top w:val="single" w:color="BFC9D6" w:sz="4"/>
               <w:left w:val="single" w:color="BFC9D6" w:sz="4"/>
@@ -14402,7 +16053,7 @@
         </w:tc>
         <w:tc>
           <w:tcPr>
-            <w:tcW w:type="dxa" w:w="2630"/>
+            <w:tcW w:type="dxa" w:w="4079"/>
             <w:tcBorders>
               <w:top w:val="single" w:color="BFC9D6" w:sz="4"/>
               <w:left w:val="single" w:color="BFC9D6" w:sz="4"/>
@@ -14448,7 +16099,7 @@
         </w:tc>
         <w:tc>
           <w:tcPr>
-            <w:tcW w:type="dxa" w:w="1479"/>
+            <w:tcW w:type="dxa" w:w="1183"/>
             <w:tcBorders>
               <w:top w:val="single" w:color="BFC9D6" w:sz="4"/>
               <w:left w:val="single" w:color="BFC9D6" w:sz="4"/>
@@ -14485,7 +16136,7 @@
         </w:tc>
         <w:tc>
           <w:tcPr>
-            <w:tcW w:type="dxa" w:w="1644"/>
+            <w:tcW w:type="dxa" w:w="1315"/>
             <w:tcBorders>
               <w:top w:val="single" w:color="BFC9D6" w:sz="4"/>
               <w:left w:val="single" w:color="BFC9D6" w:sz="4"/>
@@ -14527,7 +16178,7 @@
         </w:trPr>
         <w:tc>
           <w:tcPr>
-            <w:tcW w:type="dxa" w:w="1479"/>
+            <w:tcW w:type="dxa" w:w="1183"/>
             <w:tcBorders>
               <w:top w:val="single" w:color="BFC9D6" w:sz="4"/>
               <w:left w:val="single" w:color="BFC9D6" w:sz="4"/>
@@ -14563,7 +16214,7 @@
         </w:tc>
         <w:tc>
           <w:tcPr>
-            <w:tcW w:type="dxa" w:w="2632"/>
+            <w:tcW w:type="dxa" w:w="2104"/>
             <w:tcBorders>
               <w:top w:val="single" w:color="BFC9D6" w:sz="4"/>
               <w:left w:val="single" w:color="BFC9D6" w:sz="4"/>
@@ -14671,7 +16322,7 @@
         </w:tc>
         <w:tc>
           <w:tcPr>
-            <w:tcW w:type="dxa" w:w="2630"/>
+            <w:tcW w:type="dxa" w:w="4079"/>
             <w:tcBorders>
               <w:top w:val="single" w:color="BFC9D6" w:sz="4"/>
               <w:left w:val="single" w:color="BFC9D6" w:sz="4"/>
@@ -14731,7 +16382,7 @@
         </w:tc>
         <w:tc>
           <w:tcPr>
-            <w:tcW w:type="dxa" w:w="1479"/>
+            <w:tcW w:type="dxa" w:w="1183"/>
             <w:tcBorders>
               <w:top w:val="single" w:color="BFC9D6" w:sz="4"/>
               <w:left w:val="single" w:color="BFC9D6" w:sz="4"/>
@@ -14767,7 +16418,7 @@
         </w:tc>
         <w:tc>
           <w:tcPr>
-            <w:tcW w:type="dxa" w:w="1644"/>
+            <w:tcW w:type="dxa" w:w="1315"/>
             <w:tcBorders>
               <w:top w:val="single" w:color="BFC9D6" w:sz="4"/>
               <w:left w:val="single" w:color="BFC9D6" w:sz="4"/>
@@ -14808,7 +16459,7 @@
         </w:trPr>
         <w:tc>
           <w:tcPr>
-            <w:tcW w:type="dxa" w:w="1479"/>
+            <w:tcW w:type="dxa" w:w="1183"/>
             <w:tcBorders>
               <w:top w:val="single" w:color="BFC9D6" w:sz="4"/>
               <w:left w:val="single" w:color="BFC9D6" w:sz="4"/>
@@ -14845,7 +16496,7 @@
         </w:tc>
         <w:tc>
           <w:tcPr>
-            <w:tcW w:type="dxa" w:w="2632"/>
+            <w:tcW w:type="dxa" w:w="2104"/>
             <w:tcBorders>
               <w:top w:val="single" w:color="BFC9D6" w:sz="4"/>
               <w:left w:val="single" w:color="BFC9D6" w:sz="4"/>
@@ -14930,7 +16581,7 @@
         </w:tc>
         <w:tc>
           <w:tcPr>
-            <w:tcW w:type="dxa" w:w="2630"/>
+            <w:tcW w:type="dxa" w:w="4079"/>
             <w:tcBorders>
               <w:top w:val="single" w:color="BFC9D6" w:sz="4"/>
               <w:left w:val="single" w:color="BFC9D6" w:sz="4"/>
@@ -15004,7 +16655,7 @@
         </w:tc>
         <w:tc>
           <w:tcPr>
-            <w:tcW w:type="dxa" w:w="1479"/>
+            <w:tcW w:type="dxa" w:w="1183"/>
             <w:tcBorders>
               <w:top w:val="single" w:color="BFC9D6" w:sz="4"/>
               <w:left w:val="single" w:color="BFC9D6" w:sz="4"/>
@@ -15041,7 +16692,7 @@
         </w:tc>
         <w:tc>
           <w:tcPr>
-            <w:tcW w:type="dxa" w:w="1644"/>
+            <w:tcW w:type="dxa" w:w="1315"/>
             <w:tcBorders>
               <w:top w:val="single" w:color="BFC9D6" w:sz="4"/>
               <w:left w:val="single" w:color="BFC9D6" w:sz="4"/>
@@ -15083,7 +16734,7 @@
         </w:trPr>
         <w:tc>
           <w:tcPr>
-            <w:tcW w:type="dxa" w:w="1479"/>
+            <w:tcW w:type="dxa" w:w="1183"/>
             <w:tcBorders>
               <w:top w:val="single" w:color="BFC9D6" w:sz="4"/>
               <w:left w:val="single" w:color="BFC9D6" w:sz="4"/>
@@ -15119,7 +16770,7 @@
         </w:tc>
         <w:tc>
           <w:tcPr>
-            <w:tcW w:type="dxa" w:w="2632"/>
+            <w:tcW w:type="dxa" w:w="2104"/>
             <w:tcBorders>
               <w:top w:val="single" w:color="BFC9D6" w:sz="4"/>
               <w:left w:val="single" w:color="BFC9D6" w:sz="4"/>
@@ -15179,7 +16830,7 @@
         </w:tc>
         <w:tc>
           <w:tcPr>
-            <w:tcW w:type="dxa" w:w="2630"/>
+            <w:tcW w:type="dxa" w:w="4079"/>
             <w:tcBorders>
               <w:top w:val="single" w:color="BFC9D6" w:sz="4"/>
               <w:left w:val="single" w:color="BFC9D6" w:sz="4"/>
@@ -15272,7 +16923,7 @@
         </w:tc>
         <w:tc>
           <w:tcPr>
-            <w:tcW w:type="dxa" w:w="1479"/>
+            <w:tcW w:type="dxa" w:w="1183"/>
             <w:tcBorders>
               <w:top w:val="single" w:color="BFC9D6" w:sz="4"/>
               <w:left w:val="single" w:color="BFC9D6" w:sz="4"/>
@@ -15308,7 +16959,7 @@
         </w:tc>
         <w:tc>
           <w:tcPr>
-            <w:tcW w:type="dxa" w:w="1644"/>
+            <w:tcW w:type="dxa" w:w="1315"/>
             <w:tcBorders>
               <w:top w:val="single" w:color="BFC9D6" w:sz="4"/>
               <w:left w:val="single" w:color="BFC9D6" w:sz="4"/>
@@ -15349,7 +17000,7 @@
         </w:trPr>
         <w:tc>
           <w:tcPr>
-            <w:tcW w:type="dxa" w:w="1479"/>
+            <w:tcW w:type="dxa" w:w="1183"/>
             <w:tcBorders>
               <w:top w:val="single" w:color="BFC9D6" w:sz="4"/>
               <w:left w:val="single" w:color="BFC9D6" w:sz="4"/>
@@ -15386,7 +17037,7 @@
         </w:tc>
         <w:tc>
           <w:tcPr>
-            <w:tcW w:type="dxa" w:w="2632"/>
+            <w:tcW w:type="dxa" w:w="2104"/>
             <w:tcBorders>
               <w:top w:val="single" w:color="BFC9D6" w:sz="4"/>
               <w:left w:val="single" w:color="BFC9D6" w:sz="4"/>
@@ -15423,7 +17074,7 @@
         </w:tc>
         <w:tc>
           <w:tcPr>
-            <w:tcW w:type="dxa" w:w="2630"/>
+            <w:tcW w:type="dxa" w:w="4079"/>
             <w:tcBorders>
               <w:top w:val="single" w:color="BFC9D6" w:sz="4"/>
               <w:left w:val="single" w:color="BFC9D6" w:sz="4"/>
@@ -15454,13 +17105,33 @@
                 <w:szCs w:val="18"/>
                 <w:rtl/>
               </w:rPr>
-              <w:t xml:space="preserve">المجموعات في §10، وملف يُنسخ خارج الخادم</w:t>
-            </w:r>
-          </w:p>
-        </w:tc>
-        <w:tc>
-          <w:tcPr>
-            <w:tcW w:type="dxa" w:w="1479"/>
+              <w:t xml:space="preserve">المجموعات في §10، وملف يُنسخ خارج الخادم. </w:t>
+            </w:r>
+            <w:r>
+              <w:rPr>
+                <w:rFonts w:ascii="Segoe UI Emoji" w:cs="Segoe UI Emoji" w:eastAsia="Segoe UI Emoji" w:hAnsi="Segoe UI Emoji"/>
+                <w:sz w:val="18"/>
+                <w:szCs w:val="18"/>
+                <w:rtl/>
+              </w:rPr>
+              <w:t xml:space="preserve">✅</w:t>
+            </w:r>
+            <w:r>
+              <w:rPr>
+                <w:rFonts w:ascii="Arial" w:cs="Arial" w:eastAsia="Arial" w:hAnsi="Arial"/>
+                <w:b w:val="false"/>
+                <w:bCs w:val="false"/>
+                <w:sz w:val="18"/>
+                <w:szCs w:val="18"/>
+                <w:rtl/>
+              </w:rPr>
+              <w:t xml:space="preserve"> منفّذ (2026-10-13، docs/adr/0012-server-audit.md): التدقيق ومواصفتاه ونوافذه وتنبيهاته، وتختبرها CI في الخطوة 20؛ ويؤكد مسؤول الأمن المجموعات والقواعد. النسخ خارج الخادم ينتظر DQ-S12-1 وDQ-S12-2</w:t>
+            </w:r>
+          </w:p>
+        </w:tc>
+        <w:tc>
+          <w:tcPr>
+            <w:tcW w:type="dxa" w:w="1183"/>
             <w:tcBorders>
               <w:top w:val="single" w:color="BFC9D6" w:sz="4"/>
               <w:left w:val="single" w:color="BFC9D6" w:sz="4"/>
@@ -15497,7 +17168,7 @@
         </w:tc>
         <w:tc>
           <w:tcPr>
-            <w:tcW w:type="dxa" w:w="1644"/>
+            <w:tcW w:type="dxa" w:w="1315"/>
             <w:tcBorders>
               <w:top w:val="single" w:color="BFC9D6" w:sz="4"/>
               <w:left w:val="single" w:color="BFC9D6" w:sz="4"/>
@@ -15539,7 +17210,7 @@
         </w:trPr>
         <w:tc>
           <w:tcPr>
-            <w:tcW w:type="dxa" w:w="1479"/>
+            <w:tcW w:type="dxa" w:w="1183"/>
             <w:tcBorders>
               <w:top w:val="single" w:color="BFC9D6" w:sz="4"/>
               <w:left w:val="single" w:color="BFC9D6" w:sz="4"/>
@@ -15575,7 +17246,7 @@
         </w:tc>
         <w:tc>
           <w:tcPr>
-            <w:tcW w:type="dxa" w:w="2632"/>
+            <w:tcW w:type="dxa" w:w="2104"/>
             <w:tcBorders>
               <w:top w:val="single" w:color="BFC9D6" w:sz="4"/>
               <w:left w:val="single" w:color="BFC9D6" w:sz="4"/>
@@ -15611,7 +17282,7 @@
         </w:tc>
         <w:tc>
           <w:tcPr>
-            <w:tcW w:type="dxa" w:w="2630"/>
+            <w:tcW w:type="dxa" w:w="4079"/>
             <w:tcBorders>
               <w:top w:val="single" w:color="BFC9D6" w:sz="4"/>
               <w:left w:val="single" w:color="BFC9D6" w:sz="4"/>
@@ -15671,7 +17342,7 @@
         </w:tc>
         <w:tc>
           <w:tcPr>
-            <w:tcW w:type="dxa" w:w="1479"/>
+            <w:tcW w:type="dxa" w:w="1183"/>
             <w:tcBorders>
               <w:top w:val="single" w:color="BFC9D6" w:sz="4"/>
               <w:left w:val="single" w:color="BFC9D6" w:sz="4"/>
@@ -15707,7 +17378,7 @@
         </w:tc>
         <w:tc>
           <w:tcPr>
-            <w:tcW w:type="dxa" w:w="1644"/>
+            <w:tcW w:type="dxa" w:w="1315"/>
             <w:tcBorders>
               <w:top w:val="single" w:color="BFC9D6" w:sz="4"/>
               <w:left w:val="single" w:color="BFC9D6" w:sz="4"/>

--- a/treasury-platform/docs/30-readiness/word/DOC-S08-database-access-model-and-secrets.docx
+++ b/treasury-platform/docs/30-readiness/word/DOC-S08-database-access-model-and-secrets.docx
@@ -1924,6 +1924,90 @@
     </w:p>
     <w:p>
       <w:pPr>
+        <w:pBdr>
+          <w:top w:val="single" w:color="E8C766" w:sz="6" w:space="6"/>
+          <w:left w:val="single" w:color="E8C766" w:sz="6" w:space="6"/>
+          <w:bottom w:val="single" w:color="E8C766" w:sz="6" w:space="6"/>
+          <w:right w:val="single" w:color="E8C766" w:sz="6" w:space="6"/>
+        </w:pBdr>
+        <w:shd w:fill="FFF8E1" w:color="auto" w:val="clear"/>
+        <w:bidi/>
+        <w:spacing w:after="160" w:before="60" w:line="300"/>
+        <w:ind w:left="140" w:right="140"/>
+      </w:pPr>
+      <w:r>
+        <w:rPr>
+          <w:rFonts w:ascii="Arial" w:cs="Arial" w:eastAsia="Arial" w:hAnsi="Arial"/>
+          <w:b/>
+          <w:bCs/>
+          <w:sz w:val="20"/>
+          <w:szCs w:val="20"/>
+          <w:rtl/>
+        </w:rPr>
+        <w:t xml:space="preserve">تحديث التنفيذ (2026-10-13، docs/adr/0013-monitor-login-and-deployment-checks.md):</w:t>
+      </w:r>
+      <w:r>
+        <w:rPr>
+          <w:rFonts w:ascii="Arial" w:cs="Arial" w:eastAsia="Arial" w:hAnsi="Arial"/>
+          <w:b w:val="false"/>
+          <w:bCs w:val="false"/>
+          <w:sz w:val="20"/>
+          <w:szCs w:val="20"/>
+          <w:rtl/>
+        </w:rPr>
+        <w:t xml:space="preserve"> حساب المراقبة </w:t>
+      </w:r>
+      <w:r>
+        <w:rPr>
+          <w:rFonts w:ascii="Courier New" w:cs="Courier New" w:eastAsia="Courier New" w:hAnsi="Courier New"/>
+          <w:b w:val="false"/>
+          <w:bCs w:val="false"/>
+          <w:color w:val="1F2937"/>
+          <w:sz w:val="18"/>
+          <w:szCs w:val="18"/>
+          <w:shd w:fill="F1F3F5" w:color="auto" w:val="clear"/>
+          <w:rtl/>
+        </w:rPr>
+        <w:t xml:space="preserve">‎bankfas_monitor‎</w:t>
+      </w:r>
+      <w:r>
+        <w:rPr>
+          <w:rFonts w:ascii="Arial" w:cs="Arial" w:eastAsia="Arial" w:hAnsi="Arial"/>
+          <w:b w:val="false"/>
+          <w:bCs w:val="false"/>
+          <w:sz w:val="20"/>
+          <w:szCs w:val="20"/>
+          <w:rtl/>
+        </w:rPr>
+        <w:t xml:space="preserve"> (DQ-S12-6) منفّذ في §3، بصلاحيات عرض فقط. وبه يُشغَّل فحص ما بعد النشر </w:t>
+      </w:r>
+      <w:r>
+        <w:rPr>
+          <w:rFonts w:ascii="Courier New" w:cs="Courier New" w:eastAsia="Courier New" w:hAnsi="Courier New"/>
+          <w:b w:val="false"/>
+          <w:bCs w:val="false"/>
+          <w:color w:val="1F2937"/>
+          <w:sz w:val="18"/>
+          <w:szCs w:val="18"/>
+          <w:shd w:fill="F1F3F5" w:color="auto" w:val="clear"/>
+          <w:rtl/>
+        </w:rPr>
+        <w:t xml:space="preserve">‎check_deployed.py‎</w:t>
+      </w:r>
+      <w:r>
+        <w:rPr>
+          <w:rFonts w:ascii="Arial" w:cs="Arial" w:eastAsia="Arial" w:hAnsi="Arial"/>
+          <w:b w:val="false"/>
+          <w:bCs w:val="false"/>
+          <w:sz w:val="20"/>
+          <w:szCs w:val="20"/>
+          <w:rtl/>
+        </w:rPr>
+        <w:t xml:space="preserve">، الذي صار يأخذ الحساب والخيارات من البيئة (DQ-S11-7). ولا تثق أي أداة نشر بشهادة الخادم من تلقاء نفسها (DQ-S05-7).</w:t>
+      </w:r>
+    </w:p>
+    <w:p>
+      <w:pPr>
         <w:pStyle w:val="Heading1"/>
         <w:bidi/>
       </w:pPr>
@@ -2832,7 +2916,7 @@
       <w:r>
         <w:drawing>
           <wp:inline distT="0" distB="0" distL="0" distR="0">
-            <wp:extent cx="6096000" cy="5819775"/>
+            <wp:extent cx="6096000" cy="6477000"/>
             <wp:effectExtent t="0" r="0" b="0" l="0"/>
             <wp:docPr id="1" name="diagram-1.png" descr="" title=""/>
             <wp:cNvGraphicFramePr>
@@ -2857,7 +2941,7 @@
                   <pic:spPr bwMode="auto">
                     <a:xfrm>
                       <a:off x="0" y="0"/>
-                      <a:ext cx="6096000" cy="5819775"/>
+                      <a:ext cx="6096000" cy="6477000"/>
                     </a:xfrm>
                     <a:prstGeom prst="rect">
                       <a:avLst/>
@@ -2884,11 +2968,11 @@
         </w:tblBorders>
       </w:tblPr>
       <w:tblGrid>
-        <w:gridCol w:w="1914"/>
-        <w:gridCol w:w="1436"/>
-        <w:gridCol w:w="4550"/>
-        <w:gridCol w:w="982"/>
-        <w:gridCol w:w="982"/>
+        <w:gridCol w:w="1856"/>
+        <w:gridCol w:w="1392"/>
+        <w:gridCol w:w="4412"/>
+        <w:gridCol w:w="1044"/>
+        <w:gridCol w:w="1160"/>
       </w:tblGrid>
       <w:tr>
         <w:trPr>
@@ -2897,7 +2981,7 @@
         </w:trPr>
         <w:tc>
           <w:tcPr>
-            <w:tcW w:type="dxa" w:w="1914"/>
+            <w:tcW w:type="dxa" w:w="1856"/>
             <w:tcBorders>
               <w:top w:val="single" w:color="BFC9D6" w:sz="4"/>
               <w:left w:val="single" w:color="BFC9D6" w:sz="4"/>
@@ -2935,7 +3019,7 @@
         </w:tc>
         <w:tc>
           <w:tcPr>
-            <w:tcW w:type="dxa" w:w="1436"/>
+            <w:tcW w:type="dxa" w:w="1392"/>
             <w:tcBorders>
               <w:top w:val="single" w:color="BFC9D6" w:sz="4"/>
               <w:left w:val="single" w:color="BFC9D6" w:sz="4"/>
@@ -2973,7 +3057,7 @@
         </w:tc>
         <w:tc>
           <w:tcPr>
-            <w:tcW w:type="dxa" w:w="4550"/>
+            <w:tcW w:type="dxa" w:w="4412"/>
             <w:tcBorders>
               <w:top w:val="single" w:color="BFC9D6" w:sz="4"/>
               <w:left w:val="single" w:color="BFC9D6" w:sz="4"/>
@@ -3011,7 +3095,7 @@
         </w:tc>
         <w:tc>
           <w:tcPr>
-            <w:tcW w:type="dxa" w:w="982"/>
+            <w:tcW w:type="dxa" w:w="1044"/>
             <w:tcBorders>
               <w:top w:val="single" w:color="BFC9D6" w:sz="4"/>
               <w:left w:val="single" w:color="BFC9D6" w:sz="4"/>
@@ -3049,7 +3133,7 @@
         </w:tc>
         <w:tc>
           <w:tcPr>
-            <w:tcW w:type="dxa" w:w="982"/>
+            <w:tcW w:type="dxa" w:w="1160"/>
             <w:tcBorders>
               <w:top w:val="single" w:color="BFC9D6" w:sz="4"/>
               <w:left w:val="single" w:color="BFC9D6" w:sz="4"/>
@@ -3092,7 +3176,7 @@
         </w:trPr>
         <w:tc>
           <w:tcPr>
-            <w:tcW w:type="dxa" w:w="1914"/>
+            <w:tcW w:type="dxa" w:w="1856"/>
             <w:tcBorders>
               <w:top w:val="single" w:color="BFC9D6" w:sz="4"/>
               <w:left w:val="single" w:color="BFC9D6" w:sz="4"/>
@@ -3130,7 +3214,7 @@
         </w:tc>
         <w:tc>
           <w:tcPr>
-            <w:tcW w:type="dxa" w:w="1436"/>
+            <w:tcW w:type="dxa" w:w="1392"/>
             <w:tcBorders>
               <w:top w:val="single" w:color="BFC9D6" w:sz="4"/>
               <w:left w:val="single" w:color="BFC9D6" w:sz="4"/>
@@ -3168,7 +3252,7 @@
         </w:tc>
         <w:tc>
           <w:tcPr>
-            <w:tcW w:type="dxa" w:w="4550"/>
+            <w:tcW w:type="dxa" w:w="4412"/>
             <w:tcBorders>
               <w:top w:val="single" w:color="BFC9D6" w:sz="4"/>
               <w:left w:val="single" w:color="BFC9D6" w:sz="4"/>
@@ -3204,7 +3288,7 @@
         </w:tc>
         <w:tc>
           <w:tcPr>
-            <w:tcW w:type="dxa" w:w="982"/>
+            <w:tcW w:type="dxa" w:w="1044"/>
             <w:tcBorders>
               <w:top w:val="single" w:color="BFC9D6" w:sz="4"/>
               <w:left w:val="single" w:color="BFC9D6" w:sz="4"/>
@@ -3240,7 +3324,7 @@
         </w:tc>
         <w:tc>
           <w:tcPr>
-            <w:tcW w:type="dxa" w:w="982"/>
+            <w:tcW w:type="dxa" w:w="1160"/>
             <w:tcBorders>
               <w:top w:val="single" w:color="BFC9D6" w:sz="4"/>
               <w:left w:val="single" w:color="BFC9D6" w:sz="4"/>
@@ -3291,7 +3375,7 @@
         </w:trPr>
         <w:tc>
           <w:tcPr>
-            <w:tcW w:type="dxa" w:w="1914"/>
+            <w:tcW w:type="dxa" w:w="1856"/>
             <w:tcBorders>
               <w:top w:val="single" w:color="BFC9D6" w:sz="4"/>
               <w:left w:val="single" w:color="BFC9D6" w:sz="4"/>
@@ -3330,7 +3414,7 @@
         </w:tc>
         <w:tc>
           <w:tcPr>
-            <w:tcW w:type="dxa" w:w="1436"/>
+            <w:tcW w:type="dxa" w:w="1392"/>
             <w:tcBorders>
               <w:top w:val="single" w:color="BFC9D6" w:sz="4"/>
               <w:left w:val="single" w:color="BFC9D6" w:sz="4"/>
@@ -3393,7 +3477,7 @@
         </w:tc>
         <w:tc>
           <w:tcPr>
-            <w:tcW w:type="dxa" w:w="4550"/>
+            <w:tcW w:type="dxa" w:w="4412"/>
             <w:tcBorders>
               <w:top w:val="single" w:color="BFC9D6" w:sz="4"/>
               <w:left w:val="single" w:color="BFC9D6" w:sz="4"/>
@@ -3430,7 +3514,7 @@
         </w:tc>
         <w:tc>
           <w:tcPr>
-            <w:tcW w:type="dxa" w:w="982"/>
+            <w:tcW w:type="dxa" w:w="1044"/>
             <w:tcBorders>
               <w:top w:val="single" w:color="BFC9D6" w:sz="4"/>
               <w:left w:val="single" w:color="BFC9D6" w:sz="4"/>
@@ -3467,7 +3551,7 @@
         </w:tc>
         <w:tc>
           <w:tcPr>
-            <w:tcW w:type="dxa" w:w="982"/>
+            <w:tcW w:type="dxa" w:w="1160"/>
             <w:tcBorders>
               <w:top w:val="single" w:color="BFC9D6" w:sz="4"/>
               <w:left w:val="single" w:color="BFC9D6" w:sz="4"/>
@@ -3519,7 +3603,7 @@
         </w:trPr>
         <w:tc>
           <w:tcPr>
-            <w:tcW w:type="dxa" w:w="1914"/>
+            <w:tcW w:type="dxa" w:w="1856"/>
             <w:tcBorders>
               <w:top w:val="single" w:color="BFC9D6" w:sz="4"/>
               <w:left w:val="single" w:color="BFC9D6" w:sz="4"/>
@@ -3557,7 +3641,7 @@
         </w:tc>
         <w:tc>
           <w:tcPr>
-            <w:tcW w:type="dxa" w:w="1436"/>
+            <w:tcW w:type="dxa" w:w="1392"/>
             <w:tcBorders>
               <w:top w:val="single" w:color="BFC9D6" w:sz="4"/>
               <w:left w:val="single" w:color="BFC9D6" w:sz="4"/>
@@ -3595,7 +3679,7 @@
         </w:tc>
         <w:tc>
           <w:tcPr>
-            <w:tcW w:type="dxa" w:w="4550"/>
+            <w:tcW w:type="dxa" w:w="4412"/>
             <w:tcBorders>
               <w:top w:val="single" w:color="BFC9D6" w:sz="4"/>
               <w:left w:val="single" w:color="BFC9D6" w:sz="4"/>
@@ -3631,7 +3715,7 @@
         </w:tc>
         <w:tc>
           <w:tcPr>
-            <w:tcW w:type="dxa" w:w="982"/>
+            <w:tcW w:type="dxa" w:w="1044"/>
             <w:tcBorders>
               <w:top w:val="single" w:color="BFC9D6" w:sz="4"/>
               <w:left w:val="single" w:color="BFC9D6" w:sz="4"/>
@@ -3667,7 +3751,7 @@
         </w:tc>
         <w:tc>
           <w:tcPr>
-            <w:tcW w:type="dxa" w:w="982"/>
+            <w:tcW w:type="dxa" w:w="1160"/>
             <w:tcBorders>
               <w:top w:val="single" w:color="BFC9D6" w:sz="4"/>
               <w:left w:val="single" w:color="BFC9D6" w:sz="4"/>
@@ -3718,7 +3802,7 @@
         </w:trPr>
         <w:tc>
           <w:tcPr>
-            <w:tcW w:type="dxa" w:w="1914"/>
+            <w:tcW w:type="dxa" w:w="1856"/>
             <w:tcBorders>
               <w:top w:val="single" w:color="BFC9D6" w:sz="4"/>
               <w:left w:val="single" w:color="BFC9D6" w:sz="4"/>
@@ -3757,7 +3841,7 @@
         </w:tc>
         <w:tc>
           <w:tcPr>
-            <w:tcW w:type="dxa" w:w="1436"/>
+            <w:tcW w:type="dxa" w:w="1392"/>
             <w:tcBorders>
               <w:top w:val="single" w:color="BFC9D6" w:sz="4"/>
               <w:left w:val="single" w:color="BFC9D6" w:sz="4"/>
@@ -3820,7 +3904,7 @@
         </w:tc>
         <w:tc>
           <w:tcPr>
-            <w:tcW w:type="dxa" w:w="4550"/>
+            <w:tcW w:type="dxa" w:w="4412"/>
             <w:tcBorders>
               <w:top w:val="single" w:color="BFC9D6" w:sz="4"/>
               <w:left w:val="single" w:color="BFC9D6" w:sz="4"/>
@@ -3857,7 +3941,7 @@
         </w:tc>
         <w:tc>
           <w:tcPr>
-            <w:tcW w:type="dxa" w:w="982"/>
+            <w:tcW w:type="dxa" w:w="1044"/>
             <w:tcBorders>
               <w:top w:val="single" w:color="BFC9D6" w:sz="4"/>
               <w:left w:val="single" w:color="BFC9D6" w:sz="4"/>
@@ -3894,7 +3978,7 @@
         </w:tc>
         <w:tc>
           <w:tcPr>
-            <w:tcW w:type="dxa" w:w="982"/>
+            <w:tcW w:type="dxa" w:w="1160"/>
             <w:tcBorders>
               <w:top w:val="single" w:color="BFC9D6" w:sz="4"/>
               <w:left w:val="single" w:color="BFC9D6" w:sz="4"/>
@@ -3946,7 +4030,7 @@
         </w:trPr>
         <w:tc>
           <w:tcPr>
-            <w:tcW w:type="dxa" w:w="1914"/>
+            <w:tcW w:type="dxa" w:w="1856"/>
             <w:tcBorders>
               <w:top w:val="single" w:color="BFC9D6" w:sz="4"/>
               <w:left w:val="single" w:color="BFC9D6" w:sz="4"/>
@@ -3984,7 +4068,7 @@
         </w:tc>
         <w:tc>
           <w:tcPr>
-            <w:tcW w:type="dxa" w:w="1436"/>
+            <w:tcW w:type="dxa" w:w="1392"/>
             <w:tcBorders>
               <w:top w:val="single" w:color="BFC9D6" w:sz="4"/>
               <w:left w:val="single" w:color="BFC9D6" w:sz="4"/>
@@ -4022,7 +4106,7 @@
         </w:tc>
         <w:tc>
           <w:tcPr>
-            <w:tcW w:type="dxa" w:w="4550"/>
+            <w:tcW w:type="dxa" w:w="4412"/>
             <w:tcBorders>
               <w:top w:val="single" w:color="BFC9D6" w:sz="4"/>
               <w:left w:val="single" w:color="BFC9D6" w:sz="4"/>
@@ -4058,7 +4142,7 @@
         </w:tc>
         <w:tc>
           <w:tcPr>
-            <w:tcW w:type="dxa" w:w="982"/>
+            <w:tcW w:type="dxa" w:w="1044"/>
             <w:tcBorders>
               <w:top w:val="single" w:color="BFC9D6" w:sz="4"/>
               <w:left w:val="single" w:color="BFC9D6" w:sz="4"/>
@@ -4094,7 +4178,7 @@
         </w:tc>
         <w:tc>
           <w:tcPr>
-            <w:tcW w:type="dxa" w:w="982"/>
+            <w:tcW w:type="dxa" w:w="1160"/>
             <w:tcBorders>
               <w:top w:val="single" w:color="BFC9D6" w:sz="4"/>
               <w:left w:val="single" w:color="BFC9D6" w:sz="4"/>
@@ -4145,7 +4229,7 @@
         </w:trPr>
         <w:tc>
           <w:tcPr>
-            <w:tcW w:type="dxa" w:w="1914"/>
+            <w:tcW w:type="dxa" w:w="1856"/>
             <w:tcBorders>
               <w:top w:val="single" w:color="BFC9D6" w:sz="4"/>
               <w:left w:val="single" w:color="BFC9D6" w:sz="4"/>
@@ -4184,7 +4268,7 @@
         </w:tc>
         <w:tc>
           <w:tcPr>
-            <w:tcW w:type="dxa" w:w="1436"/>
+            <w:tcW w:type="dxa" w:w="1392"/>
             <w:tcBorders>
               <w:top w:val="single" w:color="BFC9D6" w:sz="4"/>
               <w:left w:val="single" w:color="BFC9D6" w:sz="4"/>
@@ -4247,7 +4331,7 @@
         </w:tc>
         <w:tc>
           <w:tcPr>
-            <w:tcW w:type="dxa" w:w="4550"/>
+            <w:tcW w:type="dxa" w:w="4412"/>
             <w:tcBorders>
               <w:top w:val="single" w:color="BFC9D6" w:sz="4"/>
               <w:left w:val="single" w:color="BFC9D6" w:sz="4"/>
@@ -4286,7 +4370,7 @@
         </w:tc>
         <w:tc>
           <w:tcPr>
-            <w:tcW w:type="dxa" w:w="982"/>
+            <w:tcW w:type="dxa" w:w="1044"/>
             <w:tcBorders>
               <w:top w:val="single" w:color="BFC9D6" w:sz="4"/>
               <w:left w:val="single" w:color="BFC9D6" w:sz="4"/>
@@ -4323,7 +4407,7 @@
         </w:tc>
         <w:tc>
           <w:tcPr>
-            <w:tcW w:type="dxa" w:w="982"/>
+            <w:tcW w:type="dxa" w:w="1160"/>
             <w:tcBorders>
               <w:top w:val="single" w:color="BFC9D6" w:sz="4"/>
               <w:left w:val="single" w:color="BFC9D6" w:sz="4"/>
@@ -4375,43 +4459,7 @@
         </w:trPr>
         <w:tc>
           <w:tcPr>
-            <w:tcW w:type="dxa" w:w="1914"/>
-            <w:tcBorders>
-              <w:top w:val="single" w:color="BFC9D6" w:sz="4"/>
-              <w:left w:val="single" w:color="BFC9D6" w:sz="4"/>
-              <w:bottom w:val="single" w:color="BFC9D6" w:sz="4"/>
-              <w:right w:val="single" w:color="BFC9D6" w:sz="4"/>
-            </w:tcBorders>
-            <w:tcMar>
-              <w:top w:type="dxa" w:w="50"/>
-              <w:left w:type="dxa" w:w="90"/>
-              <w:bottom w:type="dxa" w:w="50"/>
-              <w:right w:type="dxa" w:w="90"/>
-            </w:tcMar>
-            <w:vAlign w:val="top"/>
-          </w:tcPr>
-          <w:p>
-            <w:pPr>
-              <w:keepNext w:val="false"/>
-              <w:bidi/>
-              <w:spacing w:after="30" w:before="30" w:line="264"/>
-            </w:pPr>
-            <w:r>
-              <w:rPr>
-                <w:rFonts w:ascii="Arial" w:cs="Arial" w:eastAsia="Arial" w:hAnsi="Arial"/>
-                <w:b w:val="false"/>
-                <w:bCs w:val="false"/>
-                <w:sz w:val="18"/>
-                <w:szCs w:val="18"/>
-                <w:rtl/>
-              </w:rPr>
-              <w:t xml:space="preserve">حساب شخصي لكل مدير قاعدة</w:t>
-            </w:r>
-          </w:p>
-        </w:tc>
-        <w:tc>
-          <w:tcPr>
-            <w:tcW w:type="dxa" w:w="1436"/>
+            <w:tcW w:type="dxa" w:w="1856"/>
             <w:tcBorders>
               <w:top w:val="single" w:color="BFC9D6" w:sz="4"/>
               <w:left w:val="single" w:color="BFC9D6" w:sz="4"/>
@@ -4443,125 +4491,208 @@
                 <w:shd w:fill="F1F3F5" w:color="auto" w:val="clear"/>
                 <w:rtl/>
               </w:rPr>
-              <w:t xml:space="preserve">‎sysadmin‎</w:t>
-            </w:r>
-          </w:p>
-        </w:tc>
-        <w:tc>
-          <w:tcPr>
-            <w:tcW w:type="dxa" w:w="4550"/>
-            <w:tcBorders>
-              <w:top w:val="single" w:color="BFC9D6" w:sz="4"/>
-              <w:left w:val="single" w:color="BFC9D6" w:sz="4"/>
-              <w:bottom w:val="single" w:color="BFC9D6" w:sz="4"/>
-              <w:right w:val="single" w:color="BFC9D6" w:sz="4"/>
-            </w:tcBorders>
-            <w:tcMar>
-              <w:top w:type="dxa" w:w="50"/>
-              <w:left w:type="dxa" w:w="90"/>
-              <w:bottom w:type="dxa" w:w="50"/>
-              <w:right w:type="dxa" w:w="90"/>
-            </w:tcMar>
-            <w:vAlign w:val="top"/>
-          </w:tcPr>
-          <w:p>
-            <w:pPr>
-              <w:keepNext w:val="false"/>
-              <w:bidi/>
-              <w:spacing w:after="30" w:before="30" w:line="264"/>
-            </w:pPr>
-            <w:r>
-              <w:rPr>
-                <w:rFonts w:ascii="Arial" w:cs="Arial" w:eastAsia="Arial" w:hAnsi="Arial"/>
-                <w:b w:val="false"/>
-                <w:bCs w:val="false"/>
-                <w:sz w:val="18"/>
-                <w:szCs w:val="18"/>
-                <w:rtl/>
-              </w:rPr>
-              <w:t xml:space="preserve">الإدارة والاستكشاف</w:t>
-            </w:r>
-          </w:p>
-        </w:tc>
-        <w:tc>
-          <w:tcPr>
-            <w:tcW w:type="dxa" w:w="982"/>
-            <w:tcBorders>
-              <w:top w:val="single" w:color="BFC9D6" w:sz="4"/>
-              <w:left w:val="single" w:color="BFC9D6" w:sz="4"/>
-              <w:bottom w:val="single" w:color="BFC9D6" w:sz="4"/>
-              <w:right w:val="single" w:color="BFC9D6" w:sz="4"/>
-            </w:tcBorders>
-            <w:tcMar>
-              <w:top w:type="dxa" w:w="50"/>
-              <w:left w:type="dxa" w:w="90"/>
-              <w:bottom w:type="dxa" w:w="50"/>
-              <w:right w:type="dxa" w:w="90"/>
-            </w:tcMar>
-            <w:vAlign w:val="top"/>
-          </w:tcPr>
-          <w:p>
-            <w:pPr>
-              <w:keepNext w:val="false"/>
-              <w:bidi/>
-              <w:spacing w:after="30" w:before="30" w:line="264"/>
-            </w:pPr>
-            <w:r>
-              <w:rPr>
-                <w:rFonts w:ascii="Arial" w:cs="Arial" w:eastAsia="Arial" w:hAnsi="Arial"/>
-                <w:b w:val="false"/>
-                <w:bCs w:val="false"/>
-                <w:sz w:val="18"/>
-                <w:szCs w:val="18"/>
-                <w:rtl/>
-              </w:rPr>
-              <w:t xml:space="preserve">محطة الإدارة عبر نفق SSH</w:t>
-            </w:r>
-          </w:p>
-        </w:tc>
-        <w:tc>
-          <w:tcPr>
-            <w:tcW w:type="dxa" w:w="982"/>
-            <w:tcBorders>
-              <w:top w:val="single" w:color="BFC9D6" w:sz="4"/>
-              <w:left w:val="single" w:color="BFC9D6" w:sz="4"/>
-              <w:bottom w:val="single" w:color="BFC9D6" w:sz="4"/>
-              <w:right w:val="single" w:color="BFC9D6" w:sz="4"/>
-            </w:tcBorders>
-            <w:tcMar>
-              <w:top w:type="dxa" w:w="50"/>
-              <w:left w:type="dxa" w:w="90"/>
-              <w:bottom w:type="dxa" w:w="50"/>
-              <w:right w:type="dxa" w:w="90"/>
-            </w:tcMar>
-            <w:vAlign w:val="top"/>
-          </w:tcPr>
-          <w:p>
-            <w:pPr>
-              <w:keepNext w:val="false"/>
-              <w:bidi/>
-              <w:spacing w:after="30" w:before="30" w:line="264"/>
-            </w:pPr>
-            <w:r>
-              <w:rPr>
-                <w:rFonts w:ascii="Arial" w:cs="Arial" w:eastAsia="Arial" w:hAnsi="Arial"/>
-                <w:color w:val="E0A800"/>
-                <w:sz w:val="18"/>
-                <w:szCs w:val="18"/>
-                <w:rtl/>
-              </w:rPr>
-              <w:t xml:space="preserve">●</w:t>
-            </w:r>
-            <w:r>
-              <w:rPr>
-                <w:rFonts w:ascii="Arial" w:cs="Arial" w:eastAsia="Arial" w:hAnsi="Arial"/>
-                <w:b w:val="false"/>
-                <w:bCs w:val="false"/>
-                <w:sz w:val="18"/>
-                <w:szCs w:val="18"/>
-                <w:rtl/>
-              </w:rPr>
-              <w:t xml:space="preserve"> جديد</w:t>
+              <w:t xml:space="preserve">‎bankfas_monitor‎</w:t>
+            </w:r>
+          </w:p>
+        </w:tc>
+        <w:tc>
+          <w:tcPr>
+            <w:tcW w:type="dxa" w:w="1392"/>
+            <w:tcBorders>
+              <w:top w:val="single" w:color="BFC9D6" w:sz="4"/>
+              <w:left w:val="single" w:color="BFC9D6" w:sz="4"/>
+              <w:bottom w:val="single" w:color="BFC9D6" w:sz="4"/>
+              <w:right w:val="single" w:color="BFC9D6" w:sz="4"/>
+            </w:tcBorders>
+            <w:tcMar>
+              <w:top w:type="dxa" w:w="50"/>
+              <w:left w:type="dxa" w:w="90"/>
+              <w:bottom w:type="dxa" w:w="50"/>
+              <w:right w:type="dxa" w:w="90"/>
+            </w:tcMar>
+            <w:vAlign w:val="top"/>
+          </w:tcPr>
+          <w:p>
+            <w:pPr>
+              <w:keepNext w:val="false"/>
+              <w:bidi/>
+              <w:spacing w:after="30" w:before="30" w:line="264"/>
+            </w:pPr>
+            <w:r>
+              <w:rPr>
+                <w:rFonts w:ascii="Arial" w:cs="Arial" w:eastAsia="Arial" w:hAnsi="Arial"/>
+                <w:b w:val="false"/>
+                <w:bCs w:val="false"/>
+                <w:sz w:val="18"/>
+                <w:szCs w:val="18"/>
+                <w:rtl/>
+              </w:rPr>
+              <w:t xml:space="preserve">لا دور: عرض حالة الخادم وتعريفات </w:t>
+            </w:r>
+            <w:r>
+              <w:rPr>
+                <w:rFonts w:ascii="Courier New" w:cs="Courier New" w:eastAsia="Courier New" w:hAnsi="Courier New"/>
+                <w:b w:val="false"/>
+                <w:bCs w:val="false"/>
+                <w:color w:val="1F2937"/>
+                <w:sz w:val="16"/>
+                <w:szCs w:val="16"/>
+                <w:shd w:fill="F1F3F5" w:color="auto" w:val="clear"/>
+                <w:rtl/>
+              </w:rPr>
+              <w:t xml:space="preserve">‎BankFas‎</w:t>
+            </w:r>
+            <w:r>
+              <w:rPr>
+                <w:rFonts w:ascii="Arial" w:cs="Arial" w:eastAsia="Arial" w:hAnsi="Arial"/>
+                <w:b w:val="false"/>
+                <w:bCs w:val="false"/>
+                <w:sz w:val="18"/>
+                <w:szCs w:val="18"/>
+                <w:rtl/>
+              </w:rPr>
+              <w:t xml:space="preserve"> وملفات التدقيق، و</w:t>
+            </w:r>
+            <w:r>
+              <w:rPr>
+                <w:rFonts w:ascii="Courier New" w:cs="Courier New" w:eastAsia="Courier New" w:hAnsi="Courier New"/>
+                <w:b w:val="false"/>
+                <w:bCs w:val="false"/>
+                <w:color w:val="1F2937"/>
+                <w:sz w:val="16"/>
+                <w:szCs w:val="16"/>
+                <w:shd w:fill="F1F3F5" w:color="auto" w:val="clear"/>
+                <w:rtl/>
+              </w:rPr>
+              <w:t xml:space="preserve">‎SELECT‎</w:t>
+            </w:r>
+            <w:r>
+              <w:rPr>
+                <w:rFonts w:ascii="Arial" w:cs="Arial" w:eastAsia="Arial" w:hAnsi="Arial"/>
+                <w:b w:val="false"/>
+                <w:bCs w:val="false"/>
+                <w:sz w:val="18"/>
+                <w:szCs w:val="18"/>
+                <w:rtl/>
+              </w:rPr>
+              <w:t xml:space="preserve"> على سجل النسخ في msdb</w:t>
+            </w:r>
+          </w:p>
+        </w:tc>
+        <w:tc>
+          <w:tcPr>
+            <w:tcW w:type="dxa" w:w="4412"/>
+            <w:tcBorders>
+              <w:top w:val="single" w:color="BFC9D6" w:sz="4"/>
+              <w:left w:val="single" w:color="BFC9D6" w:sz="4"/>
+              <w:bottom w:val="single" w:color="BFC9D6" w:sz="4"/>
+              <w:right w:val="single" w:color="BFC9D6" w:sz="4"/>
+            </w:tcBorders>
+            <w:tcMar>
+              <w:top w:type="dxa" w:w="50"/>
+              <w:left w:type="dxa" w:w="90"/>
+              <w:bottom w:type="dxa" w:w="50"/>
+              <w:right w:type="dxa" w:w="90"/>
+            </w:tcMar>
+            <w:vAlign w:val="top"/>
+          </w:tcPr>
+          <w:p>
+            <w:pPr>
+              <w:keepNext w:val="false"/>
+              <w:bidi/>
+              <w:spacing w:after="30" w:before="30" w:line="264"/>
+            </w:pPr>
+            <w:r>
+              <w:rPr>
+                <w:rFonts w:ascii="Arial" w:cs="Arial" w:eastAsia="Arial" w:hAnsi="Arial"/>
+                <w:b w:val="false"/>
+                <w:bCs w:val="false"/>
+                <w:sz w:val="18"/>
+                <w:szCs w:val="18"/>
+                <w:rtl/>
+              </w:rPr>
+              <w:t xml:space="preserve">وكيل المراقبة، وفحص ما بعد النشر، وفحص التدقيق وتنبيهاته</w:t>
+            </w:r>
+          </w:p>
+        </w:tc>
+        <w:tc>
+          <w:tcPr>
+            <w:tcW w:type="dxa" w:w="1044"/>
+            <w:tcBorders>
+              <w:top w:val="single" w:color="BFC9D6" w:sz="4"/>
+              <w:left w:val="single" w:color="BFC9D6" w:sz="4"/>
+              <w:bottom w:val="single" w:color="BFC9D6" w:sz="4"/>
+              <w:right w:val="single" w:color="BFC9D6" w:sz="4"/>
+            </w:tcBorders>
+            <w:tcMar>
+              <w:top w:type="dxa" w:w="50"/>
+              <w:left w:type="dxa" w:w="90"/>
+              <w:bottom w:type="dxa" w:w="50"/>
+              <w:right w:type="dxa" w:w="90"/>
+            </w:tcMar>
+            <w:vAlign w:val="top"/>
+          </w:tcPr>
+          <w:p>
+            <w:pPr>
+              <w:keepNext w:val="false"/>
+              <w:bidi/>
+              <w:spacing w:after="30" w:before="30" w:line="264"/>
+            </w:pPr>
+            <w:r>
+              <w:rPr>
+                <w:rFonts w:ascii="Arial" w:cs="Arial" w:eastAsia="Arial" w:hAnsi="Arial"/>
+                <w:b w:val="false"/>
+                <w:bCs w:val="false"/>
+                <w:sz w:val="18"/>
+                <w:szCs w:val="18"/>
+                <w:rtl/>
+              </w:rPr>
+              <w:t xml:space="preserve">مضيف المراقبة، وخادم القاعدة في النشر</w:t>
+            </w:r>
+          </w:p>
+        </w:tc>
+        <w:tc>
+          <w:tcPr>
+            <w:tcW w:type="dxa" w:w="1160"/>
+            <w:tcBorders>
+              <w:top w:val="single" w:color="BFC9D6" w:sz="4"/>
+              <w:left w:val="single" w:color="BFC9D6" w:sz="4"/>
+              <w:bottom w:val="single" w:color="BFC9D6" w:sz="4"/>
+              <w:right w:val="single" w:color="BFC9D6" w:sz="4"/>
+            </w:tcBorders>
+            <w:tcMar>
+              <w:top w:type="dxa" w:w="50"/>
+              <w:left w:type="dxa" w:w="90"/>
+              <w:bottom w:type="dxa" w:w="50"/>
+              <w:right w:type="dxa" w:w="90"/>
+            </w:tcMar>
+            <w:vAlign w:val="top"/>
+          </w:tcPr>
+          <w:p>
+            <w:pPr>
+              <w:keepNext w:val="false"/>
+              <w:bidi/>
+              <w:spacing w:after="30" w:before="30" w:line="264"/>
+            </w:pPr>
+            <w:r>
+              <w:rPr>
+                <w:rFonts w:ascii="Segoe UI Emoji" w:cs="Segoe UI Emoji" w:eastAsia="Segoe UI Emoji" w:hAnsi="Segoe UI Emoji"/>
+                <w:sz w:val="18"/>
+                <w:szCs w:val="18"/>
+                <w:rtl/>
+              </w:rPr>
+              <w:t xml:space="preserve">✅</w:t>
+            </w:r>
+            <w:r>
+              <w:rPr>
+                <w:rFonts w:ascii="Arial" w:cs="Arial" w:eastAsia="Arial" w:hAnsi="Arial"/>
+                <w:b w:val="false"/>
+                <w:bCs w:val="false"/>
+                <w:sz w:val="18"/>
+                <w:szCs w:val="18"/>
+                <w:rtl/>
+              </w:rPr>
+              <w:t xml:space="preserve"> منفّذ (ADR 0013، DQ-S12-6)، بلا صف ولا إجراء</w:t>
             </w:r>
           </w:p>
         </w:tc>
@@ -4572,7 +4703,44 @@
         </w:trPr>
         <w:tc>
           <w:tcPr>
-            <w:tcW w:type="dxa" w:w="1914"/>
+            <w:tcW w:type="dxa" w:w="1856"/>
+            <w:tcBorders>
+              <w:top w:val="single" w:color="BFC9D6" w:sz="4"/>
+              <w:left w:val="single" w:color="BFC9D6" w:sz="4"/>
+              <w:bottom w:val="single" w:color="BFC9D6" w:sz="4"/>
+              <w:right w:val="single" w:color="BFC9D6" w:sz="4"/>
+            </w:tcBorders>
+            <w:shd w:fill="F5F8FC" w:color="auto" w:val="clear"/>
+            <w:tcMar>
+              <w:top w:type="dxa" w:w="50"/>
+              <w:left w:type="dxa" w:w="90"/>
+              <w:bottom w:type="dxa" w:w="50"/>
+              <w:right w:type="dxa" w:w="90"/>
+            </w:tcMar>
+            <w:vAlign w:val="top"/>
+          </w:tcPr>
+          <w:p>
+            <w:pPr>
+              <w:keepNext w:val="false"/>
+              <w:bidi/>
+              <w:spacing w:after="30" w:before="30" w:line="264"/>
+            </w:pPr>
+            <w:r>
+              <w:rPr>
+                <w:rFonts w:ascii="Arial" w:cs="Arial" w:eastAsia="Arial" w:hAnsi="Arial"/>
+                <w:b w:val="false"/>
+                <w:bCs w:val="false"/>
+                <w:sz w:val="18"/>
+                <w:szCs w:val="18"/>
+                <w:rtl/>
+              </w:rPr>
+              <w:t xml:space="preserve">حساب شخصي لكل مدير قاعدة</w:t>
+            </w:r>
+          </w:p>
+        </w:tc>
+        <w:tc>
+          <w:tcPr>
+            <w:tcW w:type="dxa" w:w="1392"/>
             <w:tcBorders>
               <w:top w:val="single" w:color="BFC9D6" w:sz="4"/>
               <w:left w:val="single" w:color="BFC9D6" w:sz="4"/>
@@ -4605,13 +4773,13 @@
                 <w:shd w:fill="F1F3F5" w:color="auto" w:val="clear"/>
                 <w:rtl/>
               </w:rPr>
-              <w:t xml:space="preserve">‎breakglass‎</w:t>
-            </w:r>
-          </w:p>
-        </w:tc>
-        <w:tc>
-          <w:tcPr>
-            <w:tcW w:type="dxa" w:w="1436"/>
+              <w:t xml:space="preserve">‎sysadmin‎</w:t>
+            </w:r>
+          </w:p>
+        </w:tc>
+        <w:tc>
+          <w:tcPr>
+            <w:tcW w:type="dxa" w:w="4412"/>
             <w:tcBorders>
               <w:top w:val="single" w:color="BFC9D6" w:sz="4"/>
               <w:left w:val="single" w:color="BFC9D6" w:sz="4"/>
@@ -4635,22 +4803,20 @@
             </w:pPr>
             <w:r>
               <w:rPr>
-                <w:rFonts w:ascii="Courier New" w:cs="Courier New" w:eastAsia="Courier New" w:hAnsi="Courier New"/>
-                <w:b w:val="false"/>
-                <w:bCs w:val="false"/>
-                <w:color w:val="1F2937"/>
-                <w:sz w:val="16"/>
-                <w:szCs w:val="16"/>
-                <w:shd w:fill="F1F3F5" w:color="auto" w:val="clear"/>
-                <w:rtl/>
-              </w:rPr>
-              <w:t xml:space="preserve">‎sysadmin‎</w:t>
-            </w:r>
-          </w:p>
-        </w:tc>
-        <w:tc>
-          <w:tcPr>
-            <w:tcW w:type="dxa" w:w="4550"/>
+                <w:rFonts w:ascii="Arial" w:cs="Arial" w:eastAsia="Arial" w:hAnsi="Arial"/>
+                <w:b w:val="false"/>
+                <w:bCs w:val="false"/>
+                <w:sz w:val="18"/>
+                <w:szCs w:val="18"/>
+                <w:rtl/>
+              </w:rPr>
+              <w:t xml:space="preserve">الإدارة والاستكشاف</w:t>
+            </w:r>
+          </w:p>
+        </w:tc>
+        <w:tc>
+          <w:tcPr>
+            <w:tcW w:type="dxa" w:w="1044"/>
             <w:tcBorders>
               <w:top w:val="single" w:color="BFC9D6" w:sz="4"/>
               <w:left w:val="single" w:color="BFC9D6" w:sz="4"/>
@@ -4681,13 +4847,13 @@
                 <w:szCs w:val="18"/>
                 <w:rtl/>
               </w:rPr>
-              <w:t xml:space="preserve">الطوارئ فقط (§9)</w:t>
-            </w:r>
-          </w:p>
-        </w:tc>
-        <w:tc>
-          <w:tcPr>
-            <w:tcW w:type="dxa" w:w="982"/>
+              <w:t xml:space="preserve">محطة الإدارة عبر نفق SSH</w:t>
+            </w:r>
+          </w:p>
+        </w:tc>
+        <w:tc>
+          <w:tcPr>
+            <w:tcW w:type="dxa" w:w="1160"/>
             <w:tcBorders>
               <w:top w:val="single" w:color="BFC9D6" w:sz="4"/>
               <w:left w:val="single" w:color="BFC9D6" w:sz="4"/>
@@ -4712,43 +4878,6 @@
             <w:r>
               <w:rPr>
                 <w:rFonts w:ascii="Arial" w:cs="Arial" w:eastAsia="Arial" w:hAnsi="Arial"/>
-                <w:b w:val="false"/>
-                <w:bCs w:val="false"/>
-                <w:sz w:val="18"/>
-                <w:szCs w:val="18"/>
-                <w:rtl/>
-              </w:rPr>
-              <w:t xml:space="preserve">طرفية الخادم</w:t>
-            </w:r>
-          </w:p>
-        </w:tc>
-        <w:tc>
-          <w:tcPr>
-            <w:tcW w:type="dxa" w:w="982"/>
-            <w:tcBorders>
-              <w:top w:val="single" w:color="BFC9D6" w:sz="4"/>
-              <w:left w:val="single" w:color="BFC9D6" w:sz="4"/>
-              <w:bottom w:val="single" w:color="BFC9D6" w:sz="4"/>
-              <w:right w:val="single" w:color="BFC9D6" w:sz="4"/>
-            </w:tcBorders>
-            <w:shd w:fill="F5F8FC" w:color="auto" w:val="clear"/>
-            <w:tcMar>
-              <w:top w:type="dxa" w:w="50"/>
-              <w:left w:type="dxa" w:w="90"/>
-              <w:bottom w:type="dxa" w:w="50"/>
-              <w:right w:type="dxa" w:w="90"/>
-            </w:tcMar>
-            <w:vAlign w:val="top"/>
-          </w:tcPr>
-          <w:p>
-            <w:pPr>
-              <w:keepNext w:val="false"/>
-              <w:bidi/>
-              <w:spacing w:after="30" w:before="30" w:line="264"/>
-            </w:pPr>
-            <w:r>
-              <w:rPr>
-                <w:rFonts w:ascii="Arial" w:cs="Arial" w:eastAsia="Arial" w:hAnsi="Arial"/>
                 <w:color w:val="E0A800"/>
                 <w:sz w:val="18"/>
                 <w:szCs w:val="18"/>
@@ -4765,7 +4894,7 @@
                 <w:szCs w:val="18"/>
                 <w:rtl/>
               </w:rPr>
-              <w:t xml:space="preserve"> جديد، معطّل ومختوم</w:t>
+              <w:t xml:space="preserve"> جديد</w:t>
             </w:r>
           </w:p>
         </w:tc>
@@ -4776,7 +4905,7 @@
         </w:trPr>
         <w:tc>
           <w:tcPr>
-            <w:tcW w:type="dxa" w:w="1914"/>
+            <w:tcW w:type="dxa" w:w="1856"/>
             <w:tcBorders>
               <w:top w:val="single" w:color="BFC9D6" w:sz="4"/>
               <w:left w:val="single" w:color="BFC9D6" w:sz="4"/>
@@ -4808,13 +4937,13 @@
                 <w:shd w:fill="F1F3F5" w:color="auto" w:val="clear"/>
                 <w:rtl/>
               </w:rPr>
-              <w:t xml:space="preserve">‎sa‎</w:t>
-            </w:r>
-          </w:p>
-        </w:tc>
-        <w:tc>
-          <w:tcPr>
-            <w:tcW w:type="dxa" w:w="1436"/>
+              <w:t xml:space="preserve">‎breakglass‎</w:t>
+            </w:r>
+          </w:p>
+        </w:tc>
+        <w:tc>
+          <w:tcPr>
+            <w:tcW w:type="dxa" w:w="1392"/>
             <w:tcBorders>
               <w:top w:val="single" w:color="BFC9D6" w:sz="4"/>
               <w:left w:val="single" w:color="BFC9D6" w:sz="4"/>
@@ -4852,79 +4981,79 @@
         </w:tc>
         <w:tc>
           <w:tcPr>
-            <w:tcW w:type="dxa" w:w="4550"/>
-            <w:tcBorders>
-              <w:top w:val="single" w:color="BFC9D6" w:sz="4"/>
-              <w:left w:val="single" w:color="BFC9D6" w:sz="4"/>
-              <w:bottom w:val="single" w:color="BFC9D6" w:sz="4"/>
-              <w:right w:val="single" w:color="BFC9D6" w:sz="4"/>
-            </w:tcBorders>
-            <w:tcMar>
-              <w:top w:type="dxa" w:w="50"/>
-              <w:left w:type="dxa" w:w="90"/>
-              <w:bottom w:type="dxa" w:w="50"/>
-              <w:right w:type="dxa" w:w="90"/>
-            </w:tcMar>
-            <w:vAlign w:val="top"/>
-          </w:tcPr>
-          <w:p>
-            <w:pPr>
-              <w:keepNext w:val="false"/>
-              <w:bidi/>
-              <w:spacing w:after="30" w:before="30" w:line="264"/>
-            </w:pPr>
-            <w:r>
-              <w:rPr>
-                <w:rFonts w:ascii="Arial" w:cs="Arial" w:eastAsia="Arial" w:hAnsi="Arial"/>
-                <w:b w:val="false"/>
-                <w:bCs w:val="false"/>
-                <w:sz w:val="18"/>
-                <w:szCs w:val="18"/>
-                <w:rtl/>
-              </w:rPr>
-              <w:t xml:space="preserve">لا أحد في الإنتاج</w:t>
-            </w:r>
-          </w:p>
-        </w:tc>
-        <w:tc>
-          <w:tcPr>
-            <w:tcW w:type="dxa" w:w="982"/>
-            <w:tcBorders>
-              <w:top w:val="single" w:color="BFC9D6" w:sz="4"/>
-              <w:left w:val="single" w:color="BFC9D6" w:sz="4"/>
-              <w:bottom w:val="single" w:color="BFC9D6" w:sz="4"/>
-              <w:right w:val="single" w:color="BFC9D6" w:sz="4"/>
-            </w:tcBorders>
-            <w:tcMar>
-              <w:top w:type="dxa" w:w="50"/>
-              <w:left w:type="dxa" w:w="90"/>
-              <w:bottom w:type="dxa" w:w="50"/>
-              <w:right w:type="dxa" w:w="90"/>
-            </w:tcMar>
-            <w:vAlign w:val="top"/>
-          </w:tcPr>
-          <w:p>
-            <w:pPr>
-              <w:keepNext w:val="false"/>
-              <w:bidi/>
-              <w:spacing w:after="30" w:before="30" w:line="264"/>
-            </w:pPr>
-            <w:r>
-              <w:rPr>
-                <w:rFonts w:ascii="Arial" w:cs="Arial" w:eastAsia="Arial" w:hAnsi="Arial"/>
-                <w:b w:val="false"/>
-                <w:bCs w:val="false"/>
-                <w:sz w:val="18"/>
-                <w:szCs w:val="18"/>
-                <w:rtl/>
-              </w:rPr>
-              <w:t xml:space="preserve">—</w:t>
-            </w:r>
-          </w:p>
-        </w:tc>
-        <w:tc>
-          <w:tcPr>
-            <w:tcW w:type="dxa" w:w="982"/>
+            <w:tcW w:type="dxa" w:w="4412"/>
+            <w:tcBorders>
+              <w:top w:val="single" w:color="BFC9D6" w:sz="4"/>
+              <w:left w:val="single" w:color="BFC9D6" w:sz="4"/>
+              <w:bottom w:val="single" w:color="BFC9D6" w:sz="4"/>
+              <w:right w:val="single" w:color="BFC9D6" w:sz="4"/>
+            </w:tcBorders>
+            <w:tcMar>
+              <w:top w:type="dxa" w:w="50"/>
+              <w:left w:type="dxa" w:w="90"/>
+              <w:bottom w:type="dxa" w:w="50"/>
+              <w:right w:type="dxa" w:w="90"/>
+            </w:tcMar>
+            <w:vAlign w:val="top"/>
+          </w:tcPr>
+          <w:p>
+            <w:pPr>
+              <w:keepNext w:val="false"/>
+              <w:bidi/>
+              <w:spacing w:after="30" w:before="30" w:line="264"/>
+            </w:pPr>
+            <w:r>
+              <w:rPr>
+                <w:rFonts w:ascii="Arial" w:cs="Arial" w:eastAsia="Arial" w:hAnsi="Arial"/>
+                <w:b w:val="false"/>
+                <w:bCs w:val="false"/>
+                <w:sz w:val="18"/>
+                <w:szCs w:val="18"/>
+                <w:rtl/>
+              </w:rPr>
+              <w:t xml:space="preserve">الطوارئ فقط (§9)</w:t>
+            </w:r>
+          </w:p>
+        </w:tc>
+        <w:tc>
+          <w:tcPr>
+            <w:tcW w:type="dxa" w:w="1044"/>
+            <w:tcBorders>
+              <w:top w:val="single" w:color="BFC9D6" w:sz="4"/>
+              <w:left w:val="single" w:color="BFC9D6" w:sz="4"/>
+              <w:bottom w:val="single" w:color="BFC9D6" w:sz="4"/>
+              <w:right w:val="single" w:color="BFC9D6" w:sz="4"/>
+            </w:tcBorders>
+            <w:tcMar>
+              <w:top w:type="dxa" w:w="50"/>
+              <w:left w:type="dxa" w:w="90"/>
+              <w:bottom w:type="dxa" w:w="50"/>
+              <w:right w:type="dxa" w:w="90"/>
+            </w:tcMar>
+            <w:vAlign w:val="top"/>
+          </w:tcPr>
+          <w:p>
+            <w:pPr>
+              <w:keepNext w:val="false"/>
+              <w:bidi/>
+              <w:spacing w:after="30" w:before="30" w:line="264"/>
+            </w:pPr>
+            <w:r>
+              <w:rPr>
+                <w:rFonts w:ascii="Arial" w:cs="Arial" w:eastAsia="Arial" w:hAnsi="Arial"/>
+                <w:b w:val="false"/>
+                <w:bCs w:val="false"/>
+                <w:sz w:val="18"/>
+                <w:szCs w:val="18"/>
+                <w:rtl/>
+              </w:rPr>
+              <w:t xml:space="preserve">طرفية الخادم</w:t>
+            </w:r>
+          </w:p>
+        </w:tc>
+        <w:tc>
+          <w:tcPr>
+            <w:tcW w:type="dxa" w:w="1160"/>
             <w:tcBorders>
               <w:top w:val="single" w:color="BFC9D6" w:sz="4"/>
               <w:left w:val="single" w:color="BFC9D6" w:sz="4"/>
@@ -4964,7 +5093,7 @@
                 <w:szCs w:val="18"/>
                 <w:rtl/>
               </w:rPr>
-              <w:t xml:space="preserve"> يُعطَّل ويُعاد تسميته</w:t>
+              <w:t xml:space="preserve"> جديد، معطّل ومختوم</w:t>
             </w:r>
           </w:p>
         </w:tc>
@@ -4975,7 +5104,7 @@
         </w:trPr>
         <w:tc>
           <w:tcPr>
-            <w:tcW w:type="dxa" w:w="1914"/>
+            <w:tcW w:type="dxa" w:w="1856"/>
             <w:tcBorders>
               <w:top w:val="single" w:color="BFC9D6" w:sz="4"/>
               <w:left w:val="single" w:color="BFC9D6" w:sz="4"/>
@@ -5008,13 +5137,13 @@
                 <w:shd w:fill="F1F3F5" w:color="auto" w:val="clear"/>
                 <w:rtl/>
               </w:rPr>
-              <w:t xml:space="preserve">‎tp_auth_exec‎</w:t>
-            </w:r>
-          </w:p>
-        </w:tc>
-        <w:tc>
-          <w:tcPr>
-            <w:tcW w:type="dxa" w:w="1436"/>
+              <w:t xml:space="preserve">‎sa‎</w:t>
+            </w:r>
+          </w:p>
+        </w:tc>
+        <w:tc>
+          <w:tcPr>
+            <w:tcW w:type="dxa" w:w="1392"/>
             <w:tcBorders>
               <w:top w:val="single" w:color="BFC9D6" w:sz="4"/>
               <w:left w:val="single" w:color="BFC9D6" w:sz="4"/>
@@ -5047,13 +5176,13 @@
                 <w:shd w:fill="F1F3F5" w:color="auto" w:val="clear"/>
                 <w:rtl/>
               </w:rPr>
-              <w:t xml:space="preserve">‎tp_auth‎</w:t>
-            </w:r>
-          </w:p>
-        </w:tc>
-        <w:tc>
-          <w:tcPr>
-            <w:tcW w:type="dxa" w:w="4550"/>
+              <w:t xml:space="preserve">‎sysadmin‎</w:t>
+            </w:r>
+          </w:p>
+        </w:tc>
+        <w:tc>
+          <w:tcPr>
+            <w:tcW w:type="dxa" w:w="4412"/>
             <w:tcBorders>
               <w:top w:val="single" w:color="BFC9D6" w:sz="4"/>
               <w:left w:val="single" w:color="BFC9D6" w:sz="4"/>
@@ -5084,8 +5213,122 @@
                 <w:szCs w:val="18"/>
                 <w:rtl/>
               </w:rPr>
-              <w:t xml:space="preserve">الإجراءات والقوادح بـ</w:t>
-            </w:r>
+              <w:t xml:space="preserve">لا أحد في الإنتاج</w:t>
+            </w:r>
+          </w:p>
+        </w:tc>
+        <w:tc>
+          <w:tcPr>
+            <w:tcW w:type="dxa" w:w="1044"/>
+            <w:tcBorders>
+              <w:top w:val="single" w:color="BFC9D6" w:sz="4"/>
+              <w:left w:val="single" w:color="BFC9D6" w:sz="4"/>
+              <w:bottom w:val="single" w:color="BFC9D6" w:sz="4"/>
+              <w:right w:val="single" w:color="BFC9D6" w:sz="4"/>
+            </w:tcBorders>
+            <w:shd w:fill="F5F8FC" w:color="auto" w:val="clear"/>
+            <w:tcMar>
+              <w:top w:type="dxa" w:w="50"/>
+              <w:left w:type="dxa" w:w="90"/>
+              <w:bottom w:type="dxa" w:w="50"/>
+              <w:right w:type="dxa" w:w="90"/>
+            </w:tcMar>
+            <w:vAlign w:val="top"/>
+          </w:tcPr>
+          <w:p>
+            <w:pPr>
+              <w:keepNext w:val="false"/>
+              <w:bidi/>
+              <w:spacing w:after="30" w:before="30" w:line="264"/>
+            </w:pPr>
+            <w:r>
+              <w:rPr>
+                <w:rFonts w:ascii="Arial" w:cs="Arial" w:eastAsia="Arial" w:hAnsi="Arial"/>
+                <w:b w:val="false"/>
+                <w:bCs w:val="false"/>
+                <w:sz w:val="18"/>
+                <w:szCs w:val="18"/>
+                <w:rtl/>
+              </w:rPr>
+              <w:t xml:space="preserve">—</w:t>
+            </w:r>
+          </w:p>
+        </w:tc>
+        <w:tc>
+          <w:tcPr>
+            <w:tcW w:type="dxa" w:w="1160"/>
+            <w:tcBorders>
+              <w:top w:val="single" w:color="BFC9D6" w:sz="4"/>
+              <w:left w:val="single" w:color="BFC9D6" w:sz="4"/>
+              <w:bottom w:val="single" w:color="BFC9D6" w:sz="4"/>
+              <w:right w:val="single" w:color="BFC9D6" w:sz="4"/>
+            </w:tcBorders>
+            <w:shd w:fill="F5F8FC" w:color="auto" w:val="clear"/>
+            <w:tcMar>
+              <w:top w:type="dxa" w:w="50"/>
+              <w:left w:type="dxa" w:w="90"/>
+              <w:bottom w:type="dxa" w:w="50"/>
+              <w:right w:type="dxa" w:w="90"/>
+            </w:tcMar>
+            <w:vAlign w:val="top"/>
+          </w:tcPr>
+          <w:p>
+            <w:pPr>
+              <w:keepNext w:val="false"/>
+              <w:bidi/>
+              <w:spacing w:after="30" w:before="30" w:line="264"/>
+            </w:pPr>
+            <w:r>
+              <w:rPr>
+                <w:rFonts w:ascii="Arial" w:cs="Arial" w:eastAsia="Arial" w:hAnsi="Arial"/>
+                <w:color w:val="E0A800"/>
+                <w:sz w:val="18"/>
+                <w:szCs w:val="18"/>
+                <w:rtl/>
+              </w:rPr>
+              <w:t xml:space="preserve">●</w:t>
+            </w:r>
+            <w:r>
+              <w:rPr>
+                <w:rFonts w:ascii="Arial" w:cs="Arial" w:eastAsia="Arial" w:hAnsi="Arial"/>
+                <w:b w:val="false"/>
+                <w:bCs w:val="false"/>
+                <w:sz w:val="18"/>
+                <w:szCs w:val="18"/>
+                <w:rtl/>
+              </w:rPr>
+              <w:t xml:space="preserve"> يُعطَّل ويُعاد تسميته</w:t>
+            </w:r>
+          </w:p>
+        </w:tc>
+      </w:tr>
+      <w:tr>
+        <w:trPr>
+          <w:cantSplit/>
+        </w:trPr>
+        <w:tc>
+          <w:tcPr>
+            <w:tcW w:type="dxa" w:w="1856"/>
+            <w:tcBorders>
+              <w:top w:val="single" w:color="BFC9D6" w:sz="4"/>
+              <w:left w:val="single" w:color="BFC9D6" w:sz="4"/>
+              <w:bottom w:val="single" w:color="BFC9D6" w:sz="4"/>
+              <w:right w:val="single" w:color="BFC9D6" w:sz="4"/>
+            </w:tcBorders>
+            <w:tcMar>
+              <w:top w:type="dxa" w:w="50"/>
+              <w:left w:type="dxa" w:w="90"/>
+              <w:bottom w:type="dxa" w:w="50"/>
+              <w:right w:type="dxa" w:w="90"/>
+            </w:tcMar>
+            <w:vAlign w:val="top"/>
+          </w:tcPr>
+          <w:p>
+            <w:pPr>
+              <w:keepNext w:val="false"/>
+              <w:bidi/>
+              <w:spacing w:after="30" w:before="30" w:line="264"/>
+            </w:pPr>
             <w:r>
               <w:rPr>
                 <w:rFonts w:ascii="Courier New" w:cs="Courier New" w:eastAsia="Courier New" w:hAnsi="Courier New"/>
@@ -5097,6 +5340,93 @@
                 <w:shd w:fill="F1F3F5" w:color="auto" w:val="clear"/>
                 <w:rtl/>
               </w:rPr>
+              <w:t xml:space="preserve">‎tp_auth_exec‎</w:t>
+            </w:r>
+          </w:p>
+        </w:tc>
+        <w:tc>
+          <w:tcPr>
+            <w:tcW w:type="dxa" w:w="1392"/>
+            <w:tcBorders>
+              <w:top w:val="single" w:color="BFC9D6" w:sz="4"/>
+              <w:left w:val="single" w:color="BFC9D6" w:sz="4"/>
+              <w:bottom w:val="single" w:color="BFC9D6" w:sz="4"/>
+              <w:right w:val="single" w:color="BFC9D6" w:sz="4"/>
+            </w:tcBorders>
+            <w:tcMar>
+              <w:top w:type="dxa" w:w="50"/>
+              <w:left w:type="dxa" w:w="90"/>
+              <w:bottom w:type="dxa" w:w="50"/>
+              <w:right w:type="dxa" w:w="90"/>
+            </w:tcMar>
+            <w:vAlign w:val="top"/>
+          </w:tcPr>
+          <w:p>
+            <w:pPr>
+              <w:keepNext w:val="false"/>
+              <w:bidi/>
+              <w:spacing w:after="30" w:before="30" w:line="264"/>
+            </w:pPr>
+            <w:r>
+              <w:rPr>
+                <w:rFonts w:ascii="Courier New" w:cs="Courier New" w:eastAsia="Courier New" w:hAnsi="Courier New"/>
+                <w:b w:val="false"/>
+                <w:bCs w:val="false"/>
+                <w:color w:val="1F2937"/>
+                <w:sz w:val="16"/>
+                <w:szCs w:val="16"/>
+                <w:shd w:fill="F1F3F5" w:color="auto" w:val="clear"/>
+                <w:rtl/>
+              </w:rPr>
+              <w:t xml:space="preserve">‎tp_auth‎</w:t>
+            </w:r>
+          </w:p>
+        </w:tc>
+        <w:tc>
+          <w:tcPr>
+            <w:tcW w:type="dxa" w:w="4412"/>
+            <w:tcBorders>
+              <w:top w:val="single" w:color="BFC9D6" w:sz="4"/>
+              <w:left w:val="single" w:color="BFC9D6" w:sz="4"/>
+              <w:bottom w:val="single" w:color="BFC9D6" w:sz="4"/>
+              <w:right w:val="single" w:color="BFC9D6" w:sz="4"/>
+            </w:tcBorders>
+            <w:tcMar>
+              <w:top w:type="dxa" w:w="50"/>
+              <w:left w:type="dxa" w:w="90"/>
+              <w:bottom w:type="dxa" w:w="50"/>
+              <w:right w:type="dxa" w:w="90"/>
+            </w:tcMar>
+            <w:vAlign w:val="top"/>
+          </w:tcPr>
+          <w:p>
+            <w:pPr>
+              <w:keepNext w:val="false"/>
+              <w:bidi/>
+              <w:spacing w:after="30" w:before="30" w:line="264"/>
+            </w:pPr>
+            <w:r>
+              <w:rPr>
+                <w:rFonts w:ascii="Arial" w:cs="Arial" w:eastAsia="Arial" w:hAnsi="Arial"/>
+                <w:b w:val="false"/>
+                <w:bCs w:val="false"/>
+                <w:sz w:val="18"/>
+                <w:szCs w:val="18"/>
+                <w:rtl/>
+              </w:rPr>
+              <w:t xml:space="preserve">الإجراءات والقوادح بـ</w:t>
+            </w:r>
+            <w:r>
+              <w:rPr>
+                <w:rFonts w:ascii="Courier New" w:cs="Courier New" w:eastAsia="Courier New" w:hAnsi="Courier New"/>
+                <w:b w:val="false"/>
+                <w:bCs w:val="false"/>
+                <w:color w:val="1F2937"/>
+                <w:sz w:val="16"/>
+                <w:szCs w:val="16"/>
+                <w:shd w:fill="F1F3F5" w:color="auto" w:val="clear"/>
+                <w:rtl/>
+              </w:rPr>
               <w:t xml:space="preserve">‎EXECUTE AS‎</w:t>
             </w:r>
             <w:r>
@@ -5114,14 +5444,13 @@
         </w:tc>
         <w:tc>
           <w:tcPr>
-            <w:tcW w:type="dxa" w:w="982"/>
-            <w:tcBorders>
-              <w:top w:val="single" w:color="BFC9D6" w:sz="4"/>
-              <w:left w:val="single" w:color="BFC9D6" w:sz="4"/>
-              <w:bottom w:val="single" w:color="BFC9D6" w:sz="4"/>
-              <w:right w:val="single" w:color="BFC9D6" w:sz="4"/>
-            </w:tcBorders>
-            <w:shd w:fill="F5F8FC" w:color="auto" w:val="clear"/>
+            <w:tcW w:type="dxa" w:w="1044"/>
+            <w:tcBorders>
+              <w:top w:val="single" w:color="BFC9D6" w:sz="4"/>
+              <w:left w:val="single" w:color="BFC9D6" w:sz="4"/>
+              <w:bottom w:val="single" w:color="BFC9D6" w:sz="4"/>
+              <w:right w:val="single" w:color="BFC9D6" w:sz="4"/>
+            </w:tcBorders>
             <w:tcMar>
               <w:top w:type="dxa" w:w="50"/>
               <w:left w:type="dxa" w:w="90"/>
@@ -5151,14 +5480,13 @@
         </w:tc>
         <w:tc>
           <w:tcPr>
-            <w:tcW w:type="dxa" w:w="982"/>
-            <w:tcBorders>
-              <w:top w:val="single" w:color="BFC9D6" w:sz="4"/>
-              <w:left w:val="single" w:color="BFC9D6" w:sz="4"/>
-              <w:bottom w:val="single" w:color="BFC9D6" w:sz="4"/>
-              <w:right w:val="single" w:color="BFC9D6" w:sz="4"/>
-            </w:tcBorders>
-            <w:shd w:fill="F5F8FC" w:color="auto" w:val="clear"/>
+            <w:tcW w:type="dxa" w:w="1160"/>
+            <w:tcBorders>
+              <w:top w:val="single" w:color="BFC9D6" w:sz="4"/>
+              <w:left w:val="single" w:color="BFC9D6" w:sz="4"/>
+              <w:bottom w:val="single" w:color="BFC9D6" w:sz="4"/>
+              <w:right w:val="single" w:color="BFC9D6" w:sz="4"/>
+            </w:tcBorders>
             <w:tcMar>
               <w:top w:type="dxa" w:w="50"/>
               <w:left w:type="dxa" w:w="90"/>
@@ -8016,9 +8344,9 @@
         </w:tblBorders>
       </w:tblPr>
       <w:tblGrid>
-        <w:gridCol w:w="4862"/>
-        <w:gridCol w:w="2430"/>
-        <w:gridCol w:w="2572"/>
+        <w:gridCol w:w="3549"/>
+        <w:gridCol w:w="4437"/>
+        <w:gridCol w:w="1878"/>
       </w:tblGrid>
       <w:tr>
         <w:trPr>
@@ -8027,7 +8355,7 @@
         </w:trPr>
         <w:tc>
           <w:tcPr>
-            <w:tcW w:type="dxa" w:w="4862"/>
+            <w:tcW w:type="dxa" w:w="3549"/>
             <w:tcBorders>
               <w:top w:val="single" w:color="BFC9D6" w:sz="4"/>
               <w:left w:val="single" w:color="BFC9D6" w:sz="4"/>
@@ -8065,7 +8393,7 @@
         </w:tc>
         <w:tc>
           <w:tcPr>
-            <w:tcW w:type="dxa" w:w="2430"/>
+            <w:tcW w:type="dxa" w:w="4437"/>
             <w:tcBorders>
               <w:top w:val="single" w:color="BFC9D6" w:sz="4"/>
               <w:left w:val="single" w:color="BFC9D6" w:sz="4"/>
@@ -8103,7 +8431,7 @@
         </w:tc>
         <w:tc>
           <w:tcPr>
-            <w:tcW w:type="dxa" w:w="2572"/>
+            <w:tcW w:type="dxa" w:w="1878"/>
             <w:tcBorders>
               <w:top w:val="single" w:color="BFC9D6" w:sz="4"/>
               <w:left w:val="single" w:color="BFC9D6" w:sz="4"/>
@@ -8146,7 +8474,7 @@
         </w:trPr>
         <w:tc>
           <w:tcPr>
-            <w:tcW w:type="dxa" w:w="4862"/>
+            <w:tcW w:type="dxa" w:w="3549"/>
             <w:tcBorders>
               <w:top w:val="single" w:color="BFC9D6" w:sz="4"/>
               <w:left w:val="single" w:color="BFC9D6" w:sz="4"/>
@@ -8182,7 +8510,7 @@
         </w:tc>
         <w:tc>
           <w:tcPr>
-            <w:tcW w:type="dxa" w:w="2430"/>
+            <w:tcW w:type="dxa" w:w="4437"/>
             <w:tcBorders>
               <w:top w:val="single" w:color="BFC9D6" w:sz="4"/>
               <w:left w:val="single" w:color="BFC9D6" w:sz="4"/>
@@ -8218,7 +8546,7 @@
         </w:tc>
         <w:tc>
           <w:tcPr>
-            <w:tcW w:type="dxa" w:w="2572"/>
+            <w:tcW w:type="dxa" w:w="1878"/>
             <w:tcBorders>
               <w:top w:val="single" w:color="BFC9D6" w:sz="4"/>
               <w:left w:val="single" w:color="BFC9D6" w:sz="4"/>
@@ -8259,7 +8587,7 @@
         </w:trPr>
         <w:tc>
           <w:tcPr>
-            <w:tcW w:type="dxa" w:w="4862"/>
+            <w:tcW w:type="dxa" w:w="3549"/>
             <w:tcBorders>
               <w:top w:val="single" w:color="BFC9D6" w:sz="4"/>
               <w:left w:val="single" w:color="BFC9D6" w:sz="4"/>
@@ -8298,7 +8626,7 @@
         </w:tc>
         <w:tc>
           <w:tcPr>
-            <w:tcW w:type="dxa" w:w="2430"/>
+            <w:tcW w:type="dxa" w:w="4437"/>
             <w:tcBorders>
               <w:top w:val="single" w:color="BFC9D6" w:sz="4"/>
               <w:left w:val="single" w:color="BFC9D6" w:sz="4"/>
@@ -8335,7 +8663,7 @@
         </w:tc>
         <w:tc>
           <w:tcPr>
-            <w:tcW w:type="dxa" w:w="2572"/>
+            <w:tcW w:type="dxa" w:w="1878"/>
             <w:tcBorders>
               <w:top w:val="single" w:color="BFC9D6" w:sz="4"/>
               <w:left w:val="single" w:color="BFC9D6" w:sz="4"/>
@@ -8377,109 +8705,135 @@
         </w:trPr>
         <w:tc>
           <w:tcPr>
-            <w:tcW w:type="dxa" w:w="4862"/>
-            <w:tcBorders>
-              <w:top w:val="single" w:color="BFC9D6" w:sz="4"/>
-              <w:left w:val="single" w:color="BFC9D6" w:sz="4"/>
-              <w:bottom w:val="single" w:color="BFC9D6" w:sz="4"/>
-              <w:right w:val="single" w:color="BFC9D6" w:sz="4"/>
-            </w:tcBorders>
-            <w:tcMar>
-              <w:top w:type="dxa" w:w="50"/>
-              <w:left w:type="dxa" w:w="90"/>
-              <w:bottom w:type="dxa" w:w="50"/>
-              <w:right w:type="dxa" w:w="90"/>
-            </w:tcMar>
-            <w:vAlign w:val="top"/>
-          </w:tcPr>
-          <w:p>
-            <w:pPr>
-              <w:keepNext w:val="false"/>
-              <w:bidi/>
-              <w:spacing w:after="30" w:before="30" w:line="264"/>
-            </w:pPr>
-            <w:r>
-              <w:rPr>
-                <w:rFonts w:ascii="Arial" w:cs="Arial" w:eastAsia="Arial" w:hAnsi="Arial"/>
-                <w:b w:val="false"/>
-                <w:bCs w:val="false"/>
-                <w:sz w:val="18"/>
-                <w:szCs w:val="18"/>
-                <w:rtl/>
-              </w:rPr>
-              <w:t xml:space="preserve">حسابات المديرين الشخصية</w:t>
-            </w:r>
-          </w:p>
-        </w:tc>
-        <w:tc>
-          <w:tcPr>
-            <w:tcW w:type="dxa" w:w="2430"/>
-            <w:tcBorders>
-              <w:top w:val="single" w:color="BFC9D6" w:sz="4"/>
-              <w:left w:val="single" w:color="BFC9D6" w:sz="4"/>
-              <w:bottom w:val="single" w:color="BFC9D6" w:sz="4"/>
-              <w:right w:val="single" w:color="BFC9D6" w:sz="4"/>
-            </w:tcBorders>
-            <w:tcMar>
-              <w:top w:type="dxa" w:w="50"/>
-              <w:left w:type="dxa" w:w="90"/>
-              <w:bottom w:type="dxa" w:w="50"/>
-              <w:right w:type="dxa" w:w="90"/>
-            </w:tcMar>
-            <w:vAlign w:val="top"/>
-          </w:tcPr>
-          <w:p>
-            <w:pPr>
-              <w:keepNext w:val="false"/>
-              <w:bidi/>
-              <w:spacing w:after="30" w:before="30" w:line="264"/>
-            </w:pPr>
-            <w:r>
-              <w:rPr>
-                <w:rFonts w:ascii="Arial" w:cs="Arial" w:eastAsia="Arial" w:hAnsi="Arial"/>
-                <w:b w:val="false"/>
-                <w:bCs w:val="false"/>
-                <w:sz w:val="18"/>
-                <w:szCs w:val="18"/>
-                <w:rtl/>
-              </w:rPr>
-              <w:t xml:space="preserve">كل 90 يومًا</w:t>
-            </w:r>
-          </w:p>
-        </w:tc>
-        <w:tc>
-          <w:tcPr>
-            <w:tcW w:type="dxa" w:w="2572"/>
-            <w:tcBorders>
-              <w:top w:val="single" w:color="BFC9D6" w:sz="4"/>
-              <w:left w:val="single" w:color="BFC9D6" w:sz="4"/>
-              <w:bottom w:val="single" w:color="BFC9D6" w:sz="4"/>
-              <w:right w:val="single" w:color="BFC9D6" w:sz="4"/>
-            </w:tcBorders>
-            <w:tcMar>
-              <w:top w:type="dxa" w:w="50"/>
-              <w:left w:type="dxa" w:w="90"/>
-              <w:bottom w:type="dxa" w:w="50"/>
-              <w:right w:type="dxa" w:w="90"/>
-            </w:tcMar>
-            <w:vAlign w:val="top"/>
-          </w:tcPr>
-          <w:p>
-            <w:pPr>
-              <w:keepNext w:val="false"/>
-              <w:bidi/>
-              <w:spacing w:after="30" w:before="30" w:line="264"/>
-            </w:pPr>
-            <w:r>
-              <w:rPr>
-                <w:rFonts w:ascii="Arial" w:cs="Arial" w:eastAsia="Arial" w:hAnsi="Arial"/>
-                <w:b w:val="false"/>
-                <w:bCs w:val="false"/>
-                <w:sz w:val="18"/>
-                <w:szCs w:val="18"/>
-                <w:rtl/>
-              </w:rPr>
-              <w:t xml:space="preserve">ترك صاحبها العمل: يُعطَّل الحساب في اليوم نفسه</w:t>
+            <w:tcW w:type="dxa" w:w="3549"/>
+            <w:tcBorders>
+              <w:top w:val="single" w:color="BFC9D6" w:sz="4"/>
+              <w:left w:val="single" w:color="BFC9D6" w:sz="4"/>
+              <w:bottom w:val="single" w:color="BFC9D6" w:sz="4"/>
+              <w:right w:val="single" w:color="BFC9D6" w:sz="4"/>
+            </w:tcBorders>
+            <w:tcMar>
+              <w:top w:type="dxa" w:w="50"/>
+              <w:left w:type="dxa" w:w="90"/>
+              <w:bottom w:type="dxa" w:w="50"/>
+              <w:right w:type="dxa" w:w="90"/>
+            </w:tcMar>
+            <w:vAlign w:val="top"/>
+          </w:tcPr>
+          <w:p>
+            <w:pPr>
+              <w:keepNext w:val="false"/>
+              <w:bidi/>
+              <w:spacing w:after="30" w:before="30" w:line="264"/>
+            </w:pPr>
+            <w:r>
+              <w:rPr>
+                <w:rFonts w:ascii="Courier New" w:cs="Courier New" w:eastAsia="Courier New" w:hAnsi="Courier New"/>
+                <w:b w:val="false"/>
+                <w:bCs w:val="false"/>
+                <w:color w:val="1F2937"/>
+                <w:sz w:val="16"/>
+                <w:szCs w:val="16"/>
+                <w:shd w:fill="F1F3F5" w:color="auto" w:val="clear"/>
+                <w:rtl/>
+              </w:rPr>
+              <w:t xml:space="preserve">‎bankfas_monitor‎</w:t>
+            </w:r>
+          </w:p>
+        </w:tc>
+        <w:tc>
+          <w:tcPr>
+            <w:tcW w:type="dxa" w:w="4437"/>
+            <w:tcBorders>
+              <w:top w:val="single" w:color="BFC9D6" w:sz="4"/>
+              <w:left w:val="single" w:color="BFC9D6" w:sz="4"/>
+              <w:bottom w:val="single" w:color="BFC9D6" w:sz="4"/>
+              <w:right w:val="single" w:color="BFC9D6" w:sz="4"/>
+            </w:tcBorders>
+            <w:tcMar>
+              <w:top w:type="dxa" w:w="50"/>
+              <w:left w:type="dxa" w:w="90"/>
+              <w:bottom w:type="dxa" w:w="50"/>
+              <w:right w:type="dxa" w:w="90"/>
+            </w:tcMar>
+            <w:vAlign w:val="top"/>
+          </w:tcPr>
+          <w:p>
+            <w:pPr>
+              <w:keepNext w:val="false"/>
+              <w:bidi/>
+              <w:spacing w:after="30" w:before="30" w:line="264"/>
+            </w:pPr>
+            <w:r>
+              <w:rPr>
+                <w:rFonts w:ascii="Arial" w:cs="Arial" w:eastAsia="Arial" w:hAnsi="Arial"/>
+                <w:b w:val="false"/>
+                <w:bCs w:val="false"/>
+                <w:sz w:val="18"/>
+                <w:szCs w:val="18"/>
+                <w:rtl/>
+              </w:rPr>
+              <w:t xml:space="preserve">كل 90 يومًا، بإعادة </w:t>
+            </w:r>
+            <w:r>
+              <w:rPr>
+                <w:rFonts w:ascii="Courier New" w:cs="Courier New" w:eastAsia="Courier New" w:hAnsi="Courier New"/>
+                <w:b w:val="false"/>
+                <w:bCs w:val="false"/>
+                <w:color w:val="1F2937"/>
+                <w:sz w:val="16"/>
+                <w:szCs w:val="16"/>
+                <w:shd w:fill="F1F3F5" w:color="auto" w:val="clear"/>
+                <w:rtl/>
+              </w:rPr>
+              <w:t xml:space="preserve">‎provision_monitor.sh‎</w:t>
+            </w:r>
+            <w:r>
+              <w:rPr>
+                <w:rFonts w:ascii="Arial" w:cs="Arial" w:eastAsia="Arial" w:hAnsi="Arial"/>
+                <w:b w:val="false"/>
+                <w:bCs w:val="false"/>
+                <w:sz w:val="18"/>
+                <w:szCs w:val="18"/>
+                <w:rtl/>
+              </w:rPr>
+              <w:t xml:space="preserve"> بسر جديد (حساب واحد: دقيقة بلا مراقبة مقبولة)</w:t>
+            </w:r>
+          </w:p>
+        </w:tc>
+        <w:tc>
+          <w:tcPr>
+            <w:tcW w:type="dxa" w:w="1878"/>
+            <w:tcBorders>
+              <w:top w:val="single" w:color="BFC9D6" w:sz="4"/>
+              <w:left w:val="single" w:color="BFC9D6" w:sz="4"/>
+              <w:bottom w:val="single" w:color="BFC9D6" w:sz="4"/>
+              <w:right w:val="single" w:color="BFC9D6" w:sz="4"/>
+            </w:tcBorders>
+            <w:tcMar>
+              <w:top w:type="dxa" w:w="50"/>
+              <w:left w:type="dxa" w:w="90"/>
+              <w:bottom w:type="dxa" w:w="50"/>
+              <w:right w:type="dxa" w:w="90"/>
+            </w:tcMar>
+            <w:vAlign w:val="top"/>
+          </w:tcPr>
+          <w:p>
+            <w:pPr>
+              <w:keepNext w:val="false"/>
+              <w:bidi/>
+              <w:spacing w:after="30" w:before="30" w:line="264"/>
+            </w:pPr>
+            <w:r>
+              <w:rPr>
+                <w:rFonts w:ascii="Arial" w:cs="Arial" w:eastAsia="Arial" w:hAnsi="Arial"/>
+                <w:b w:val="false"/>
+                <w:bCs w:val="false"/>
+                <w:sz w:val="18"/>
+                <w:szCs w:val="18"/>
+                <w:rtl/>
+              </w:rPr>
+              <w:t xml:space="preserve">الاشتباه نفسه</w:t>
             </w:r>
           </w:p>
         </w:tc>
@@ -8490,7 +8844,7 @@
         </w:trPr>
         <w:tc>
           <w:tcPr>
-            <w:tcW w:type="dxa" w:w="4862"/>
+            <w:tcW w:type="dxa" w:w="3549"/>
             <w:tcBorders>
               <w:top w:val="single" w:color="BFC9D6" w:sz="4"/>
               <w:left w:val="single" w:color="BFC9D6" w:sz="4"/>
@@ -8498,6 +8852,121 @@
               <w:right w:val="single" w:color="BFC9D6" w:sz="4"/>
             </w:tcBorders>
             <w:shd w:fill="F5F8FC" w:color="auto" w:val="clear"/>
+            <w:tcMar>
+              <w:top w:type="dxa" w:w="50"/>
+              <w:left w:type="dxa" w:w="90"/>
+              <w:bottom w:type="dxa" w:w="50"/>
+              <w:right w:type="dxa" w:w="90"/>
+            </w:tcMar>
+            <w:vAlign w:val="top"/>
+          </w:tcPr>
+          <w:p>
+            <w:pPr>
+              <w:keepNext w:val="false"/>
+              <w:bidi/>
+              <w:spacing w:after="30" w:before="30" w:line="264"/>
+            </w:pPr>
+            <w:r>
+              <w:rPr>
+                <w:rFonts w:ascii="Arial" w:cs="Arial" w:eastAsia="Arial" w:hAnsi="Arial"/>
+                <w:b w:val="false"/>
+                <w:bCs w:val="false"/>
+                <w:sz w:val="18"/>
+                <w:szCs w:val="18"/>
+                <w:rtl/>
+              </w:rPr>
+              <w:t xml:space="preserve">حسابات المديرين الشخصية</w:t>
+            </w:r>
+          </w:p>
+        </w:tc>
+        <w:tc>
+          <w:tcPr>
+            <w:tcW w:type="dxa" w:w="4437"/>
+            <w:tcBorders>
+              <w:top w:val="single" w:color="BFC9D6" w:sz="4"/>
+              <w:left w:val="single" w:color="BFC9D6" w:sz="4"/>
+              <w:bottom w:val="single" w:color="BFC9D6" w:sz="4"/>
+              <w:right w:val="single" w:color="BFC9D6" w:sz="4"/>
+            </w:tcBorders>
+            <w:shd w:fill="F5F8FC" w:color="auto" w:val="clear"/>
+            <w:tcMar>
+              <w:top w:type="dxa" w:w="50"/>
+              <w:left w:type="dxa" w:w="90"/>
+              <w:bottom w:type="dxa" w:w="50"/>
+              <w:right w:type="dxa" w:w="90"/>
+            </w:tcMar>
+            <w:vAlign w:val="top"/>
+          </w:tcPr>
+          <w:p>
+            <w:pPr>
+              <w:keepNext w:val="false"/>
+              <w:bidi/>
+              <w:spacing w:after="30" w:before="30" w:line="264"/>
+            </w:pPr>
+            <w:r>
+              <w:rPr>
+                <w:rFonts w:ascii="Arial" w:cs="Arial" w:eastAsia="Arial" w:hAnsi="Arial"/>
+                <w:b w:val="false"/>
+                <w:bCs w:val="false"/>
+                <w:sz w:val="18"/>
+                <w:szCs w:val="18"/>
+                <w:rtl/>
+              </w:rPr>
+              <w:t xml:space="preserve">كل 90 يومًا</w:t>
+            </w:r>
+          </w:p>
+        </w:tc>
+        <w:tc>
+          <w:tcPr>
+            <w:tcW w:type="dxa" w:w="1878"/>
+            <w:tcBorders>
+              <w:top w:val="single" w:color="BFC9D6" w:sz="4"/>
+              <w:left w:val="single" w:color="BFC9D6" w:sz="4"/>
+              <w:bottom w:val="single" w:color="BFC9D6" w:sz="4"/>
+              <w:right w:val="single" w:color="BFC9D6" w:sz="4"/>
+            </w:tcBorders>
+            <w:shd w:fill="F5F8FC" w:color="auto" w:val="clear"/>
+            <w:tcMar>
+              <w:top w:type="dxa" w:w="50"/>
+              <w:left w:type="dxa" w:w="90"/>
+              <w:bottom w:type="dxa" w:w="50"/>
+              <w:right w:type="dxa" w:w="90"/>
+            </w:tcMar>
+            <w:vAlign w:val="top"/>
+          </w:tcPr>
+          <w:p>
+            <w:pPr>
+              <w:keepNext w:val="false"/>
+              <w:bidi/>
+              <w:spacing w:after="30" w:before="30" w:line="264"/>
+            </w:pPr>
+            <w:r>
+              <w:rPr>
+                <w:rFonts w:ascii="Arial" w:cs="Arial" w:eastAsia="Arial" w:hAnsi="Arial"/>
+                <w:b w:val="false"/>
+                <w:bCs w:val="false"/>
+                <w:sz w:val="18"/>
+                <w:szCs w:val="18"/>
+                <w:rtl/>
+              </w:rPr>
+              <w:t xml:space="preserve">ترك صاحبها العمل: يُعطَّل الحساب في اليوم نفسه</w:t>
+            </w:r>
+          </w:p>
+        </w:tc>
+      </w:tr>
+      <w:tr>
+        <w:trPr>
+          <w:cantSplit/>
+        </w:trPr>
+        <w:tc>
+          <w:tcPr>
+            <w:tcW w:type="dxa" w:w="3549"/>
+            <w:tcBorders>
+              <w:top w:val="single" w:color="BFC9D6" w:sz="4"/>
+              <w:left w:val="single" w:color="BFC9D6" w:sz="4"/>
+              <w:bottom w:val="single" w:color="BFC9D6" w:sz="4"/>
+              <w:right w:val="single" w:color="BFC9D6" w:sz="4"/>
+            </w:tcBorders>
             <w:tcMar>
               <w:top w:type="dxa" w:w="50"/>
               <w:left w:type="dxa" w:w="90"/>
@@ -8529,14 +8998,13 @@
         </w:tc>
         <w:tc>
           <w:tcPr>
-            <w:tcW w:type="dxa" w:w="2430"/>
-            <w:tcBorders>
-              <w:top w:val="single" w:color="BFC9D6" w:sz="4"/>
-              <w:left w:val="single" w:color="BFC9D6" w:sz="4"/>
-              <w:bottom w:val="single" w:color="BFC9D6" w:sz="4"/>
-              <w:right w:val="single" w:color="BFC9D6" w:sz="4"/>
-            </w:tcBorders>
-            <w:shd w:fill="F5F8FC" w:color="auto" w:val="clear"/>
+            <w:tcW w:type="dxa" w:w="4437"/>
+            <w:tcBorders>
+              <w:top w:val="single" w:color="BFC9D6" w:sz="4"/>
+              <w:left w:val="single" w:color="BFC9D6" w:sz="4"/>
+              <w:bottom w:val="single" w:color="BFC9D6" w:sz="4"/>
+              <w:right w:val="single" w:color="BFC9D6" w:sz="4"/>
+            </w:tcBorders>
             <w:tcMar>
               <w:top w:type="dxa" w:w="50"/>
               <w:left w:type="dxa" w:w="90"/>
@@ -8566,14 +9034,13 @@
         </w:tc>
         <w:tc>
           <w:tcPr>
-            <w:tcW w:type="dxa" w:w="2572"/>
-            <w:tcBorders>
-              <w:top w:val="single" w:color="BFC9D6" w:sz="4"/>
-              <w:left w:val="single" w:color="BFC9D6" w:sz="4"/>
-              <w:bottom w:val="single" w:color="BFC9D6" w:sz="4"/>
-              <w:right w:val="single" w:color="BFC9D6" w:sz="4"/>
-            </w:tcBorders>
-            <w:shd w:fill="F5F8FC" w:color="auto" w:val="clear"/>
+            <w:tcW w:type="dxa" w:w="1878"/>
+            <w:tcBorders>
+              <w:top w:val="single" w:color="BFC9D6" w:sz="4"/>
+              <w:left w:val="single" w:color="BFC9D6" w:sz="4"/>
+              <w:bottom w:val="single" w:color="BFC9D6" w:sz="4"/>
+              <w:right w:val="single" w:color="BFC9D6" w:sz="4"/>
+            </w:tcBorders>
             <w:tcMar>
               <w:top w:type="dxa" w:w="50"/>
               <w:left w:type="dxa" w:w="90"/>

--- a/treasury-platform/docs/30-readiness/word/DOC-S08-database-access-model-and-secrets.docx
+++ b/treasury-platform/docs/30-readiness/word/DOC-S08-database-access-model-and-secrets.docx
@@ -12971,7 +12971,123 @@
           <w:szCs w:val="21"/>
           <w:rtl/>
         </w:rPr>
-        <w:t xml:space="preserve"> صراحة عند النشر بدل القيمة الافتراضية (tools/deploy/deploy.sh:17).</w:t>
+        <w:t xml:space="preserve"> صراحة عند النشر بدل القيمة الافتراضية (tools/deploy/deploy.sh:17). </w:t>
+      </w:r>
+      <w:r>
+        <w:rPr>
+          <w:rFonts w:ascii="Segoe UI Emoji" w:cs="Segoe UI Emoji" w:eastAsia="Segoe UI Emoji" w:hAnsi="Segoe UI Emoji"/>
+          <w:sz w:val="21"/>
+          <w:szCs w:val="21"/>
+          <w:rtl/>
+        </w:rPr>
+        <w:t xml:space="preserve">✅</w:t>
+      </w:r>
+      <w:r>
+        <w:rPr>
+          <w:rFonts w:ascii="Arial" w:cs="Arial" w:eastAsia="Arial" w:hAnsi="Arial"/>
+          <w:b w:val="false"/>
+          <w:bCs w:val="false"/>
+          <w:sz w:val="21"/>
+          <w:szCs w:val="21"/>
+          <w:rtl/>
+        </w:rPr>
+        <w:t xml:space="preserve"> منذ ADR 0014 يرفض </w:t>
+      </w:r>
+      <w:r>
+        <w:rPr>
+          <w:rFonts w:ascii="Courier New" w:cs="Courier New" w:eastAsia="Courier New" w:hAnsi="Courier New"/>
+          <w:b w:val="false"/>
+          <w:bCs w:val="false"/>
+          <w:color w:val="1F2937"/>
+          <w:sz w:val="18"/>
+          <w:szCs w:val="18"/>
+          <w:shd w:fill="F1F3F5" w:color="auto" w:val="clear"/>
+          <w:rtl/>
+        </w:rPr>
+        <w:t xml:space="preserve">‎deploy.sh‎</w:t>
+      </w:r>
+      <w:r>
+        <w:rPr>
+          <w:rFonts w:ascii="Arial" w:cs="Arial" w:eastAsia="Arial" w:hAnsi="Arial"/>
+          <w:b w:val="false"/>
+          <w:bCs w:val="false"/>
+          <w:sz w:val="21"/>
+          <w:szCs w:val="21"/>
+          <w:rtl/>
+        </w:rPr>
+        <w:t xml:space="preserve"> حساب </w:t>
+      </w:r>
+      <w:r>
+        <w:rPr>
+          <w:rFonts w:ascii="Courier New" w:cs="Courier New" w:eastAsia="Courier New" w:hAnsi="Courier New"/>
+          <w:b w:val="false"/>
+          <w:bCs w:val="false"/>
+          <w:color w:val="1F2937"/>
+          <w:sz w:val="18"/>
+          <w:szCs w:val="18"/>
+          <w:shd w:fill="F1F3F5" w:color="auto" w:val="clear"/>
+          <w:rtl/>
+        </w:rPr>
+        <w:t xml:space="preserve">‎sa‎</w:t>
+      </w:r>
+      <w:r>
+        <w:rPr>
+          <w:rFonts w:ascii="Arial" w:cs="Arial" w:eastAsia="Arial" w:hAnsi="Arial"/>
+          <w:b w:val="false"/>
+          <w:bCs w:val="false"/>
+          <w:sz w:val="21"/>
+          <w:szCs w:val="21"/>
+          <w:rtl/>
+        </w:rPr>
+        <w:t xml:space="preserve"> (ببصمته SID، ولو أُعيدت تسميته) وأي عضو في </w:t>
+      </w:r>
+      <w:r>
+        <w:rPr>
+          <w:rFonts w:ascii="Courier New" w:cs="Courier New" w:eastAsia="Courier New" w:hAnsi="Courier New"/>
+          <w:b w:val="false"/>
+          <w:bCs w:val="false"/>
+          <w:color w:val="1F2937"/>
+          <w:sz w:val="18"/>
+          <w:szCs w:val="18"/>
+          <w:shd w:fill="F1F3F5" w:color="auto" w:val="clear"/>
+          <w:rtl/>
+        </w:rPr>
+        <w:t xml:space="preserve">‎sysadmin‎</w:t>
+      </w:r>
+      <w:r>
+        <w:rPr>
+          <w:rFonts w:ascii="Arial" w:cs="Arial" w:eastAsia="Arial" w:hAnsi="Arial"/>
+          <w:b w:val="false"/>
+          <w:bCs w:val="false"/>
+          <w:sz w:val="21"/>
+          <w:szCs w:val="21"/>
+          <w:rtl/>
+        </w:rPr>
+        <w:t xml:space="preserve">. وترفض سكربتات المدير </w:t>
+      </w:r>
+      <w:r>
+        <w:rPr>
+          <w:rFonts w:ascii="Courier New" w:cs="Courier New" w:eastAsia="Courier New" w:hAnsi="Courier New"/>
+          <w:b w:val="false"/>
+          <w:bCs w:val="false"/>
+          <w:color w:val="1F2937"/>
+          <w:sz w:val="18"/>
+          <w:szCs w:val="18"/>
+          <w:shd w:fill="F1F3F5" w:color="auto" w:val="clear"/>
+          <w:rtl/>
+        </w:rPr>
+        <w:t xml:space="preserve">‎sa‎</w:t>
+      </w:r>
+      <w:r>
+        <w:rPr>
+          <w:rFonts w:ascii="Arial" w:cs="Arial" w:eastAsia="Arial" w:hAnsi="Arial"/>
+          <w:b w:val="false"/>
+          <w:bCs w:val="false"/>
+          <w:sz w:val="21"/>
+          <w:szCs w:val="21"/>
+          <w:rtl/>
+        </w:rPr>
+        <w:t xml:space="preserve"> إلا في CI (50144).</w:t>
       </w:r>
     </w:p>
     <w:p>

--- a/treasury-platform/docs/30-readiness/word/DOC-S08-database-access-model-and-secrets.docx
+++ b/treasury-platform/docs/30-readiness/word/DOC-S08-database-access-model-and-secrets.docx
@@ -2475,7 +2475,27 @@
           <w:szCs w:val="21"/>
           <w:rtl/>
         </w:rPr>
-        <w:t xml:space="preserve">. لا حساب دخول لتطبيق أو منصة أو تقارير.</w:t>
+        <w:t xml:space="preserve">. لا حساب دخول لتطبيق أو منصة أو تقارير. </w:t>
+      </w:r>
+      <w:r>
+        <w:rPr>
+          <w:rFonts w:ascii="Segoe UI Emoji" w:cs="Segoe UI Emoji" w:eastAsia="Segoe UI Emoji" w:hAnsi="Segoe UI Emoji"/>
+          <w:sz w:val="21"/>
+          <w:szCs w:val="21"/>
+          <w:rtl/>
+        </w:rPr>
+        <w:t xml:space="preserve">✅</w:t>
+      </w:r>
+      <w:r>
+        <w:rPr>
+          <w:rFonts w:ascii="Arial" w:cs="Arial" w:eastAsia="Arial" w:hAnsi="Arial"/>
+          <w:b w:val="false"/>
+          <w:bCs w:val="false"/>
+          <w:sz w:val="21"/>
+          <w:szCs w:val="21"/>
+          <w:rtl/>
+        </w:rPr>
+        <w:t xml:space="preserve"> تغيّر: حسابات الخدمة والترحيل والمراقبة منفّذة (db/ops/، ADR 0009 و0010 و0013).</w:t>
       </w:r>
     </w:p>
     <w:p>
@@ -2545,7 +2565,99 @@
           <w:szCs w:val="21"/>
           <w:rtl/>
         </w:rPr>
-        <w:t xml:space="preserve"> بلا منح (db/static/020_roles_and_grants.sql:9)، والنشر يعمل بحساب مالك القاعدة (docs/20-database-design.md:271).</w:t>
+        <w:t xml:space="preserve"> بلا منح (db/static/020_roles_and_grants.sql:9)، والنشر يعمل بحساب مالك القاعدة (docs/20-database-design.md:271). </w:t>
+      </w:r>
+      <w:r>
+        <w:rPr>
+          <w:rFonts w:ascii="Segoe UI Emoji" w:cs="Segoe UI Emoji" w:eastAsia="Segoe UI Emoji" w:hAnsi="Segoe UI Emoji"/>
+          <w:sz w:val="21"/>
+          <w:szCs w:val="21"/>
+          <w:rtl/>
+        </w:rPr>
+        <w:t xml:space="preserve">✅</w:t>
+      </w:r>
+      <w:r>
+        <w:rPr>
+          <w:rFonts w:ascii="Arial" w:cs="Arial" w:eastAsia="Arial" w:hAnsi="Arial"/>
+          <w:b w:val="false"/>
+          <w:bCs w:val="false"/>
+          <w:sz w:val="21"/>
+          <w:szCs w:val="21"/>
+          <w:rtl/>
+        </w:rPr>
+        <w:t xml:space="preserve"> تغيّر: النشر بـ </w:t>
+      </w:r>
+      <w:r>
+        <w:rPr>
+          <w:rFonts w:ascii="Courier New" w:cs="Courier New" w:eastAsia="Courier New" w:hAnsi="Courier New"/>
+          <w:b w:val="false"/>
+          <w:bCs w:val="false"/>
+          <w:color w:val="1F2937"/>
+          <w:sz w:val="18"/>
+          <w:szCs w:val="18"/>
+          <w:shd w:fill="F1F3F5" w:color="auto" w:val="clear"/>
+          <w:rtl/>
+        </w:rPr>
+        <w:t xml:space="preserve">‎bankfas_migrator‎</w:t>
+      </w:r>
+      <w:r>
+        <w:rPr>
+          <w:rFonts w:ascii="Arial" w:cs="Arial" w:eastAsia="Arial" w:hAnsi="Arial"/>
+          <w:b w:val="false"/>
+          <w:bCs w:val="false"/>
+          <w:sz w:val="21"/>
+          <w:szCs w:val="21"/>
+          <w:rtl/>
+        </w:rPr>
+        <w:t xml:space="preserve"> عضو </w:t>
+      </w:r>
+      <w:r>
+        <w:rPr>
+          <w:rFonts w:ascii="Courier New" w:cs="Courier New" w:eastAsia="Courier New" w:hAnsi="Courier New"/>
+          <w:b w:val="false"/>
+          <w:bCs w:val="false"/>
+          <w:color w:val="1F2937"/>
+          <w:sz w:val="18"/>
+          <w:szCs w:val="18"/>
+          <w:shd w:fill="F1F3F5" w:color="auto" w:val="clear"/>
+          <w:rtl/>
+        </w:rPr>
+        <w:t xml:space="preserve">‎db_owner‎</w:t>
+      </w:r>
+      <w:r>
+        <w:rPr>
+          <w:rFonts w:ascii="Arial" w:cs="Arial" w:eastAsia="Arial" w:hAnsi="Arial"/>
+          <w:b w:val="false"/>
+          <w:bCs w:val="false"/>
+          <w:sz w:val="21"/>
+          <w:szCs w:val="21"/>
+          <w:rtl/>
+        </w:rPr>
+        <w:t xml:space="preserve"> وحده، والمالك </w:t>
+      </w:r>
+      <w:r>
+        <w:rPr>
+          <w:rFonts w:ascii="Courier New" w:cs="Courier New" w:eastAsia="Courier New" w:hAnsi="Courier New"/>
+          <w:b w:val="false"/>
+          <w:bCs w:val="false"/>
+          <w:color w:val="1F2937"/>
+          <w:sz w:val="18"/>
+          <w:szCs w:val="18"/>
+          <w:shd w:fill="F1F3F5" w:color="auto" w:val="clear"/>
+          <w:rtl/>
+        </w:rPr>
+        <w:t xml:space="preserve">‎bankfas_owner‎</w:t>
+      </w:r>
+      <w:r>
+        <w:rPr>
+          <w:rFonts w:ascii="Arial" w:cs="Arial" w:eastAsia="Arial" w:hAnsi="Arial"/>
+          <w:b w:val="false"/>
+          <w:bCs w:val="false"/>
+          <w:sz w:val="21"/>
+          <w:szCs w:val="21"/>
+          <w:rtl/>
+        </w:rPr>
+        <w:t xml:space="preserve"> معطّل (ADR 0010).</w:t>
       </w:r>
     </w:p>
     <w:p>
@@ -2639,7 +2751,99 @@
           <w:szCs w:val="21"/>
           <w:rtl/>
         </w:rPr>
-        <w:t xml:space="preserve"> إلى أن تُحسم O-08 (tools/deploy/deploy.sh:10-11، :19).</w:t>
+        <w:t xml:space="preserve"> إلى أن تُحسم O-08 (tools/deploy/deploy.sh:10-11، :19). </w:t>
+      </w:r>
+      <w:r>
+        <w:rPr>
+          <w:rFonts w:ascii="Segoe UI Emoji" w:cs="Segoe UI Emoji" w:eastAsia="Segoe UI Emoji" w:hAnsi="Segoe UI Emoji"/>
+          <w:sz w:val="21"/>
+          <w:szCs w:val="21"/>
+          <w:rtl/>
+        </w:rPr>
+        <w:t xml:space="preserve">✅</w:t>
+      </w:r>
+      <w:r>
+        <w:rPr>
+          <w:rFonts w:ascii="Arial" w:cs="Arial" w:eastAsia="Arial" w:hAnsi="Arial"/>
+          <w:b w:val="false"/>
+          <w:bCs w:val="false"/>
+          <w:sz w:val="21"/>
+          <w:szCs w:val="21"/>
+          <w:rtl/>
+        </w:rPr>
+        <w:t xml:space="preserve"> تغيّر: الحساب الافتراضي </w:t>
+      </w:r>
+      <w:r>
+        <w:rPr>
+          <w:rFonts w:ascii="Courier New" w:cs="Courier New" w:eastAsia="Courier New" w:hAnsi="Courier New"/>
+          <w:b w:val="false"/>
+          <w:bCs w:val="false"/>
+          <w:color w:val="1F2937"/>
+          <w:sz w:val="18"/>
+          <w:szCs w:val="18"/>
+          <w:shd w:fill="F1F3F5" w:color="auto" w:val="clear"/>
+          <w:rtl/>
+        </w:rPr>
+        <w:t xml:space="preserve">‎bankfas_migrator‎</w:t>
+      </w:r>
+      <w:r>
+        <w:rPr>
+          <w:rFonts w:ascii="Arial" w:cs="Arial" w:eastAsia="Arial" w:hAnsi="Arial"/>
+          <w:b w:val="false"/>
+          <w:bCs w:val="false"/>
+          <w:sz w:val="21"/>
+          <w:szCs w:val="21"/>
+          <w:rtl/>
+        </w:rPr>
+        <w:t xml:space="preserve"> (ADR 0010)، وفحص ما قبل النشر يرفض </w:t>
+      </w:r>
+      <w:r>
+        <w:rPr>
+          <w:rFonts w:ascii="Courier New" w:cs="Courier New" w:eastAsia="Courier New" w:hAnsi="Courier New"/>
+          <w:b w:val="false"/>
+          <w:bCs w:val="false"/>
+          <w:color w:val="1F2937"/>
+          <w:sz w:val="18"/>
+          <w:szCs w:val="18"/>
+          <w:shd w:fill="F1F3F5" w:color="auto" w:val="clear"/>
+          <w:rtl/>
+        </w:rPr>
+        <w:t xml:space="preserve">‎sa‎</w:t>
+      </w:r>
+      <w:r>
+        <w:rPr>
+          <w:rFonts w:ascii="Arial" w:cs="Arial" w:eastAsia="Arial" w:hAnsi="Arial"/>
+          <w:b w:val="false"/>
+          <w:bCs w:val="false"/>
+          <w:sz w:val="21"/>
+          <w:szCs w:val="21"/>
+          <w:rtl/>
+        </w:rPr>
+        <w:t xml:space="preserve"> وأي عضو دور خادم أو صاحب صلاحية خادم (50140، ADR 0014، E9)، ولا </w:t>
+      </w:r>
+      <w:r>
+        <w:rPr>
+          <w:rFonts w:ascii="Courier New" w:cs="Courier New" w:eastAsia="Courier New" w:hAnsi="Courier New"/>
+          <w:b w:val="false"/>
+          <w:bCs w:val="false"/>
+          <w:color w:val="1F2937"/>
+          <w:sz w:val="18"/>
+          <w:szCs w:val="18"/>
+          <w:shd w:fill="F1F3F5" w:color="auto" w:val="clear"/>
+          <w:rtl/>
+        </w:rPr>
+        <w:t xml:space="preserve">‎-C‎</w:t>
+      </w:r>
+      <w:r>
+        <w:rPr>
+          <w:rFonts w:ascii="Arial" w:cs="Arial" w:eastAsia="Arial" w:hAnsi="Arial"/>
+          <w:b w:val="false"/>
+          <w:bCs w:val="false"/>
+          <w:sz w:val="21"/>
+          <w:szCs w:val="21"/>
+          <w:rtl/>
+        </w:rPr>
+        <w:t xml:space="preserve"> إلا في CI (ADR 0013، E7).</w:t>
       </w:r>
     </w:p>
     <w:p>
@@ -2685,7 +2889,27 @@
           <w:szCs w:val="21"/>
           <w:rtl/>
         </w:rPr>
-        <w:t xml:space="preserve"> يمرر كلمة المرور في سطر الأوامر (db/deploy.sql:9).</w:t>
+        <w:t xml:space="preserve"> يمرر كلمة المرور في سطر الأوامر (db/deploy.sql:9). </w:t>
+      </w:r>
+      <w:r>
+        <w:rPr>
+          <w:rFonts w:ascii="Segoe UI Emoji" w:cs="Segoe UI Emoji" w:eastAsia="Segoe UI Emoji" w:hAnsi="Segoe UI Emoji"/>
+          <w:sz w:val="21"/>
+          <w:szCs w:val="21"/>
+          <w:rtl/>
+        </w:rPr>
+        <w:t xml:space="preserve">✅</w:t>
+      </w:r>
+      <w:r>
+        <w:rPr>
+          <w:rFonts w:ascii="Arial" w:cs="Arial" w:eastAsia="Arial" w:hAnsi="Arial"/>
+          <w:b w:val="false"/>
+          <w:bCs w:val="false"/>
+          <w:sz w:val="21"/>
+          <w:szCs w:val="21"/>
+          <w:rtl/>
+        </w:rPr>
+        <w:t xml:space="preserve"> أُزيل: لا مثال يدوي، وdeploy.sql يرفض العمل بلا فحص ما قبل النشر في الجلسة نفسها (50146، E5).</w:t>
       </w:r>
     </w:p>
     <w:p>
@@ -2777,7 +3001,51 @@
           <w:szCs w:val="21"/>
           <w:rtl/>
         </w:rPr>
-        <w:t xml:space="preserve"> غير مختبر وليس مسار الإنتاج (docs/adr/0001-schema-work-on-linux.md:20).</w:t>
+        <w:t xml:space="preserve"> غير مختبر وليس مسار الإنتاج (docs/adr/0001-schema-work-on-linux.md:20). </w:t>
+      </w:r>
+      <w:r>
+        <w:rPr>
+          <w:rFonts w:ascii="Segoe UI Emoji" w:cs="Segoe UI Emoji" w:eastAsia="Segoe UI Emoji" w:hAnsi="Segoe UI Emoji"/>
+          <w:sz w:val="21"/>
+          <w:szCs w:val="21"/>
+          <w:rtl/>
+        </w:rPr>
+        <w:t xml:space="preserve">✅</w:t>
+      </w:r>
+      <w:r>
+        <w:rPr>
+          <w:rFonts w:ascii="Arial" w:cs="Arial" w:eastAsia="Arial" w:hAnsi="Arial"/>
+          <w:b w:val="false"/>
+          <w:bCs w:val="false"/>
+          <w:sz w:val="21"/>
+          <w:szCs w:val="21"/>
+          <w:rtl/>
+        </w:rPr>
+        <w:t xml:space="preserve"> ويشغّل اليوم فحص ما قبل النشر نفسه ويرفض </w:t>
+      </w:r>
+      <w:r>
+        <w:rPr>
+          <w:rFonts w:ascii="Courier New" w:cs="Courier New" w:eastAsia="Courier New" w:hAnsi="Courier New"/>
+          <w:b w:val="false"/>
+          <w:bCs w:val="false"/>
+          <w:color w:val="1F2937"/>
+          <w:sz w:val="18"/>
+          <w:szCs w:val="18"/>
+          <w:shd w:fill="F1F3F5" w:color="auto" w:val="clear"/>
+          <w:rtl/>
+        </w:rPr>
+        <w:t xml:space="preserve">‎-TrustServerCertificate‎</w:t>
+      </w:r>
+      <w:r>
+        <w:rPr>
+          <w:rFonts w:ascii="Arial" w:cs="Arial" w:eastAsia="Arial" w:hAnsi="Arial"/>
+          <w:b w:val="false"/>
+          <w:bCs w:val="false"/>
+          <w:sz w:val="21"/>
+          <w:szCs w:val="21"/>
+          <w:rtl/>
+        </w:rPr>
+        <w:t xml:space="preserve"> خارج CI (E5).</w:t>
       </w:r>
     </w:p>
     <w:p>
@@ -5871,6 +6139,124 @@
     </w:p>
     <w:p>
       <w:pPr>
+        <w:pStyle w:val="ListParagraph"/>
+        <w:numPr>
+          <w:ilvl w:val="0"/>
+          <w:numId w:val="2"/>
+        </w:numPr>
+        <w:bidi/>
+        <w:spacing w:after="70" w:before="0" w:line="300"/>
+      </w:pPr>
+      <w:r>
+        <w:rPr>
+          <w:rFonts w:ascii="Arial" w:cs="Arial" w:eastAsia="Arial" w:hAnsi="Arial"/>
+          <w:b w:val="false"/>
+          <w:bCs w:val="false"/>
+          <w:sz w:val="21"/>
+          <w:szCs w:val="21"/>
+          <w:rtl/>
+        </w:rPr>
+        <w:t xml:space="preserve">خطر باقٍ مقبول (المراجعة الذاتية E10): </w:t>
+      </w:r>
+      <w:r>
+        <w:rPr>
+          <w:rFonts w:ascii="Courier New" w:cs="Courier New" w:eastAsia="Courier New" w:hAnsi="Courier New"/>
+          <w:b w:val="false"/>
+          <w:bCs w:val="false"/>
+          <w:color w:val="1F2937"/>
+          <w:sz w:val="18"/>
+          <w:szCs w:val="18"/>
+          <w:shd w:fill="F1F3F5" w:color="auto" w:val="clear"/>
+          <w:rtl/>
+        </w:rPr>
+        <w:t xml:space="preserve">‎bankfas_monitor‎</w:t>
+      </w:r>
+      <w:r>
+        <w:rPr>
+          <w:rFonts w:ascii="Arial" w:cs="Arial" w:eastAsia="Arial" w:hAnsi="Arial"/>
+          <w:b w:val="false"/>
+          <w:bCs w:val="false"/>
+          <w:sz w:val="21"/>
+          <w:szCs w:val="21"/>
+          <w:rtl/>
+        </w:rPr>
+        <w:t xml:space="preserve"> يملك </w:t>
+      </w:r>
+      <w:r>
+        <w:rPr>
+          <w:rFonts w:ascii="Courier New" w:cs="Courier New" w:eastAsia="Courier New" w:hAnsi="Courier New"/>
+          <w:b w:val="false"/>
+          <w:bCs w:val="false"/>
+          <w:color w:val="1F2937"/>
+          <w:sz w:val="18"/>
+          <w:szCs w:val="18"/>
+          <w:shd w:fill="F1F3F5" w:color="auto" w:val="clear"/>
+          <w:rtl/>
+        </w:rPr>
+        <w:t xml:space="preserve">‎VIEW SERVER PERFORMANCE STATE‎</w:t>
+      </w:r>
+      <w:r>
+        <w:rPr>
+          <w:rFonts w:ascii="Arial" w:cs="Arial" w:eastAsia="Arial" w:hAnsi="Arial"/>
+          <w:b w:val="false"/>
+          <w:bCs w:val="false"/>
+          <w:sz w:val="21"/>
+          <w:szCs w:val="21"/>
+          <w:rtl/>
+        </w:rPr>
+        <w:t xml:space="preserve"> (db/ops/monitor_login.sql)، فيقرأ نص الاستعلامات الجارية والمخزّنة في الذاكرة (</w:t>
+      </w:r>
+      <w:r>
+        <w:rPr>
+          <w:rFonts w:ascii="Courier New" w:cs="Courier New" w:eastAsia="Courier New" w:hAnsi="Courier New"/>
+          <w:b w:val="false"/>
+          <w:bCs w:val="false"/>
+          <w:color w:val="1F2937"/>
+          <w:sz w:val="18"/>
+          <w:szCs w:val="18"/>
+          <w:shd w:fill="F1F3F5" w:color="auto" w:val="clear"/>
+          <w:rtl/>
+        </w:rPr>
+        <w:t xml:space="preserve">‎sys.dm_exec_requests‎</w:t>
+      </w:r>
+      <w:r>
+        <w:rPr>
+          <w:rFonts w:ascii="Arial" w:cs="Arial" w:eastAsia="Arial" w:hAnsi="Arial"/>
+          <w:b w:val="false"/>
+          <w:bCs w:val="false"/>
+          <w:sz w:val="21"/>
+          <w:szCs w:val="21"/>
+          <w:rtl/>
+        </w:rPr>
+        <w:t xml:space="preserve"> و</w:t>
+      </w:r>
+      <w:r>
+        <w:rPr>
+          <w:rFonts w:ascii="Courier New" w:cs="Courier New" w:eastAsia="Courier New" w:hAnsi="Courier New"/>
+          <w:b w:val="false"/>
+          <w:bCs w:val="false"/>
+          <w:color w:val="1F2937"/>
+          <w:sz w:val="18"/>
+          <w:szCs w:val="18"/>
+          <w:shd w:fill="F1F3F5" w:color="auto" w:val="clear"/>
+          <w:rtl/>
+        </w:rPr>
+        <w:t xml:space="preserve">‎sys.dm_exec_sql_text‎</w:t>
+      </w:r>
+      <w:r>
+        <w:rPr>
+          <w:rFonts w:ascii="Arial" w:cs="Arial" w:eastAsia="Arial" w:hAnsi="Arial"/>
+          <w:b w:val="false"/>
+          <w:bCs w:val="false"/>
+          <w:sz w:val="21"/>
+          <w:szCs w:val="21"/>
+          <w:rtl/>
+        </w:rPr>
+        <w:t xml:space="preserve">)، وفيه قيم المعاملات حين تُكتب في النص. لا يقرأ صفًا من الجداول (MN3)، لكن نص الاستعلام قد يحمل بيانات. الضوابط: التطبيق يرسل استعلامات بمعاملات لا قيمًا ملصوقة في النص، ولا سر ولا رقم هوية ولا IBAN في نص SQL، والإجراءات تأخذ القيم معاملات؛ وسر حساب المراقبة لا يصل إليه إلا مضيف المراقبة، ويُدوَّر كل 90 يومًا (§6).</w:t>
+      </w:r>
+    </w:p>
+    <w:p>
+      <w:pPr>
         <w:bidi/>
         <w:spacing w:after="60" w:before="0"/>
       </w:pPr>
@@ -6587,7 +6973,7 @@
           <w:szCs w:val="21"/>
           <w:rtl/>
         </w:rPr>
-        <w:t xml:space="preserve">الاتصال مشفّر بالخادم. إسقاط الخيار </w:t>
+        <w:t xml:space="preserve">الاتصال مشفّر بالخادم، وشهادته يُتحقق منها: أدوات النشر لا تمرّر </w:t>
       </w:r>
       <w:r>
         <w:rPr>
@@ -6611,7 +6997,127 @@
           <w:szCs w:val="21"/>
           <w:rtl/>
         </w:rPr>
-        <w:t xml:space="preserve"> ينتظر شهادة موثوقة (O-08 في tools/dbgen/erd_open_items.py:55-60، DOC-S05).</w:t>
+        <w:t xml:space="preserve"> (ADR 0013)، وترفضه قبل الاتصال إلا في CI بـ </w:t>
+      </w:r>
+      <w:r>
+        <w:rPr>
+          <w:rFonts w:ascii="Courier New" w:cs="Courier New" w:eastAsia="Courier New" w:hAnsi="Courier New"/>
+          <w:b w:val="false"/>
+          <w:bCs w:val="false"/>
+          <w:color w:val="1F2937"/>
+          <w:sz w:val="18"/>
+          <w:szCs w:val="18"/>
+          <w:shd w:fill="F1F3F5" w:color="auto" w:val="clear"/>
+          <w:rtl/>
+        </w:rPr>
+        <w:t xml:space="preserve">‎BANKFAS_ALLOW_TRUST_CERT=1‎</w:t>
+      </w:r>
+      <w:r>
+        <w:rPr>
+          <w:rFonts w:ascii="Arial" w:cs="Arial" w:eastAsia="Arial" w:hAnsi="Arial"/>
+          <w:b w:val="false"/>
+          <w:bCs w:val="false"/>
+          <w:sz w:val="21"/>
+          <w:szCs w:val="21"/>
+          <w:rtl/>
+        </w:rPr>
+        <w:t xml:space="preserve">، ولا تقبل في </w:t>
+      </w:r>
+      <w:r>
+        <w:rPr>
+          <w:rFonts w:ascii="Courier New" w:cs="Courier New" w:eastAsia="Courier New" w:hAnsi="Courier New"/>
+          <w:b w:val="false"/>
+          <w:bCs w:val="false"/>
+          <w:color w:val="1F2937"/>
+          <w:sz w:val="18"/>
+          <w:szCs w:val="18"/>
+          <w:shd w:fill="F1F3F5" w:color="auto" w:val="clear"/>
+          <w:rtl/>
+        </w:rPr>
+        <w:t xml:space="preserve">‎SQLCMD_OPTS‎</w:t>
+      </w:r>
+      <w:r>
+        <w:rPr>
+          <w:rFonts w:ascii="Arial" w:cs="Arial" w:eastAsia="Arial" w:hAnsi="Arial"/>
+          <w:b w:val="false"/>
+          <w:bCs w:val="false"/>
+          <w:sz w:val="21"/>
+          <w:szCs w:val="21"/>
+          <w:rtl/>
+        </w:rPr>
+        <w:t xml:space="preserve"> إلا </w:t>
+      </w:r>
+      <w:r>
+        <w:rPr>
+          <w:rFonts w:ascii="Courier New" w:cs="Courier New" w:eastAsia="Courier New" w:hAnsi="Courier New"/>
+          <w:b w:val="false"/>
+          <w:bCs w:val="false"/>
+          <w:color w:val="1F2937"/>
+          <w:sz w:val="18"/>
+          <w:szCs w:val="18"/>
+          <w:shd w:fill="F1F3F5" w:color="auto" w:val="clear"/>
+          <w:rtl/>
+        </w:rPr>
+        <w:t xml:space="preserve">‎-l‎</w:t>
+      </w:r>
+      <w:r>
+        <w:rPr>
+          <w:rFonts w:ascii="Arial" w:cs="Arial" w:eastAsia="Arial" w:hAnsi="Arial"/>
+          <w:b w:val="false"/>
+          <w:bCs w:val="false"/>
+          <w:sz w:val="21"/>
+          <w:szCs w:val="21"/>
+          <w:rtl/>
+        </w:rPr>
+        <w:t xml:space="preserve"> و</w:t>
+      </w:r>
+      <w:r>
+        <w:rPr>
+          <w:rFonts w:ascii="Courier New" w:cs="Courier New" w:eastAsia="Courier New" w:hAnsi="Courier New"/>
+          <w:b w:val="false"/>
+          <w:bCs w:val="false"/>
+          <w:color w:val="1F2937"/>
+          <w:sz w:val="18"/>
+          <w:szCs w:val="18"/>
+          <w:shd w:fill="F1F3F5" w:color="auto" w:val="clear"/>
+          <w:rtl/>
+        </w:rPr>
+        <w:t xml:space="preserve">‎-t‎</w:t>
+      </w:r>
+      <w:r>
+        <w:rPr>
+          <w:rFonts w:ascii="Arial" w:cs="Arial" w:eastAsia="Arial" w:hAnsi="Arial"/>
+          <w:b w:val="false"/>
+          <w:bCs w:val="false"/>
+          <w:sz w:val="21"/>
+          <w:szCs w:val="21"/>
+          <w:rtl/>
+        </w:rPr>
+        <w:t xml:space="preserve"> و</w:t>
+      </w:r>
+      <w:r>
+        <w:rPr>
+          <w:rFonts w:ascii="Courier New" w:cs="Courier New" w:eastAsia="Courier New" w:hAnsi="Courier New"/>
+          <w:b w:val="false"/>
+          <w:bCs w:val="false"/>
+          <w:color w:val="1F2937"/>
+          <w:sz w:val="18"/>
+          <w:szCs w:val="18"/>
+          <w:shd w:fill="F1F3F5" w:color="auto" w:val="clear"/>
+          <w:rtl/>
+        </w:rPr>
+        <w:t xml:space="preserve">‎-N s|m‎</w:t>
+      </w:r>
+      <w:r>
+        <w:rPr>
+          <w:rFonts w:ascii="Arial" w:cs="Arial" w:eastAsia="Arial" w:hAnsi="Arial"/>
+          <w:b w:val="false"/>
+          <w:bCs w:val="false"/>
+          <w:sz w:val="21"/>
+          <w:szCs w:val="21"/>
+          <w:rtl/>
+        </w:rPr>
+        <w:t xml:space="preserve"> (المراجعة الذاتية E7؛ PF3 وPF7). الشهادة الموثوقة نفسها من DOC-S05 (O-08 في tools/dbgen/erd_open_items.py:55-60).</w:t>
       </w:r>
     </w:p>
     <w:p>
@@ -7170,7 +7676,7 @@
                 <w:szCs w:val="18"/>
                 <w:rtl/>
               </w:rPr>
-              <w:t xml:space="preserve">ملف على خادم القاعدة يملكه الجذر وصلاحيته 0600، يُقرأ إلى </w:t>
+              <w:t xml:space="preserve">الملف </w:t>
             </w:r>
             <w:r>
               <w:rPr>
@@ -7183,55 +7689,18 @@
                 <w:shd w:fill="F1F3F5" w:color="auto" w:val="clear"/>
                 <w:rtl/>
               </w:rPr>
-              <w:t xml:space="preserve">‎SQLCMDPASSWORD‎</w:t>
-            </w:r>
-            <w:r>
-              <w:rPr>
-                <w:rFonts w:ascii="Arial" w:cs="Arial" w:eastAsia="Arial" w:hAnsi="Arial"/>
-                <w:b w:val="false"/>
-                <w:bCs w:val="false"/>
-                <w:sz w:val="18"/>
-                <w:szCs w:val="18"/>
-                <w:rtl/>
-              </w:rPr>
-              <w:t xml:space="preserve"> لحظة النشر</w:t>
-            </w:r>
-          </w:p>
-        </w:tc>
-        <w:tc>
-          <w:tcPr>
-            <w:tcW w:type="dxa" w:w="962"/>
-            <w:tcBorders>
-              <w:top w:val="single" w:color="BFC9D6" w:sz="4"/>
-              <w:left w:val="single" w:color="BFC9D6" w:sz="4"/>
-              <w:bottom w:val="single" w:color="BFC9D6" w:sz="4"/>
-              <w:right w:val="single" w:color="BFC9D6" w:sz="4"/>
-            </w:tcBorders>
-            <w:shd w:fill="F5F8FC" w:color="auto" w:val="clear"/>
-            <w:tcMar>
-              <w:top w:type="dxa" w:w="50"/>
-              <w:left w:type="dxa" w:w="90"/>
-              <w:bottom w:type="dxa" w:w="50"/>
-              <w:right w:type="dxa" w:w="90"/>
-            </w:tcMar>
-            <w:vAlign w:val="top"/>
-          </w:tcPr>
-          <w:p>
-            <w:pPr>
-              <w:keepNext w:val="false"/>
-              <w:bidi/>
-              <w:spacing w:after="30" w:before="30" w:line="264"/>
-            </w:pPr>
-            <w:r>
-              <w:rPr>
-                <w:rFonts w:ascii="Arial" w:cs="Arial" w:eastAsia="Arial" w:hAnsi="Arial"/>
-                <w:b w:val="false"/>
-                <w:bCs w:val="false"/>
-                <w:sz w:val="18"/>
-                <w:szCs w:val="18"/>
-                <w:rtl/>
-              </w:rPr>
-              <w:t xml:space="preserve">مهندس النشر عبر </w:t>
+              <w:t xml:space="preserve">‎bankfas_migrator.secret‎</w:t>
+            </w:r>
+            <w:r>
+              <w:rPr>
+                <w:rFonts w:ascii="Arial" w:cs="Arial" w:eastAsia="Arial" w:hAnsi="Arial"/>
+                <w:b w:val="false"/>
+                <w:bCs w:val="false"/>
+                <w:sz w:val="18"/>
+                <w:szCs w:val="18"/>
+                <w:rtl/>
+              </w:rPr>
+              <w:t xml:space="preserve"> في مجلد الأسرار على خادم القاعدة (</w:t>
             </w:r>
             <w:r>
               <w:rPr>
@@ -7244,7 +7713,116 @@
                 <w:shd w:fill="F1F3F5" w:color="auto" w:val="clear"/>
                 <w:rtl/>
               </w:rPr>
-              <w:t xml:space="preserve">‎sudo‎</w:t>
+              <w:t xml:space="preserve">‎BANKFAS_SECRETS_DIR‎</w:t>
+            </w:r>
+            <w:r>
+              <w:rPr>
+                <w:rFonts w:ascii="Arial" w:cs="Arial" w:eastAsia="Arial" w:hAnsi="Arial"/>
+                <w:b w:val="false"/>
+                <w:bCs w:val="false"/>
+                <w:sz w:val="18"/>
+                <w:szCs w:val="18"/>
+                <w:rtl/>
+              </w:rPr>
+              <w:t xml:space="preserve">)، يملكه DBA الذي يشغّل السكربتات وصلاحيته 600 أو 400؛ يرفض </w:t>
+            </w:r>
+            <w:r>
+              <w:rPr>
+                <w:rFonts w:ascii="Courier New" w:cs="Courier New" w:eastAsia="Courier New" w:hAnsi="Courier New"/>
+                <w:b w:val="false"/>
+                <w:bCs w:val="false"/>
+                <w:color w:val="1F2937"/>
+                <w:sz w:val="16"/>
+                <w:szCs w:val="16"/>
+                <w:shd w:fill="F1F3F5" w:color="auto" w:val="clear"/>
+                <w:rtl/>
+              </w:rPr>
+              <w:t xml:space="preserve">‎prepare_database.sh‎</w:t>
+            </w:r>
+            <w:r>
+              <w:rPr>
+                <w:rFonts w:ascii="Arial" w:cs="Arial" w:eastAsia="Arial" w:hAnsi="Arial"/>
+                <w:b w:val="false"/>
+                <w:bCs w:val="false"/>
+                <w:sz w:val="18"/>
+                <w:szCs w:val="18"/>
+                <w:rtl/>
+              </w:rPr>
+              <w:t xml:space="preserve"> غير ذلك. يقرؤه السكربت، ويُقرأ إلى </w:t>
+            </w:r>
+            <w:r>
+              <w:rPr>
+                <w:rFonts w:ascii="Courier New" w:cs="Courier New" w:eastAsia="Courier New" w:hAnsi="Courier New"/>
+                <w:b w:val="false"/>
+                <w:bCs w:val="false"/>
+                <w:color w:val="1F2937"/>
+                <w:sz w:val="16"/>
+                <w:szCs w:val="16"/>
+                <w:shd w:fill="F1F3F5" w:color="auto" w:val="clear"/>
+                <w:rtl/>
+              </w:rPr>
+              <w:t xml:space="preserve">‎SQLCMDPASSWORD‎</w:t>
+            </w:r>
+            <w:r>
+              <w:rPr>
+                <w:rFonts w:ascii="Arial" w:cs="Arial" w:eastAsia="Arial" w:hAnsi="Arial"/>
+                <w:b w:val="false"/>
+                <w:bCs w:val="false"/>
+                <w:sz w:val="18"/>
+                <w:szCs w:val="18"/>
+                <w:rtl/>
+              </w:rPr>
+              <w:t xml:space="preserve"> لحظة </w:t>
+            </w:r>
+            <w:r>
+              <w:rPr>
+                <w:rFonts w:ascii="Courier New" w:cs="Courier New" w:eastAsia="Courier New" w:hAnsi="Courier New"/>
+                <w:b w:val="false"/>
+                <w:bCs w:val="false"/>
+                <w:color w:val="1F2937"/>
+                <w:sz w:val="16"/>
+                <w:szCs w:val="16"/>
+                <w:shd w:fill="F1F3F5" w:color="auto" w:val="clear"/>
+                <w:rtl/>
+              </w:rPr>
+              <w:t xml:space="preserve">‎deploy.sh‎</w:t>
+            </w:r>
+          </w:p>
+        </w:tc>
+        <w:tc>
+          <w:tcPr>
+            <w:tcW w:type="dxa" w:w="962"/>
+            <w:tcBorders>
+              <w:top w:val="single" w:color="BFC9D6" w:sz="4"/>
+              <w:left w:val="single" w:color="BFC9D6" w:sz="4"/>
+              <w:bottom w:val="single" w:color="BFC9D6" w:sz="4"/>
+              <w:right w:val="single" w:color="BFC9D6" w:sz="4"/>
+            </w:tcBorders>
+            <w:shd w:fill="F5F8FC" w:color="auto" w:val="clear"/>
+            <w:tcMar>
+              <w:top w:type="dxa" w:w="50"/>
+              <w:left w:type="dxa" w:w="90"/>
+              <w:bottom w:type="dxa" w:w="50"/>
+              <w:right w:type="dxa" w:w="90"/>
+            </w:tcMar>
+            <w:vAlign w:val="top"/>
+          </w:tcPr>
+          <w:p>
+            <w:pPr>
+              <w:keepNext w:val="false"/>
+              <w:bidi/>
+              <w:spacing w:after="30" w:before="30" w:line="264"/>
+            </w:pPr>
+            <w:r>
+              <w:rPr>
+                <w:rFonts w:ascii="Arial" w:cs="Arial" w:eastAsia="Arial" w:hAnsi="Arial"/>
+                <w:b w:val="false"/>
+                <w:bCs w:val="false"/>
+                <w:sz w:val="18"/>
+                <w:szCs w:val="18"/>
+                <w:rtl/>
+              </w:rPr>
+              <w:t xml:space="preserve">DBA بحسابه الشخصي</w:t>
             </w:r>
           </w:p>
         </w:tc>
@@ -7281,7 +7859,7 @@
                 <w:szCs w:val="18"/>
                 <w:rtl/>
               </w:rPr>
-              <w:t xml:space="preserve">لا تمرَّر في سطر الأوامر كما في db/deploy.sql:9، فتبقى في تاريخ الصدفة وقائمة العمليات</w:t>
+              <w:t xml:space="preserve">لا تمرَّر في سطر الأوامر أبدًا، فتبقى في تاريخ الصدفة وقائمة العمليات؛ ولم يعد في رأس db/deploy.sql مثال يدوي (E5)</w:t>
             </w:r>
           </w:p>
         </w:tc>
@@ -8657,7 +9235,31 @@
                 <w:szCs w:val="18"/>
                 <w:rtl/>
               </w:rPr>
-              <w:t xml:space="preserve">بعد كل نافذة نشر</w:t>
+              <w:t xml:space="preserve">بعد كل نافذة نشر: سر جديد في ملفه ثم </w:t>
+            </w:r>
+            <w:r>
+              <w:rPr>
+                <w:rFonts w:ascii="Courier New" w:cs="Courier New" w:eastAsia="Courier New" w:hAnsi="Courier New"/>
+                <w:b w:val="false"/>
+                <w:bCs w:val="false"/>
+                <w:color w:val="1F2937"/>
+                <w:sz w:val="16"/>
+                <w:szCs w:val="16"/>
+                <w:shd w:fill="F1F3F5" w:color="auto" w:val="clear"/>
+                <w:rtl/>
+              </w:rPr>
+              <w:t xml:space="preserve">‎prepare_database.sh prepare‎</w:t>
+            </w:r>
+            <w:r>
+              <w:rPr>
+                <w:rFonts w:ascii="Arial" w:cs="Arial" w:eastAsia="Arial" w:hAnsi="Arial"/>
+                <w:b w:val="false"/>
+                <w:bCs w:val="false"/>
+                <w:sz w:val="18"/>
+                <w:szCs w:val="18"/>
+                <w:rtl/>
+              </w:rPr>
+              <w:t xml:space="preserve"> مرة أخرى، فيأخذه الحساب ويبقى الباقي (DOC-S11 §5)</w:t>
             </w:r>
           </w:p>
         </w:tc>
@@ -9223,10 +9825,10 @@
         </w:tblBorders>
       </w:tblPr>
       <w:tblGrid>
-        <w:gridCol w:w="984"/>
-        <w:gridCol w:w="3196"/>
-        <w:gridCol w:w="2810"/>
-        <w:gridCol w:w="2874"/>
+        <w:gridCol w:w="986"/>
+        <w:gridCol w:w="3069"/>
+        <w:gridCol w:w="2872"/>
+        <w:gridCol w:w="2937"/>
       </w:tblGrid>
       <w:tr>
         <w:trPr>
@@ -9235,7 +9837,7 @@
         </w:trPr>
         <w:tc>
           <w:tcPr>
-            <w:tcW w:type="dxa" w:w="984"/>
+            <w:tcW w:type="dxa" w:w="986"/>
             <w:tcBorders>
               <w:top w:val="single" w:color="BFC9D6" w:sz="4"/>
               <w:left w:val="single" w:color="BFC9D6" w:sz="4"/>
@@ -9273,7 +9875,7 @@
         </w:tc>
         <w:tc>
           <w:tcPr>
-            <w:tcW w:type="dxa" w:w="3196"/>
+            <w:tcW w:type="dxa" w:w="3069"/>
             <w:tcBorders>
               <w:top w:val="single" w:color="BFC9D6" w:sz="4"/>
               <w:left w:val="single" w:color="BFC9D6" w:sz="4"/>
@@ -9321,7 +9923,7 @@
         </w:tc>
         <w:tc>
           <w:tcPr>
-            <w:tcW w:type="dxa" w:w="2810"/>
+            <w:tcW w:type="dxa" w:w="2872"/>
             <w:tcBorders>
               <w:top w:val="single" w:color="BFC9D6" w:sz="4"/>
               <w:left w:val="single" w:color="BFC9D6" w:sz="4"/>
@@ -9369,7 +9971,7 @@
         </w:tc>
         <w:tc>
           <w:tcPr>
-            <w:tcW w:type="dxa" w:w="2874"/>
+            <w:tcW w:type="dxa" w:w="2937"/>
             <w:tcBorders>
               <w:top w:val="single" w:color="BFC9D6" w:sz="4"/>
               <w:left w:val="single" w:color="BFC9D6" w:sz="4"/>
@@ -9422,7 +10024,7 @@
         </w:trPr>
         <w:tc>
           <w:tcPr>
-            <w:tcW w:type="dxa" w:w="984"/>
+            <w:tcW w:type="dxa" w:w="986"/>
             <w:tcBorders>
               <w:top w:val="single" w:color="BFC9D6" w:sz="4"/>
               <w:left w:val="single" w:color="BFC9D6" w:sz="4"/>
@@ -9460,7 +10062,7 @@
         </w:tc>
         <w:tc>
           <w:tcPr>
-            <w:tcW w:type="dxa" w:w="3196"/>
+            <w:tcW w:type="dxa" w:w="3069"/>
             <w:tcBorders>
               <w:top w:val="single" w:color="BFC9D6" w:sz="4"/>
               <w:left w:val="single" w:color="BFC9D6" w:sz="4"/>
@@ -9544,7 +10146,7 @@
         </w:tc>
         <w:tc>
           <w:tcPr>
-            <w:tcW w:type="dxa" w:w="2810"/>
+            <w:tcW w:type="dxa" w:w="2872"/>
             <w:tcBorders>
               <w:top w:val="single" w:color="BFC9D6" w:sz="4"/>
               <w:left w:val="single" w:color="BFC9D6" w:sz="4"/>
@@ -9604,7 +10206,7 @@
         </w:tc>
         <w:tc>
           <w:tcPr>
-            <w:tcW w:type="dxa" w:w="2874"/>
+            <w:tcW w:type="dxa" w:w="2937"/>
             <w:tcBorders>
               <w:top w:val="single" w:color="BFC9D6" w:sz="4"/>
               <w:left w:val="single" w:color="BFC9D6" w:sz="4"/>
@@ -9741,7 +10343,7 @@
         </w:trPr>
         <w:tc>
           <w:tcPr>
-            <w:tcW w:type="dxa" w:w="984"/>
+            <w:tcW w:type="dxa" w:w="986"/>
             <w:tcBorders>
               <w:top w:val="single" w:color="BFC9D6" w:sz="4"/>
               <w:left w:val="single" w:color="BFC9D6" w:sz="4"/>
@@ -9780,7 +10382,7 @@
         </w:tc>
         <w:tc>
           <w:tcPr>
-            <w:tcW w:type="dxa" w:w="3196"/>
+            <w:tcW w:type="dxa" w:w="3069"/>
             <w:tcBorders>
               <w:top w:val="single" w:color="BFC9D6" w:sz="4"/>
               <w:left w:val="single" w:color="BFC9D6" w:sz="4"/>
@@ -9865,7 +10467,7 @@
         </w:tc>
         <w:tc>
           <w:tcPr>
-            <w:tcW w:type="dxa" w:w="2810"/>
+            <w:tcW w:type="dxa" w:w="2872"/>
             <w:tcBorders>
               <w:top w:val="single" w:color="BFC9D6" w:sz="4"/>
               <w:left w:val="single" w:color="BFC9D6" w:sz="4"/>
@@ -9902,7 +10504,7 @@
         </w:tc>
         <w:tc>
           <w:tcPr>
-            <w:tcW w:type="dxa" w:w="2874"/>
+            <w:tcW w:type="dxa" w:w="2937"/>
             <w:tcBorders>
               <w:top w:val="single" w:color="BFC9D6" w:sz="4"/>
               <w:left w:val="single" w:color="BFC9D6" w:sz="4"/>
@@ -10064,7 +10666,7 @@
         </w:trPr>
         <w:tc>
           <w:tcPr>
-            <w:tcW w:type="dxa" w:w="984"/>
+            <w:tcW w:type="dxa" w:w="986"/>
             <w:tcBorders>
               <w:top w:val="single" w:color="BFC9D6" w:sz="4"/>
               <w:left w:val="single" w:color="BFC9D6" w:sz="4"/>
@@ -10102,43 +10704,67 @@
         </w:tc>
         <w:tc>
           <w:tcPr>
-            <w:tcW w:type="dxa" w:w="3196"/>
-            <w:tcBorders>
-              <w:top w:val="single" w:color="BFC9D6" w:sz="4"/>
-              <w:left w:val="single" w:color="BFC9D6" w:sz="4"/>
-              <w:bottom w:val="single" w:color="BFC9D6" w:sz="4"/>
-              <w:right w:val="single" w:color="BFC9D6" w:sz="4"/>
-            </w:tcBorders>
-            <w:tcMar>
-              <w:top w:type="dxa" w:w="50"/>
-              <w:left w:type="dxa" w:w="90"/>
-              <w:bottom w:type="dxa" w:w="50"/>
-              <w:right w:type="dxa" w:w="90"/>
-            </w:tcMar>
-            <w:vAlign w:val="top"/>
-          </w:tcPr>
-          <w:p>
-            <w:pPr>
-              <w:keepNext w:val="false"/>
-              <w:bidi/>
-              <w:spacing w:after="30" w:before="30" w:line="264"/>
-            </w:pPr>
-            <w:r>
-              <w:rPr>
-                <w:rFonts w:ascii="Arial" w:cs="Arial" w:eastAsia="Arial" w:hAnsi="Arial"/>
-                <w:b w:val="false"/>
-                <w:bCs w:val="false"/>
-                <w:sz w:val="18"/>
-                <w:szCs w:val="18"/>
-                <w:rtl/>
-              </w:rPr>
-              <w:t xml:space="preserve">قراءة كل المخططات (db/static/020_roles_and_grants.sql:41-53) دون 29 عمودًا مقيّدًا (db/generated/tsql/006_sensitive_columns.sql:7-35)</w:t>
-            </w:r>
-          </w:p>
-        </w:tc>
-        <w:tc>
-          <w:tcPr>
-            <w:tcW w:type="dxa" w:w="2810"/>
+            <w:tcW w:type="dxa" w:w="3069"/>
+            <w:tcBorders>
+              <w:top w:val="single" w:color="BFC9D6" w:sz="4"/>
+              <w:left w:val="single" w:color="BFC9D6" w:sz="4"/>
+              <w:bottom w:val="single" w:color="BFC9D6" w:sz="4"/>
+              <w:right w:val="single" w:color="BFC9D6" w:sz="4"/>
+            </w:tcBorders>
+            <w:tcMar>
+              <w:top w:type="dxa" w:w="50"/>
+              <w:left w:type="dxa" w:w="90"/>
+              <w:bottom w:type="dxa" w:w="50"/>
+              <w:right w:type="dxa" w:w="90"/>
+            </w:tcMar>
+            <w:vAlign w:val="top"/>
+          </w:tcPr>
+          <w:p>
+            <w:pPr>
+              <w:keepNext w:val="false"/>
+              <w:bidi/>
+              <w:spacing w:after="30" w:before="30" w:line="264"/>
+            </w:pPr>
+            <w:r>
+              <w:rPr>
+                <w:rFonts w:ascii="Arial" w:cs="Arial" w:eastAsia="Arial" w:hAnsi="Arial"/>
+                <w:b w:val="false"/>
+                <w:bCs w:val="false"/>
+                <w:sz w:val="18"/>
+                <w:szCs w:val="18"/>
+                <w:rtl/>
+              </w:rPr>
+              <w:t xml:space="preserve">قراءة كل المخططات (db/static/020_roles_and_grants.sql:41-53) دون 31 عمودًا مقيّدًا (db/generated/tsql/006_sensitive_columns.sql)، ودون الدوال الداخلية في rls وsec وplat وcfg و</w:t>
+            </w:r>
+            <w:r>
+              <w:rPr>
+                <w:rFonts w:ascii="Courier New" w:cs="Courier New" w:eastAsia="Courier New" w:hAnsi="Courier New"/>
+                <w:b w:val="false"/>
+                <w:bCs w:val="false"/>
+                <w:color w:val="1F2937"/>
+                <w:sz w:val="16"/>
+                <w:szCs w:val="16"/>
+                <w:shd w:fill="F1F3F5" w:color="auto" w:val="clear"/>
+                <w:rtl/>
+              </w:rPr>
+              <w:t xml:space="preserve">‎lc.BeneficiaryIbanChange‎</w:t>
+            </w:r>
+            <w:r>
+              <w:rPr>
+                <w:rFonts w:ascii="Arial" w:cs="Arial" w:eastAsia="Arial" w:hAnsi="Arial"/>
+                <w:b w:val="false"/>
+                <w:bCs w:val="false"/>
+                <w:sz w:val="18"/>
+                <w:szCs w:val="18"/>
+                <w:rtl/>
+              </w:rPr>
+              <w:t xml:space="preserve"> (db/static/090_readonly_denies.sql، المراجعة الذاتية A5، SR7)</w:t>
+            </w:r>
+          </w:p>
+        </w:tc>
+        <w:tc>
+          <w:tcPr>
+            <w:tcW w:type="dxa" w:w="2872"/>
             <w:tcBorders>
               <w:top w:val="single" w:color="BFC9D6" w:sz="4"/>
               <w:left w:val="single" w:color="BFC9D6" w:sz="4"/>
@@ -10174,7 +10800,7 @@
         </w:tc>
         <w:tc>
           <w:tcPr>
-            <w:tcW w:type="dxa" w:w="2874"/>
+            <w:tcW w:type="dxa" w:w="2937"/>
             <w:tcBorders>
               <w:top w:val="single" w:color="BFC9D6" w:sz="4"/>
               <w:left w:val="single" w:color="BFC9D6" w:sz="4"/>
@@ -10239,7 +10865,7 @@
         </w:trPr>
         <w:tc>
           <w:tcPr>
-            <w:tcW w:type="dxa" w:w="984"/>
+            <w:tcW w:type="dxa" w:w="986"/>
             <w:tcBorders>
               <w:top w:val="single" w:color="BFC9D6" w:sz="4"/>
               <w:left w:val="single" w:color="BFC9D6" w:sz="4"/>
@@ -10278,7 +10904,7 @@
         </w:tc>
         <w:tc>
           <w:tcPr>
-            <w:tcW w:type="dxa" w:w="3196"/>
+            <w:tcW w:type="dxa" w:w="3069"/>
             <w:tcBorders>
               <w:top w:val="single" w:color="BFC9D6" w:sz="4"/>
               <w:left w:val="single" w:color="BFC9D6" w:sz="4"/>
@@ -10315,7 +10941,7 @@
         </w:tc>
         <w:tc>
           <w:tcPr>
-            <w:tcW w:type="dxa" w:w="2810"/>
+            <w:tcW w:type="dxa" w:w="2872"/>
             <w:tcBorders>
               <w:top w:val="single" w:color="BFC9D6" w:sz="4"/>
               <w:left w:val="single" w:color="BFC9D6" w:sz="4"/>
@@ -10352,7 +10978,7 @@
         </w:tc>
         <w:tc>
           <w:tcPr>
-            <w:tcW w:type="dxa" w:w="2874"/>
+            <w:tcW w:type="dxa" w:w="2937"/>
             <w:tcBorders>
               <w:top w:val="single" w:color="BFC9D6" w:sz="4"/>
               <w:left w:val="single" w:color="BFC9D6" w:sz="4"/>
@@ -10442,7 +11068,7 @@
         </w:trPr>
         <w:tc>
           <w:tcPr>
-            <w:tcW w:type="dxa" w:w="984"/>
+            <w:tcW w:type="dxa" w:w="986"/>
             <w:tcBorders>
               <w:top w:val="single" w:color="BFC9D6" w:sz="4"/>
               <w:left w:val="single" w:color="BFC9D6" w:sz="4"/>
@@ -10504,7 +11130,7 @@
         </w:tc>
         <w:tc>
           <w:tcPr>
-            <w:tcW w:type="dxa" w:w="3196"/>
+            <w:tcW w:type="dxa" w:w="3069"/>
             <w:tcBorders>
               <w:top w:val="single" w:color="BFC9D6" w:sz="4"/>
               <w:left w:val="single" w:color="BFC9D6" w:sz="4"/>
@@ -10540,7 +11166,7 @@
         </w:tc>
         <w:tc>
           <w:tcPr>
-            <w:tcW w:type="dxa" w:w="2810"/>
+            <w:tcW w:type="dxa" w:w="2872"/>
             <w:tcBorders>
               <w:top w:val="single" w:color="BFC9D6" w:sz="4"/>
               <w:left w:val="single" w:color="BFC9D6" w:sz="4"/>
@@ -10576,7 +11202,7 @@
         </w:tc>
         <w:tc>
           <w:tcPr>
-            <w:tcW w:type="dxa" w:w="2874"/>
+            <w:tcW w:type="dxa" w:w="2937"/>
             <w:tcBorders>
               <w:top w:val="single" w:color="BFC9D6" w:sz="4"/>
               <w:left w:val="single" w:color="BFC9D6" w:sz="4"/>
@@ -10665,7 +11291,7 @@
         </w:trPr>
         <w:tc>
           <w:tcPr>
-            <w:tcW w:type="dxa" w:w="984"/>
+            <w:tcW w:type="dxa" w:w="986"/>
             <w:tcBorders>
               <w:top w:val="single" w:color="BFC9D6" w:sz="4"/>
               <w:left w:val="single" w:color="BFC9D6" w:sz="4"/>
@@ -10728,7 +11354,7 @@
         </w:tc>
         <w:tc>
           <w:tcPr>
-            <w:tcW w:type="dxa" w:w="3196"/>
+            <w:tcW w:type="dxa" w:w="3069"/>
             <w:tcBorders>
               <w:top w:val="single" w:color="BFC9D6" w:sz="4"/>
               <w:left w:val="single" w:color="BFC9D6" w:sz="4"/>
@@ -10774,7 +11400,7 @@
         </w:tc>
         <w:tc>
           <w:tcPr>
-            <w:tcW w:type="dxa" w:w="2810"/>
+            <w:tcW w:type="dxa" w:w="2872"/>
             <w:tcBorders>
               <w:top w:val="single" w:color="BFC9D6" w:sz="4"/>
               <w:left w:val="single" w:color="BFC9D6" w:sz="4"/>
@@ -10811,7 +11437,7 @@
         </w:tc>
         <w:tc>
           <w:tcPr>
-            <w:tcW w:type="dxa" w:w="2874"/>
+            <w:tcW w:type="dxa" w:w="2937"/>
             <w:tcBorders>
               <w:top w:val="single" w:color="BFC9D6" w:sz="4"/>
               <w:left w:val="single" w:color="BFC9D6" w:sz="4"/>
@@ -18444,14 +19070,47 @@
       </w:pPr>
       <w:r>
         <w:rPr>
-          <w:rFonts w:ascii="Arial" w:cs="Arial" w:eastAsia="Arial" w:hAnsi="Arial"/>
-          <w:b w:val="false"/>
-          <w:bCs w:val="false"/>
+          <w:rFonts w:ascii="Segoe UI Emoji" w:cs="Segoe UI Emoji" w:eastAsia="Segoe UI Emoji" w:hAnsi="Segoe UI Emoji"/>
           <w:sz w:val="21"/>
           <w:szCs w:val="21"/>
           <w:rtl/>
         </w:rPr>
-        <w:t xml:space="preserve">db/deploy.sql:9 يمرر كلمة المرور في سطر الأوامر في مثاله، وهذا يخالف القاعدة في §5.</w:t>
+        <w:t xml:space="preserve">✅</w:t>
+      </w:r>
+      <w:r>
+        <w:rPr>
+          <w:rFonts w:ascii="Arial" w:cs="Arial" w:eastAsia="Arial" w:hAnsi="Arial"/>
+          <w:b w:val="false"/>
+          <w:bCs w:val="false"/>
+          <w:sz w:val="21"/>
+          <w:szCs w:val="21"/>
+          <w:rtl/>
+        </w:rPr>
+        <w:t xml:space="preserve"> صُحّح: كان db/deploy.sql:9 يمرر كلمة المرور في سطر الأوامر في مثاله. لم يعد فيه مثال يدوي: deploy.sql لا يعمل إلا عبر tools/deploy/deploy.sh بعد فحص ما قبل النشر في الجلسة نفسها (50146، المراجعة الذاتية E5)، وكلمة المرور من </w:t>
+      </w:r>
+      <w:r>
+        <w:rPr>
+          <w:rFonts w:ascii="Courier New" w:cs="Courier New" w:eastAsia="Courier New" w:hAnsi="Courier New"/>
+          <w:b w:val="false"/>
+          <w:bCs w:val="false"/>
+          <w:color w:val="1F2937"/>
+          <w:sz w:val="18"/>
+          <w:szCs w:val="18"/>
+          <w:shd w:fill="F1F3F5" w:color="auto" w:val="clear"/>
+          <w:rtl/>
+        </w:rPr>
+        <w:t xml:space="preserve">‎SQLCMDPASSWORD‎</w:t>
+      </w:r>
+      <w:r>
+        <w:rPr>
+          <w:rFonts w:ascii="Arial" w:cs="Arial" w:eastAsia="Arial" w:hAnsi="Arial"/>
+          <w:b w:val="false"/>
+          <w:bCs w:val="false"/>
+          <w:sz w:val="21"/>
+          <w:szCs w:val="21"/>
+          <w:rtl/>
+        </w:rPr>
+        <w:t xml:space="preserve">.</w:t>
       </w:r>
     </w:p>
     <w:p>
